--- a/Informe/INFORME (1).docx
+++ b/Informe/INFORME (1).docx
@@ -1,126 +1,197 @@
 
 <file path=word/document.xml><?xml version="1.0" encoding="utf-8"?>
-<w:document xmlns:wpc="http://schemas.microsoft.com/office/word/2010/wordprocessingCanvas" xmlns:cx="http://schemas.microsoft.com/office/drawing/2014/chartex" xmlns:cx1="http://schemas.microsoft.com/office/drawing/2015/9/8/chartex" xmlns:cx2="http://schemas.microsoft.com/office/drawing/2015/10/21/chartex" xmlns:cx3="http://schemas.microsoft.com/office/drawing/2016/5/9/chartex" xmlns:cx4="http://schemas.microsoft.com/office/drawing/2016/5/10/chartex" xmlns:cx5="http://schemas.microsoft.com/office/drawing/2016/5/11/chartex" xmlns:cx6="http://schemas.microsoft.com/office/drawing/2016/5/12/chartex" xmlns:cx7="http://schemas.microsoft.com/office/drawing/2016/5/13/chartex" xmlns:cx8="http://schemas.microsoft.com/office/drawing/2016/5/14/chartex" xmlns:mc="http://schemas.openxmlformats.org/markup-compatibility/2006" xmlns:aink="http://schemas.microsoft.com/office/drawing/2016/ink" xmlns:am3d="http://schemas.microsoft.com/office/drawing/2017/model3d" xmlns:o="urn:schemas-microsoft-com:office:office" xmlns:oel="http://schemas.microsoft.com/office/2019/extlst" xmlns:r="http://schemas.openxmlformats.org/officeDocument/2006/relationships" xmlns:m="http://schemas.openxmlformats.org/officeDocument/2006/math" xmlns:v="urn:schemas-microsoft-com:vml" xmlns:wp14="http://schemas.microsoft.com/office/word/2010/wordprocessingDrawing" xmlns:wp="http://schemas.openxmlformats.org/drawingml/2006/wordprocessingDrawing" xmlns:w10="urn:schemas-microsoft-com:office:word" xmlns:w="http://schemas.openxmlformats.org/wordprocessingml/2006/main" xmlns:w14="http://schemas.microsoft.com/office/word/2010/wordml" xmlns:w15="http://schemas.microsoft.com/office/word/2012/wordml" xmlns:w16cex="http://schemas.microsoft.com/office/word/2018/wordml/cex" xmlns:w16cid="http://schemas.microsoft.com/office/word/2016/wordml/cid" xmlns:w16="http://schemas.microsoft.com/office/word/2018/wordml" xmlns:w16du="http://schemas.microsoft.com/office/word/2023/wordml/word16du" xmlns:w16sdtdh="http://schemas.microsoft.com/office/word/2020/wordml/sdtdatahash" xmlns:w16sdtfl="http://schemas.microsoft.com/office/word/2024/wordml/sdtformatlock" xmlns:w16se="http://schemas.microsoft.com/office/word/2015/wordml/symex" xmlns:wpg="http://schemas.microsoft.com/office/word/2010/wordprocessingGroup" xmlns:wpi="http://schemas.microsoft.com/office/word/2010/wordprocessingInk" xmlns:wne="http://schemas.microsoft.com/office/word/2006/wordml" xmlns:wps="http://schemas.microsoft.com/office/word/2010/wordprocessingShape" mc:Ignorable="w14 w15 w16se w16cid w16 w16cex w16sdtdh w16sdtfl w16du wp14">
+<w:document xmlns:wpc="http://schemas.microsoft.com/office/word/2010/wordprocessingCanvas" xmlns:cx="http://schemas.microsoft.com/office/drawing/2014/chartex" xmlns:cx1="http://schemas.microsoft.com/office/drawing/2015/9/8/chartex" xmlns:cx2="http://schemas.microsoft.com/office/drawing/2015/10/21/chartex" xmlns:cx3="http://schemas.microsoft.com/office/drawing/2016/5/9/chartex" xmlns:cx4="http://schemas.microsoft.com/office/drawing/2016/5/10/chartex" xmlns:cx5="http://schemas.microsoft.com/office/drawing/2016/5/11/chartex" xmlns:cx6="http://schemas.microsoft.com/office/drawing/2016/5/12/chartex" xmlns:cx7="http://schemas.microsoft.com/office/drawing/2016/5/13/chartex" xmlns:cx8="http://schemas.microsoft.com/office/drawing/2016/5/14/chartex" xmlns:mc="http://schemas.openxmlformats.org/markup-compatibility/2006" xmlns:aink="http://schemas.microsoft.com/office/drawing/2016/ink" xmlns:am3d="http://schemas.microsoft.com/office/drawing/2017/model3d" xmlns:o="urn:schemas-microsoft-com:office:office" xmlns:r="http://schemas.openxmlformats.org/officeDocument/2006/relationships" xmlns:m="http://schemas.openxmlformats.org/officeDocument/2006/math" xmlns:v="urn:schemas-microsoft-com:vml" xmlns:wp14="http://schemas.microsoft.com/office/word/2010/wordprocessingDrawing" xmlns:wp="http://schemas.openxmlformats.org/drawingml/2006/wordprocessingDrawing" xmlns:w10="urn:schemas-microsoft-com:office:word" xmlns:w="http://schemas.openxmlformats.org/wordprocessingml/2006/main" xmlns:w14="http://schemas.microsoft.com/office/word/2010/wordml" xmlns:w15="http://schemas.microsoft.com/office/word/2012/wordml" xmlns:w16cex="http://schemas.microsoft.com/office/word/2018/wordml/cex" xmlns:w16cid="http://schemas.microsoft.com/office/word/2016/wordml/cid" xmlns:w16="http://schemas.microsoft.com/office/word/2018/wordml" xmlns:w16sdtdh="http://schemas.microsoft.com/office/word/2020/wordml/sdtdatahash" xmlns:w16se="http://schemas.microsoft.com/office/word/2015/wordml/symex" xmlns:wpg="http://schemas.microsoft.com/office/word/2010/wordprocessingGroup" xmlns:wpi="http://schemas.microsoft.com/office/word/2010/wordprocessingInk" xmlns:wne="http://schemas.microsoft.com/office/word/2006/wordml" xmlns:wps="http://schemas.microsoft.com/office/word/2010/wordprocessingShape" mc:Ignorable="w14 w15 w16se w16cid w16 w16cex w16sdtdh wp14">
   <w:body>
     <w:p>
-      <w:r>
+      <w:pPr>
+        <w:rPr>
+          <w:rFonts w:ascii="Arial" w:hAnsi="Arial" w:cs="Arial"/>
+        </w:rPr>
+      </w:pPr>
+      <w:r>
+        <w:rPr>
+          <w:rFonts w:ascii="Arial" w:hAnsi="Arial" w:cs="Arial"/>
+        </w:rPr>
         <w:t>Persona A= Daniel Mosquera.</w:t>
       </w:r>
     </w:p>
     <w:p>
-      <w:r>
+      <w:pPr>
+        <w:rPr>
+          <w:rFonts w:ascii="Arial" w:hAnsi="Arial" w:cs="Arial"/>
+        </w:rPr>
+      </w:pPr>
+      <w:r>
+        <w:rPr>
+          <w:rFonts w:ascii="Arial" w:hAnsi="Arial" w:cs="Arial"/>
+        </w:rPr>
         <w:t>Persona B= Juan Solarte.</w:t>
       </w:r>
     </w:p>
-    <w:p/>
+    <w:p>
+      <w:pPr>
+        <w:rPr>
+          <w:rFonts w:ascii="Arial" w:hAnsi="Arial" w:cs="Arial"/>
+        </w:rPr>
+      </w:pPr>
+    </w:p>
     <w:p>
       <w:pPr>
         <w:jc w:val="center"/>
-      </w:pPr>
-      <w:r>
-        <w:t>Inicio de informe fases.</w:t>
-      </w:r>
-    </w:p>
-    <w:p>
-      <w:r>
-        <w:t>La idea es</w:t>
-      </w:r>
-      <w:r>
-        <w:t xml:space="preserve"> construir los cimientos de</w:t>
-      </w:r>
-      <w:r>
-        <w:t xml:space="preserve">l </w:t>
-      </w:r>
-      <w:r>
-        <w:t xml:space="preserve">edificio: una API interna para </w:t>
-      </w:r>
-      <w:r>
-        <w:t>el</w:t>
-      </w:r>
-      <w:r>
-        <w:t xml:space="preserve"> juego. Vamos a crear dos funciones maestras (un Lector y un Escritor) que se encargarán de lidiar con </w:t>
-      </w:r>
-      <w:r>
-        <w:t xml:space="preserve">lo maluco </w:t>
-      </w:r>
-      <w:r>
-        <w:t>de empaquetar los bits.</w:t>
-      </w:r>
-    </w:p>
-    <w:p>
-      <w:r>
-        <w:t xml:space="preserve">Cuando </w:t>
-      </w:r>
-      <w:r>
-        <w:t>queramos</w:t>
-      </w:r>
-      <w:r>
-        <w:t xml:space="preserve"> estallar una ficha o hacerla caer, </w:t>
-      </w:r>
-      <w:r>
-        <w:t>solo es</w:t>
-      </w:r>
-      <w:r>
-        <w:t xml:space="preserve"> llamar</w:t>
-      </w:r>
-      <w:r>
-        <w:t>las</w:t>
-      </w:r>
-      <w:r>
-        <w:t xml:space="preserve"> a </w:t>
-      </w:r>
-      <w:r>
-        <w:t xml:space="preserve">las </w:t>
-      </w:r>
-      <w:r>
-        <w:t>funciones enviando coordenadas</w:t>
-      </w:r>
-      <w:r>
-        <w:t>.</w:t>
-      </w:r>
-    </w:p>
-    <w:p>
-      <w:pPr>
-        <w:ind w:firstLine="708"/>
-      </w:pPr>
-    </w:p>
-    <w:p/>
-    <w:p/>
-    <w:p>
-      <w:r>
-        <w:t xml:space="preserve">Fase 1: </w:t>
-      </w:r>
-    </w:p>
-    <w:p>
-      <w:r>
-        <w:t>Crear modulo.</w:t>
-      </w:r>
-    </w:p>
-    <w:p>
-      <w:pPr>
-        <w:rPr>
-          <w:u w:val="single"/>
-        </w:rPr>
-      </w:pPr>
-    </w:p>
-    <w:p>
-      <w:pPr>
-        <w:rPr>
+        <w:rPr>
+          <w:rFonts w:ascii="Arial" w:hAnsi="Arial" w:cs="Arial"/>
           <w:b/>
           <w:bCs/>
         </w:rPr>
       </w:pPr>
       <w:r>
         <w:rPr>
+          <w:rFonts w:ascii="Arial" w:hAnsi="Arial" w:cs="Arial"/>
           <w:b/>
           <w:bCs/>
         </w:rPr>
+        <w:t>Inicio de informe fases.</w:t>
+      </w:r>
+    </w:p>
+    <w:p>
+      <w:pPr>
+        <w:rPr>
+          <w:rFonts w:ascii="Arial" w:hAnsi="Arial" w:cs="Arial"/>
+        </w:rPr>
+      </w:pPr>
+      <w:r>
+        <w:rPr>
+          <w:rFonts w:ascii="Arial" w:hAnsi="Arial" w:cs="Arial"/>
+        </w:rPr>
+        <w:t>La idea es construir los cimientos de</w:t>
+      </w:r>
+      <w:r>
+        <w:rPr>
+          <w:rFonts w:ascii="Arial" w:hAnsi="Arial" w:cs="Arial"/>
+        </w:rPr>
+        <w:t xml:space="preserve">l </w:t>
+      </w:r>
+      <w:r>
+        <w:rPr>
+          <w:rFonts w:ascii="Arial" w:hAnsi="Arial" w:cs="Arial"/>
+        </w:rPr>
+        <w:t xml:space="preserve">edificio: una API interna para </w:t>
+      </w:r>
+      <w:r>
+        <w:rPr>
+          <w:rFonts w:ascii="Arial" w:hAnsi="Arial" w:cs="Arial"/>
+        </w:rPr>
+        <w:t>el</w:t>
+      </w:r>
+      <w:r>
+        <w:rPr>
+          <w:rFonts w:ascii="Arial" w:hAnsi="Arial" w:cs="Arial"/>
+        </w:rPr>
+        <w:t xml:space="preserve"> juego. Vamos a crear dos funciones maestras (un Lector y un Escritor) que se encargarán de lidiar con </w:t>
+      </w:r>
+      <w:r>
+        <w:rPr>
+          <w:rFonts w:ascii="Arial" w:hAnsi="Arial" w:cs="Arial"/>
+        </w:rPr>
+        <w:t xml:space="preserve">lo maluco </w:t>
+      </w:r>
+      <w:r>
+        <w:rPr>
+          <w:rFonts w:ascii="Arial" w:hAnsi="Arial" w:cs="Arial"/>
+        </w:rPr>
+        <w:t>de empaquetar los bits.</w:t>
+      </w:r>
+    </w:p>
+    <w:p>
+      <w:pPr>
+        <w:rPr>
+          <w:rFonts w:ascii="Arial" w:hAnsi="Arial" w:cs="Arial"/>
+        </w:rPr>
+      </w:pPr>
+      <w:r>
+        <w:rPr>
+          <w:rFonts w:ascii="Arial" w:hAnsi="Arial" w:cs="Arial"/>
+        </w:rPr>
+        <w:t>Cuando queramos estallar una ficha o hacerla caer, solo es llamarlas a las funciones enviando coordenadas.</w:t>
+      </w:r>
+    </w:p>
+    <w:p>
+      <w:pPr>
+        <w:ind w:firstLine="708"/>
+        <w:rPr>
+          <w:rFonts w:ascii="Arial" w:hAnsi="Arial" w:cs="Arial"/>
+        </w:rPr>
+      </w:pPr>
+    </w:p>
+    <w:p>
+      <w:pPr>
+        <w:rPr>
+          <w:rFonts w:ascii="Arial" w:hAnsi="Arial" w:cs="Arial"/>
+        </w:rPr>
+      </w:pPr>
+    </w:p>
+    <w:p>
+      <w:pPr>
+        <w:rPr>
+          <w:rFonts w:ascii="Arial" w:hAnsi="Arial" w:cs="Arial"/>
+        </w:rPr>
+      </w:pPr>
+    </w:p>
+    <w:p>
+      <w:pPr>
+        <w:rPr>
+          <w:rFonts w:ascii="Arial" w:hAnsi="Arial" w:cs="Arial"/>
+        </w:rPr>
+      </w:pPr>
+      <w:r>
+        <w:rPr>
+          <w:rFonts w:ascii="Arial" w:hAnsi="Arial" w:cs="Arial"/>
+        </w:rPr>
+        <w:t xml:space="preserve">Fase 1: </w:t>
+      </w:r>
+    </w:p>
+    <w:p>
+      <w:pPr>
+        <w:rPr>
+          <w:rFonts w:ascii="Arial" w:hAnsi="Arial" w:cs="Arial"/>
+        </w:rPr>
+      </w:pPr>
+      <w:r>
+        <w:rPr>
+          <w:rFonts w:ascii="Arial" w:hAnsi="Arial" w:cs="Arial"/>
+        </w:rPr>
+        <w:t>Crear modulo.</w:t>
+      </w:r>
+    </w:p>
+    <w:p>
+      <w:pPr>
+        <w:rPr>
+          <w:rFonts w:ascii="Arial" w:hAnsi="Arial" w:cs="Arial"/>
+          <w:u w:val="single"/>
+        </w:rPr>
+      </w:pPr>
+    </w:p>
+    <w:p>
+      <w:pPr>
+        <w:rPr>
+          <w:rFonts w:ascii="Arial" w:hAnsi="Arial" w:cs="Arial"/>
+          <w:b/>
+          <w:bCs/>
+        </w:rPr>
+      </w:pPr>
+      <w:r>
+        <w:rPr>
+          <w:rFonts w:ascii="Arial" w:hAnsi="Arial" w:cs="Arial"/>
+          <w:b/>
+          <w:bCs/>
+        </w:rPr>
         <w:t xml:space="preserve">1. La Función Lector = </w:t>
       </w:r>
       <w:proofErr w:type="spellStart"/>
       <w:proofErr w:type="gramStart"/>
       <w:r>
         <w:rPr>
+          <w:rFonts w:ascii="Arial" w:hAnsi="Arial" w:cs="Arial"/>
           <w:b/>
           <w:bCs/>
         </w:rPr>
@@ -129,6 +200,7 @@
       <w:proofErr w:type="spellEnd"/>
       <w:r>
         <w:rPr>
+          <w:rFonts w:ascii="Arial" w:hAnsi="Arial" w:cs="Arial"/>
           <w:b/>
           <w:bCs/>
         </w:rPr>
@@ -137,6 +209,7 @@
       <w:proofErr w:type="gramEnd"/>
       <w:r>
         <w:rPr>
+          <w:rFonts w:ascii="Arial" w:hAnsi="Arial" w:cs="Arial"/>
           <w:b/>
           <w:bCs/>
         </w:rPr>
@@ -144,143 +217,210 @@
       </w:r>
     </w:p>
     <w:p>
-      <w:r>
+      <w:pPr>
+        <w:rPr>
+          <w:rFonts w:ascii="Arial" w:hAnsi="Arial" w:cs="Arial"/>
+        </w:rPr>
+      </w:pPr>
+      <w:r>
+        <w:rPr>
+          <w:rFonts w:ascii="Arial" w:hAnsi="Arial" w:cs="Arial"/>
+        </w:rPr>
         <w:t>Esta es tu sonda de exploración. Su único trabajo es ir a la tira de memoria, sacar los 3 bits correctos sin despertar a los vecinos, y decirte qué ficha hay ahí.</w:t>
       </w:r>
     </w:p>
-    <w:p/>
-    <w:p>
-      <w:pPr>
-        <w:ind w:firstLine="708"/>
-      </w:pPr>
-      <w:r>
-        <w:t>-</w:t>
-      </w:r>
-      <w:r>
-        <w:t>Qué</w:t>
-      </w:r>
-      <w:r>
-        <w:rPr>
+    <w:p>
+      <w:pPr>
+        <w:rPr>
+          <w:rFonts w:ascii="Arial" w:hAnsi="Arial" w:cs="Arial"/>
+        </w:rPr>
+      </w:pPr>
+    </w:p>
+    <w:p>
+      <w:pPr>
+        <w:rPr>
+          <w:rFonts w:ascii="Arial" w:hAnsi="Arial" w:cs="Arial"/>
+        </w:rPr>
+      </w:pPr>
+      <w:r>
+        <w:rPr>
+          <w:rFonts w:ascii="Arial" w:hAnsi="Arial" w:cs="Arial"/>
+        </w:rPr>
+        <w:t>-Qué</w:t>
+      </w:r>
+      <w:r>
+        <w:rPr>
+          <w:rFonts w:ascii="Arial" w:hAnsi="Arial" w:cs="Arial"/>
           <w:b/>
           <w:bCs/>
         </w:rPr>
         <w:t xml:space="preserve"> </w:t>
       </w:r>
       <w:r>
+        <w:rPr>
+          <w:rFonts w:ascii="Arial" w:hAnsi="Arial" w:cs="Arial"/>
+        </w:rPr>
         <w:t>recibe</w:t>
       </w:r>
       <w:r>
         <w:rPr>
+          <w:rFonts w:ascii="Arial" w:hAnsi="Arial" w:cs="Arial"/>
           <w:b/>
           <w:bCs/>
         </w:rPr>
         <w:t>:</w:t>
       </w:r>
       <w:r>
+        <w:rPr>
+          <w:rFonts w:ascii="Arial" w:hAnsi="Arial" w:cs="Arial"/>
+        </w:rPr>
         <w:t xml:space="preserve"> Dos números enteros (Fila y Columna).</w:t>
       </w:r>
     </w:p>
     <w:p>
       <w:pPr>
-        <w:ind w:firstLine="708"/>
-      </w:pPr>
-      <w:r>
-        <w:t>-</w:t>
-      </w:r>
-      <w:r>
-        <w:t>Qué</w:t>
-      </w:r>
-      <w:r>
-        <w:rPr>
+        <w:rPr>
+          <w:rFonts w:ascii="Arial" w:hAnsi="Arial" w:cs="Arial"/>
+        </w:rPr>
+      </w:pPr>
+      <w:r>
+        <w:rPr>
+          <w:rFonts w:ascii="Arial" w:hAnsi="Arial" w:cs="Arial"/>
+        </w:rPr>
+        <w:t>-Qué</w:t>
+      </w:r>
+      <w:r>
+        <w:rPr>
+          <w:rFonts w:ascii="Arial" w:hAnsi="Arial" w:cs="Arial"/>
           <w:b/>
           <w:bCs/>
         </w:rPr>
         <w:t xml:space="preserve"> </w:t>
       </w:r>
       <w:r>
+        <w:rPr>
+          <w:rFonts w:ascii="Arial" w:hAnsi="Arial" w:cs="Arial"/>
+        </w:rPr>
         <w:t>retorna</w:t>
       </w:r>
       <w:r>
         <w:rPr>
+          <w:rFonts w:ascii="Arial" w:hAnsi="Arial" w:cs="Arial"/>
           <w:b/>
           <w:bCs/>
         </w:rPr>
         <w:t>:</w:t>
       </w:r>
       <w:r>
-        <w:t xml:space="preserve"> Un número del 0 al 7 (que representa el valor de 3 bits de la ficha que encontró)</w:t>
-      </w:r>
-      <w:r>
-        <w:t>.</w:t>
-      </w:r>
-    </w:p>
-    <w:p/>
-    <w:p>
-      <w:r>
+        <w:rPr>
+          <w:rFonts w:ascii="Arial" w:hAnsi="Arial" w:cs="Arial"/>
+        </w:rPr>
+        <w:t xml:space="preserve"> Un número del 0 al 7 (que representa el valor de 3 bits de la ficha que encontró).</w:t>
+      </w:r>
+    </w:p>
+    <w:p>
+      <w:pPr>
+        <w:rPr>
+          <w:rFonts w:ascii="Arial" w:hAnsi="Arial" w:cs="Arial"/>
+        </w:rPr>
+      </w:pPr>
+    </w:p>
+    <w:p>
+      <w:pPr>
+        <w:rPr>
+          <w:rFonts w:ascii="Arial" w:hAnsi="Arial" w:cs="Arial"/>
+        </w:rPr>
+      </w:pPr>
+      <w:r>
+        <w:rPr>
+          <w:rFonts w:ascii="Arial" w:hAnsi="Arial" w:cs="Arial"/>
+        </w:rPr>
         <w:t xml:space="preserve">Lógica: </w:t>
       </w:r>
     </w:p>
     <w:p>
-      <w:r>
-        <w:tab/>
-      </w:r>
-      <w:r>
+      <w:pPr>
+        <w:rPr>
+          <w:rFonts w:ascii="Arial" w:hAnsi="Arial" w:cs="Arial"/>
+        </w:rPr>
+      </w:pPr>
+      <w:r>
+        <w:rPr>
+          <w:rFonts w:ascii="Arial" w:hAnsi="Arial" w:cs="Arial"/>
+        </w:rPr>
         <w:t>Matemática de Ubicación</w:t>
       </w:r>
       <w:r>
         <w:rPr>
+          <w:rFonts w:ascii="Arial" w:hAnsi="Arial" w:cs="Arial"/>
           <w:b/>
           <w:bCs/>
         </w:rPr>
         <w:t>:</w:t>
       </w:r>
       <w:r>
+        <w:rPr>
+          <w:rFonts w:ascii="Arial" w:hAnsi="Arial" w:cs="Arial"/>
+        </w:rPr>
         <w:t xml:space="preserve"> Convierte la Fila y Columna en un índice lineal, y luego multiplica por 3 para encontrar el </w:t>
       </w:r>
       <w:r>
         <w:rPr>
+          <w:rFonts w:ascii="Arial" w:hAnsi="Arial" w:cs="Arial"/>
           <w:i/>
           <w:iCs/>
         </w:rPr>
         <w:t>bit inicial</w:t>
       </w:r>
       <w:r>
-        <w:t xml:space="preserve"> exacto en toda la tira de memoria</w:t>
-      </w:r>
-      <w:r>
-        <w:t xml:space="preserve"> </w:t>
-      </w:r>
-    </w:p>
-    <w:p>
-      <w:r>
-        <w:tab/>
-      </w:r>
-      <w:r>
+        <w:rPr>
+          <w:rFonts w:ascii="Arial" w:hAnsi="Arial" w:cs="Arial"/>
+        </w:rPr>
+        <w:t xml:space="preserve"> exacto en toda la tira de memoria </w:t>
+      </w:r>
+    </w:p>
+    <w:p>
+      <w:pPr>
+        <w:rPr>
+          <w:rFonts w:ascii="Arial" w:hAnsi="Arial" w:cs="Arial"/>
+        </w:rPr>
+      </w:pPr>
+      <w:r>
+        <w:rPr>
+          <w:rFonts w:ascii="Arial" w:hAnsi="Arial" w:cs="Arial"/>
+        </w:rPr>
         <w:t>Localización del Byte: Sabiendo el bit inicial, la función averigua en qué Byte (casillero de 8 bits) arranca la ficha y en qué posición interna de ese byte.</w:t>
       </w:r>
     </w:p>
     <w:p>
-      <w:r>
+      <w:pPr>
+        <w:rPr>
+          <w:rFonts w:ascii="Arial" w:hAnsi="Arial" w:cs="Arial"/>
+        </w:rPr>
+      </w:pPr>
+      <w:r>
+        <w:rPr>
+          <w:rFonts w:ascii="Arial" w:hAnsi="Arial" w:cs="Arial"/>
+        </w:rPr>
+        <w:t>Lo que toca tener cuidado (Escáner): Aquí el flujo toma una decisión basada en los tres casos que nos dio el profesor:</w:t>
+      </w:r>
+    </w:p>
+    <w:p>
+      <w:pPr>
+        <w:rPr>
+          <w:rFonts w:ascii="Arial" w:hAnsi="Arial" w:cs="Arial"/>
+        </w:rPr>
+      </w:pPr>
+      <w:r>
+        <w:rPr>
+          <w:rFonts w:ascii="Arial" w:hAnsi="Arial" w:cs="Arial"/>
+        </w:rPr>
         <w:lastRenderedPageBreak/>
-        <w:tab/>
-        <w:t xml:space="preserve">Lo que toca tener cuidado </w:t>
-      </w:r>
-      <w:r>
-        <w:t xml:space="preserve">(Escáner): Aquí el flujo toma una decisión basada en los tres casos que </w:t>
-      </w:r>
-      <w:r>
-        <w:t>nos</w:t>
-      </w:r>
-      <w:r>
-        <w:t xml:space="preserve"> dio el profesor:</w:t>
-      </w:r>
-    </w:p>
-    <w:p>
-      <w:r>
         <w:t>Camino</w:t>
       </w:r>
       <w:r>
         <w:rPr>
+          <w:rFonts w:ascii="Arial" w:hAnsi="Arial" w:cs="Arial"/>
           <w:i/>
           <w:iCs/>
         </w:rPr>
@@ -288,178 +428,250 @@
       </w:r>
       <w:proofErr w:type="gramStart"/>
       <w:r>
+        <w:rPr>
+          <w:rFonts w:ascii="Arial" w:hAnsi="Arial" w:cs="Arial"/>
+        </w:rPr>
         <w:t>A</w:t>
       </w:r>
       <w:r>
         <w:rPr>
+          <w:rFonts w:ascii="Arial" w:hAnsi="Arial" w:cs="Arial"/>
           <w:i/>
           <w:iCs/>
         </w:rPr>
         <w:t xml:space="preserve"> </w:t>
       </w:r>
       <w:r>
+        <w:rPr>
+          <w:rFonts w:ascii="Arial" w:hAnsi="Arial" w:cs="Arial"/>
+        </w:rPr>
         <w:t>:</w:t>
       </w:r>
       <w:proofErr w:type="gramEnd"/>
       <w:r>
-        <w:t xml:space="preserve"> </w:t>
-      </w:r>
-      <w:r>
-        <w:t>s</w:t>
-      </w:r>
-      <w:r>
-        <w:t>i la posición interna dice que hay espacio suficiente, crea una máscara, recorta esos 3 bits, los empuja hacia la orilla derecha (&gt;&gt;) para que queden como un número normal, y lo retorna.</w:t>
-      </w:r>
-    </w:p>
-    <w:p>
-      <w:r>
+        <w:rPr>
+          <w:rFonts w:ascii="Arial" w:hAnsi="Arial" w:cs="Arial"/>
+        </w:rPr>
+        <w:t xml:space="preserve"> si la posición interna dice que hay espacio suficiente, crea una máscara, recorta esos 3 bits, los empuja hacia la orilla derecha (&gt;&gt;) para que queden como un número normal, y lo retorna.</w:t>
+      </w:r>
+    </w:p>
+    <w:p>
+      <w:pPr>
+        <w:rPr>
+          <w:rFonts w:ascii="Arial" w:hAnsi="Arial" w:cs="Arial"/>
+        </w:rPr>
+      </w:pPr>
+      <w:r>
+        <w:rPr>
+          <w:rFonts w:ascii="Arial" w:hAnsi="Arial" w:cs="Arial"/>
+        </w:rPr>
         <w:t>Camino B (Ficha partida entre dos bytes): Si la ficha arranca muy al borde del byte, saca los bits que alcancen del primer byte. Luego, salta al siguiente byte, saca los bits restantes de la orilla izquierda, y "pega" ambas piezas usando la compuerta OR (|) para armar el número completo de 3 bits. Luego, lo retorna.</w:t>
       </w:r>
     </w:p>
-    <w:p/>
-    <w:p>
-      <w:r>
-        <w:t xml:space="preserve">2. </w:t>
-      </w:r>
-      <w:r>
-        <w:t>l</w:t>
-      </w:r>
-      <w:r>
-        <w:t xml:space="preserve">a </w:t>
-      </w:r>
-      <w:r>
-        <w:t>f</w:t>
-      </w:r>
-      <w:r>
-        <w:t xml:space="preserve">unción </w:t>
-      </w:r>
-      <w:r>
-        <w:t>e</w:t>
-      </w:r>
-      <w:r>
-        <w:t>scritor</w:t>
-      </w:r>
-      <w:r>
-        <w:t xml:space="preserve"> =</w:t>
-      </w:r>
-      <w:r>
-        <w:t xml:space="preserve"> </w:t>
+    <w:p>
+      <w:pPr>
+        <w:rPr>
+          <w:rFonts w:ascii="Arial" w:hAnsi="Arial" w:cs="Arial"/>
+        </w:rPr>
+      </w:pPr>
+    </w:p>
+    <w:p>
+      <w:pPr>
+        <w:rPr>
+          <w:rFonts w:ascii="Arial" w:hAnsi="Arial" w:cs="Arial"/>
+        </w:rPr>
+      </w:pPr>
+      <w:r>
+        <w:rPr>
+          <w:rFonts w:ascii="Arial" w:hAnsi="Arial" w:cs="Arial"/>
+        </w:rPr>
+        <w:t xml:space="preserve">2. la función escritor = </w:t>
       </w:r>
       <w:proofErr w:type="spellStart"/>
       <w:proofErr w:type="gramStart"/>
       <w:r>
+        <w:rPr>
+          <w:rFonts w:ascii="Arial" w:hAnsi="Arial" w:cs="Arial"/>
+        </w:rPr>
         <w:t>escribirFicha</w:t>
       </w:r>
       <w:proofErr w:type="spellEnd"/>
       <w:r>
+        <w:rPr>
+          <w:rFonts w:ascii="Arial" w:hAnsi="Arial" w:cs="Arial"/>
+        </w:rPr>
         <w:t>(</w:t>
       </w:r>
       <w:proofErr w:type="gramEnd"/>
       <w:r>
+        <w:rPr>
+          <w:rFonts w:ascii="Arial" w:hAnsi="Arial" w:cs="Arial"/>
+        </w:rPr>
         <w:t>):</w:t>
       </w:r>
     </w:p>
     <w:p>
-      <w:r>
-        <w:t>su</w:t>
-      </w:r>
-      <w:r>
-        <w:t xml:space="preserve"> trabajo es ir a una coordenada, borrar la ficha que estaba ahí (ponerla en 000), y clavar los 3 bits de una ficha nueva, todo sin alterar las fichas que están pegadas al lado.</w:t>
-      </w:r>
-    </w:p>
-    <w:p>
-      <w:pPr>
-        <w:ind w:firstLine="708"/>
-      </w:pPr>
-      <w:r>
+      <w:pPr>
+        <w:rPr>
+          <w:rFonts w:ascii="Arial" w:hAnsi="Arial" w:cs="Arial"/>
+        </w:rPr>
+      </w:pPr>
+      <w:r>
+        <w:rPr>
+          <w:rFonts w:ascii="Arial" w:hAnsi="Arial" w:cs="Arial"/>
+        </w:rPr>
+        <w:t>su trabajo es ir a una coordenada, borrar la ficha que estaba ahí (ponerla en 000), y clavar los 3 bits de una ficha nueva, todo sin alterar las fichas que están pegadas al lado.</w:t>
+      </w:r>
+    </w:p>
+    <w:p>
+      <w:pPr>
+        <w:rPr>
+          <w:rFonts w:ascii="Arial" w:hAnsi="Arial" w:cs="Arial"/>
+        </w:rPr>
+      </w:pPr>
+      <w:r>
+        <w:rPr>
+          <w:rFonts w:ascii="Arial" w:hAnsi="Arial" w:cs="Arial"/>
+        </w:rPr>
         <w:t>Qué recibe: Fila, Columna, y el valor de la nueva ficha (un número del 0 al 7).</w:t>
       </w:r>
     </w:p>
     <w:p>
       <w:pPr>
-        <w:ind w:firstLine="708"/>
-      </w:pPr>
-      <w:r>
+        <w:rPr>
+          <w:rFonts w:ascii="Arial" w:hAnsi="Arial" w:cs="Arial"/>
+        </w:rPr>
+      </w:pPr>
+      <w:r>
+        <w:rPr>
+          <w:rFonts w:ascii="Arial" w:hAnsi="Arial" w:cs="Arial"/>
+        </w:rPr>
         <w:t xml:space="preserve">Qué retorna: Nada (es un </w:t>
       </w:r>
       <w:proofErr w:type="spellStart"/>
       <w:r>
+        <w:rPr>
+          <w:rFonts w:ascii="Arial" w:hAnsi="Arial" w:cs="Arial"/>
+        </w:rPr>
         <w:t>void</w:t>
       </w:r>
       <w:proofErr w:type="spellEnd"/>
       <w:r>
+        <w:rPr>
+          <w:rFonts w:ascii="Arial" w:hAnsi="Arial" w:cs="Arial"/>
+        </w:rPr>
         <w:t>). Solo altera la memoria en silencio.</w:t>
       </w:r>
     </w:p>
-    <w:p/>
-    <w:p>
-      <w:r>
+    <w:p>
+      <w:pPr>
+        <w:rPr>
+          <w:rFonts w:ascii="Arial" w:hAnsi="Arial" w:cs="Arial"/>
+        </w:rPr>
+      </w:pPr>
+    </w:p>
+    <w:p>
+      <w:pPr>
+        <w:rPr>
+          <w:rFonts w:ascii="Arial" w:hAnsi="Arial" w:cs="Arial"/>
+        </w:rPr>
+      </w:pPr>
+      <w:r>
+        <w:rPr>
+          <w:rFonts w:ascii="Arial" w:hAnsi="Arial" w:cs="Arial"/>
+        </w:rPr>
         <w:t>Lógica:</w:t>
       </w:r>
     </w:p>
     <w:p>
-      <w:r>
+      <w:pPr>
+        <w:rPr>
+          <w:rFonts w:ascii="Arial" w:hAnsi="Arial" w:cs="Arial"/>
+        </w:rPr>
+      </w:pPr>
+      <w:r>
+        <w:rPr>
+          <w:rFonts w:ascii="Arial" w:hAnsi="Arial" w:cs="Arial"/>
+        </w:rPr>
         <w:tab/>
       </w:r>
     </w:p>
     <w:p>
-      <w:r>
-        <w:tab/>
-      </w:r>
-      <w:r>
+      <w:pPr>
+        <w:rPr>
+          <w:rFonts w:ascii="Arial" w:hAnsi="Arial" w:cs="Arial"/>
+        </w:rPr>
+      </w:pPr>
+      <w:r>
+        <w:rPr>
+          <w:rFonts w:ascii="Arial" w:hAnsi="Arial" w:cs="Arial"/>
+        </w:rPr>
         <w:t>Ubicación: Hace exactamente la misma matemática de ubicación del Lector para saber dónde pararse.</w:t>
       </w:r>
     </w:p>
     <w:p>
-      <w:r>
-        <w:tab/>
-        <w:t>Punto problema</w:t>
-      </w:r>
-      <w:r>
-        <w:t>(</w:t>
-      </w:r>
-      <w:r>
-        <w:t>c</w:t>
-      </w:r>
-      <w:r>
-        <w:t>onstructor): Evalúa si la ficha cabe en un byte o se parte en dos.</w:t>
-      </w:r>
-    </w:p>
-    <w:p>
-      <w:r>
-        <w:tab/>
-      </w:r>
-      <w:r>
+      <w:pPr>
+        <w:rPr>
+          <w:rFonts w:ascii="Arial" w:hAnsi="Arial" w:cs="Arial"/>
+        </w:rPr>
+      </w:pPr>
+      <w:r>
+        <w:rPr>
+          <w:rFonts w:ascii="Arial" w:hAnsi="Arial" w:cs="Arial"/>
+        </w:rPr>
+        <w:t>Punto problema(constructor): Evalúa si la ficha cabe en un byte o se parte en dos.</w:t>
+      </w:r>
+    </w:p>
+    <w:p>
+      <w:pPr>
+        <w:rPr>
+          <w:rFonts w:ascii="Arial" w:hAnsi="Arial" w:cs="Arial"/>
+        </w:rPr>
+      </w:pPr>
+      <w:r>
+        <w:rPr>
+          <w:rFonts w:ascii="Arial" w:hAnsi="Arial" w:cs="Arial"/>
+        </w:rPr>
         <w:t>Demolición Controlada: Antes de meter la ficha nueva, la función tiene que limpiar el terreno. Crea una máscara invertida (usando ~) para hacer un hueco de puros ceros exclusivamente en los 3 bits que corresponden a esa coordenada, dejando los bits vecinos intactos. Aplica esta máscara a la memoria con un AND (&amp;).</w:t>
       </w:r>
     </w:p>
     <w:p>
-      <w:r>
-        <w:tab/>
-      </w:r>
-      <w:r>
-        <w:t xml:space="preserve">Inserción: Agarra el valor de la nueva ficha, lo empuja hacia la izquierda (&lt;&lt;) hasta que quede alineado con el "hueco" que acabamos de hacer, y lo inserta en la memoria usando una suma lógica OR (|). (Si la ficha estaba partida en dos bytes, hace </w:t>
-      </w:r>
-      <w:r>
-        <w:lastRenderedPageBreak/>
-        <w:t>la demolición y la inserción en dos tiempos: un pedazo en el primer byte y el otro pedazo en el segundo).</w:t>
-      </w:r>
-    </w:p>
-    <w:p/>
-    <w:p>
-      <w:r>
-        <w:t xml:space="preserve">Esta fase se podría llamar: </w:t>
-      </w:r>
-      <w:r>
-        <w:t>"Módulo de Abstracción de Memoria"</w:t>
-      </w:r>
-      <w:r>
-        <w:t>.</w:t>
-      </w:r>
-    </w:p>
-    <w:p>
-      <w:pPr>
-        <w:rPr>
+      <w:pPr>
+        <w:rPr>
+          <w:rFonts w:ascii="Arial" w:hAnsi="Arial" w:cs="Arial"/>
+        </w:rPr>
+      </w:pPr>
+      <w:r>
+        <w:rPr>
+          <w:rFonts w:ascii="Arial" w:hAnsi="Arial" w:cs="Arial"/>
+        </w:rPr>
+        <w:t>Inserción: Agarra el valor de la nueva ficha, lo empuja hacia la izquierda (&lt;&lt;) hasta que quede alineado con el "hueco" que acabamos de hacer, y lo inserta en la memoria usando una suma lógica OR (|). (Si la ficha estaba partida en dos bytes, hace la demolición y la inserción en dos tiempos: un pedazo en el primer byte y el otro pedazo en el segundo).</w:t>
+      </w:r>
+    </w:p>
+    <w:p>
+      <w:pPr>
+        <w:rPr>
+          <w:rFonts w:ascii="Arial" w:hAnsi="Arial" w:cs="Arial"/>
+        </w:rPr>
+      </w:pPr>
+    </w:p>
+    <w:p>
+      <w:pPr>
+        <w:rPr>
+          <w:rFonts w:ascii="Arial" w:hAnsi="Arial" w:cs="Arial"/>
+        </w:rPr>
+      </w:pPr>
+      <w:r>
+        <w:rPr>
+          <w:rFonts w:ascii="Arial" w:hAnsi="Arial" w:cs="Arial"/>
+        </w:rPr>
+        <w:t>Esta fase se podría llamar: "Módulo de Abstracción de Memoria".</w:t>
+      </w:r>
+    </w:p>
+    <w:p>
+      <w:pPr>
+        <w:rPr>
+          <w:rFonts w:ascii="Arial" w:hAnsi="Arial" w:cs="Arial"/>
           <w:b/>
           <w:bCs/>
         </w:rPr>
@@ -468,50 +680,317 @@
     <w:p>
       <w:pPr>
         <w:rPr>
+          <w:rFonts w:ascii="Arial" w:hAnsi="Arial" w:cs="Arial"/>
           <w:b/>
           <w:bCs/>
         </w:rPr>
       </w:pPr>
       <w:r>
         <w:rPr>
+          <w:rFonts w:ascii="Arial" w:hAnsi="Arial" w:cs="Arial"/>
           <w:b/>
           <w:bCs/>
         </w:rPr>
-        <w:t xml:space="preserve">2. </w:t>
-      </w:r>
-      <w:r>
-        <w:rPr>
+        <w:lastRenderedPageBreak/>
+        <w:t xml:space="preserve">2. La Función </w:t>
+      </w:r>
+      <w:r>
+        <w:rPr>
+          <w:rFonts w:ascii="Arial" w:hAnsi="Arial" w:cs="Arial"/>
           <w:b/>
           <w:bCs/>
         </w:rPr>
-        <w:t xml:space="preserve">La Función </w:t>
-      </w:r>
-      <w:r>
-        <w:rPr>
+        <w:t>m</w:t>
+      </w:r>
+      <w:r>
+        <w:rPr>
+          <w:rFonts w:ascii="Arial" w:hAnsi="Arial" w:cs="Arial"/>
           <w:b/>
           <w:bCs/>
         </w:rPr>
-        <w:t>m</w:t>
-      </w:r>
-      <w:r>
-        <w:rPr>
+        <w:t xml:space="preserve">atemática </w:t>
+      </w:r>
+      <w:proofErr w:type="spellStart"/>
+      <w:proofErr w:type="gramStart"/>
+      <w:r>
+        <w:rPr>
+          <w:rFonts w:ascii="Arial" w:hAnsi="Arial" w:cs="Arial"/>
           <w:b/>
           <w:bCs/>
         </w:rPr>
-        <w:t xml:space="preserve">atemática </w:t>
+        <w:t>calcularUbicacion</w:t>
+      </w:r>
+      <w:proofErr w:type="spellEnd"/>
+      <w:r>
+        <w:rPr>
+          <w:rFonts w:ascii="Arial" w:hAnsi="Arial" w:cs="Arial"/>
+          <w:b/>
+          <w:bCs/>
+        </w:rPr>
+        <w:t>(</w:t>
+      </w:r>
+      <w:proofErr w:type="gramEnd"/>
+      <w:r>
+        <w:rPr>
+          <w:rFonts w:ascii="Arial" w:hAnsi="Arial" w:cs="Arial"/>
+          <w:b/>
+          <w:bCs/>
+        </w:rPr>
+        <w:t>):</w:t>
+      </w:r>
+    </w:p>
+    <w:p>
+      <w:pPr>
+        <w:rPr>
+          <w:rFonts w:ascii="Arial" w:hAnsi="Arial" w:cs="Arial"/>
+        </w:rPr>
+      </w:pPr>
+      <w:r>
+        <w:rPr>
+          <w:rFonts w:ascii="Arial" w:hAnsi="Arial" w:cs="Arial"/>
+        </w:rPr>
+        <w:t xml:space="preserve">Me </w:t>
+      </w:r>
+      <w:r>
+        <w:rPr>
+          <w:rFonts w:ascii="Arial" w:hAnsi="Arial" w:cs="Arial"/>
+        </w:rPr>
+        <w:t>di</w:t>
+      </w:r>
+      <w:r>
+        <w:rPr>
+          <w:rFonts w:ascii="Arial" w:hAnsi="Arial" w:cs="Arial"/>
+        </w:rPr>
+        <w:t xml:space="preserve"> cuenta de que </w:t>
+      </w:r>
+      <w:proofErr w:type="gramStart"/>
+      <w:r>
+        <w:rPr>
+          <w:rFonts w:ascii="Arial" w:hAnsi="Arial" w:cs="Arial"/>
+        </w:rPr>
+        <w:t>leer</w:t>
+      </w:r>
+      <w:r>
+        <w:rPr>
+          <w:rFonts w:ascii="Arial" w:hAnsi="Arial" w:cs="Arial"/>
+        </w:rPr>
+        <w:t>(</w:t>
+      </w:r>
+      <w:proofErr w:type="gramEnd"/>
+      <w:r>
+        <w:rPr>
+          <w:rFonts w:ascii="Arial" w:hAnsi="Arial" w:cs="Arial"/>
+        </w:rPr>
+        <w:t>)</w:t>
+      </w:r>
+      <w:r>
+        <w:rPr>
+          <w:rFonts w:ascii="Arial" w:hAnsi="Arial" w:cs="Arial"/>
+        </w:rPr>
+        <w:t xml:space="preserve"> </w:t>
+      </w:r>
+      <w:r>
+        <w:rPr>
+          <w:rFonts w:ascii="Arial" w:hAnsi="Arial" w:cs="Arial"/>
+        </w:rPr>
+        <w:t>y</w:t>
+      </w:r>
+      <w:r>
+        <w:rPr>
+          <w:rFonts w:ascii="Arial" w:hAnsi="Arial" w:cs="Arial"/>
+        </w:rPr>
+        <w:t xml:space="preserve"> escribir</w:t>
+      </w:r>
+      <w:r>
+        <w:rPr>
+          <w:rFonts w:ascii="Arial" w:hAnsi="Arial" w:cs="Arial"/>
+        </w:rPr>
+        <w:t>()</w:t>
+      </w:r>
+      <w:r>
+        <w:rPr>
+          <w:rFonts w:ascii="Arial" w:hAnsi="Arial" w:cs="Arial"/>
+        </w:rPr>
+        <w:t xml:space="preserve"> necesitaban la misma matemática para saber dónde pararse</w:t>
+      </w:r>
+      <w:r>
+        <w:rPr>
+          <w:rFonts w:ascii="Arial" w:hAnsi="Arial" w:cs="Arial"/>
+        </w:rPr>
+        <w:t>, entonces p</w:t>
+      </w:r>
+      <w:r>
+        <w:rPr>
+          <w:rFonts w:ascii="Arial" w:hAnsi="Arial" w:cs="Arial"/>
+        </w:rPr>
+        <w:t>ara no repetir código, creamos esta función de apoyo.</w:t>
+      </w:r>
+    </w:p>
+    <w:p>
+      <w:pPr>
+        <w:rPr>
+          <w:rFonts w:ascii="Arial" w:hAnsi="Arial" w:cs="Arial"/>
+        </w:rPr>
+      </w:pPr>
+      <w:r>
+        <w:rPr>
+          <w:rFonts w:ascii="Arial" w:hAnsi="Arial" w:cs="Arial"/>
+        </w:rPr>
+        <w:t xml:space="preserve">Qué recibe: Las dimensiones del tablero columnas y la coordenada exacta que </w:t>
+      </w:r>
+      <w:r>
+        <w:rPr>
+          <w:rFonts w:ascii="Arial" w:hAnsi="Arial" w:cs="Arial"/>
+        </w:rPr>
+        <w:t xml:space="preserve">se busca </w:t>
+      </w:r>
+      <w:r>
+        <w:rPr>
+          <w:rFonts w:ascii="Arial" w:hAnsi="Arial" w:cs="Arial"/>
+        </w:rPr>
+        <w:t>fila, col. Además, recibe tres variables vacías con el símbolo &amp; paso por referencia.</w:t>
+      </w:r>
+    </w:p>
+    <w:p>
+      <w:pPr>
+        <w:rPr>
+          <w:rFonts w:ascii="Arial" w:hAnsi="Arial" w:cs="Arial"/>
+        </w:rPr>
+      </w:pPr>
+      <w:r>
+        <w:rPr>
+          <w:rFonts w:ascii="Arial" w:hAnsi="Arial" w:cs="Arial"/>
+        </w:rPr>
+        <w:t xml:space="preserve">Qué retorna: </w:t>
+      </w:r>
+      <w:r>
+        <w:rPr>
+          <w:rFonts w:ascii="Arial" w:hAnsi="Arial" w:cs="Arial"/>
+        </w:rPr>
+        <w:t>En realidad</w:t>
+      </w:r>
+      <w:r>
+        <w:rPr>
+          <w:rFonts w:ascii="Arial" w:hAnsi="Arial" w:cs="Arial"/>
+        </w:rPr>
+        <w:t xml:space="preserve"> no retorna nada</w:t>
+      </w:r>
+      <w:r>
+        <w:rPr>
+          <w:rFonts w:ascii="Arial" w:hAnsi="Arial" w:cs="Arial"/>
+        </w:rPr>
+        <w:t xml:space="preserve">: </w:t>
+      </w:r>
+      <w:proofErr w:type="spellStart"/>
+      <w:r>
+        <w:rPr>
+          <w:rFonts w:ascii="Arial" w:hAnsi="Arial" w:cs="Arial"/>
+        </w:rPr>
+        <w:t>void</w:t>
+      </w:r>
+      <w:proofErr w:type="spellEnd"/>
+      <w:r>
+        <w:rPr>
+          <w:rFonts w:ascii="Arial" w:hAnsi="Arial" w:cs="Arial"/>
+        </w:rPr>
+        <w:t>, pero gracias a las referencias</w:t>
+      </w:r>
+      <w:r>
+        <w:rPr>
+          <w:rFonts w:ascii="Arial" w:hAnsi="Arial" w:cs="Arial"/>
+        </w:rPr>
+        <w:t>:</w:t>
+      </w:r>
+      <w:r>
+        <w:rPr>
+          <w:rFonts w:ascii="Arial" w:hAnsi="Arial" w:cs="Arial"/>
+        </w:rPr>
+        <w:t xml:space="preserve"> &amp; abre un túnel directo a la memoria y modifica esas tres variables vacías desde adentro.</w:t>
+      </w:r>
+    </w:p>
+    <w:p>
+      <w:pPr>
+        <w:rPr>
+          <w:rFonts w:ascii="Arial" w:hAnsi="Arial" w:cs="Arial"/>
+        </w:rPr>
+      </w:pPr>
+      <w:r>
+        <w:rPr>
+          <w:rFonts w:ascii="Arial" w:hAnsi="Arial" w:cs="Arial"/>
+        </w:rPr>
+        <w:t xml:space="preserve">Qué se busca: entrega en bandeja de plata los tres datos vitales: en qué </w:t>
+      </w:r>
+      <w:r>
+        <w:rPr>
+          <w:rFonts w:ascii="Arial" w:hAnsi="Arial" w:cs="Arial"/>
+          <w:i/>
+          <w:iCs/>
+        </w:rPr>
+        <w:t>byte</w:t>
+      </w:r>
+      <w:r>
+        <w:rPr>
+          <w:rFonts w:ascii="Arial" w:hAnsi="Arial" w:cs="Arial"/>
+        </w:rPr>
+        <w:t xml:space="preserve"> arranca la ficha, en qué </w:t>
+      </w:r>
+      <w:r>
+        <w:rPr>
+          <w:rFonts w:ascii="Arial" w:hAnsi="Arial" w:cs="Arial"/>
+          <w:i/>
+          <w:iCs/>
+        </w:rPr>
+        <w:t>posición interna</w:t>
+      </w:r>
+      <w:r>
+        <w:rPr>
+          <w:rFonts w:ascii="Arial" w:hAnsi="Arial" w:cs="Arial"/>
+        </w:rPr>
+        <w:t xml:space="preserve"> de ese byte arranca, y cuántos </w:t>
+      </w:r>
+      <w:r>
+        <w:rPr>
+          <w:rFonts w:ascii="Arial" w:hAnsi="Arial" w:cs="Arial"/>
+          <w:i/>
+          <w:iCs/>
+        </w:rPr>
+        <w:t>bits disponibles</w:t>
+      </w:r>
+      <w:r>
+        <w:rPr>
+          <w:rFonts w:ascii="Arial" w:hAnsi="Arial" w:cs="Arial"/>
+        </w:rPr>
+        <w:t xml:space="preserve"> quedan.</w:t>
+      </w:r>
+    </w:p>
+    <w:p>
+      <w:pPr>
+        <w:rPr>
+          <w:rFonts w:ascii="Arial" w:hAnsi="Arial" w:cs="Arial"/>
+        </w:rPr>
+      </w:pPr>
+      <w:r>
+        <w:rPr>
+          <w:rFonts w:ascii="Arial" w:hAnsi="Arial" w:cs="Arial"/>
+          <w:b/>
+          <w:bCs/>
+        </w:rPr>
+        <w:t xml:space="preserve">3. La función constructora </w:t>
       </w:r>
       <w:proofErr w:type="spellStart"/>
       <w:proofErr w:type="gramStart"/>
       <w:r>
         <w:rPr>
+          <w:rFonts w:ascii="Arial" w:hAnsi="Arial" w:cs="Arial"/>
           <w:b/>
           <w:bCs/>
         </w:rPr>
-        <w:t>calcularUbicacion</w:t>
+        <w:t>escribirFicha</w:t>
       </w:r>
       <w:proofErr w:type="spellEnd"/>
       <w:r>
         <w:rPr>
+          <w:rFonts w:ascii="Arial" w:hAnsi="Arial" w:cs="Arial"/>
           <w:b/>
           <w:bCs/>
         </w:rPr>
@@ -520,257 +999,76 @@
       <w:proofErr w:type="gramEnd"/>
       <w:r>
         <w:rPr>
+          <w:rFonts w:ascii="Arial" w:hAnsi="Arial" w:cs="Arial"/>
           <w:b/>
           <w:bCs/>
         </w:rPr>
-        <w:t>)</w:t>
-      </w:r>
-      <w:r>
-        <w:rPr>
-          <w:b/>
-          <w:bCs/>
-        </w:rPr>
-        <w:t>:</w:t>
-      </w:r>
-    </w:p>
-    <w:p>
-      <w:r>
-        <w:t>Me</w:t>
-      </w:r>
-      <w:r>
-        <w:t xml:space="preserve"> </w:t>
-      </w:r>
-      <w:r>
-        <w:t>di</w:t>
-      </w:r>
-      <w:r>
-        <w:t xml:space="preserve"> cuenta de que </w:t>
-      </w:r>
-      <w:proofErr w:type="gramStart"/>
-      <w:r>
-        <w:t>leer</w:t>
-      </w:r>
-      <w:r>
-        <w:t>(</w:t>
-      </w:r>
-      <w:proofErr w:type="gramEnd"/>
-      <w:r>
-        <w:t>)</w:t>
-      </w:r>
-      <w:r>
-        <w:t xml:space="preserve"> </w:t>
-      </w:r>
-      <w:r>
-        <w:t>y</w:t>
-      </w:r>
-      <w:r>
-        <w:t xml:space="preserve"> </w:t>
-      </w:r>
-      <w:proofErr w:type="gramStart"/>
-      <w:r>
-        <w:t>escribir</w:t>
-      </w:r>
-      <w:r>
-        <w:t>(</w:t>
-      </w:r>
-      <w:proofErr w:type="gramEnd"/>
-      <w:r>
-        <w:t>)</w:t>
-      </w:r>
-      <w:r>
-        <w:t xml:space="preserve"> necesitaban la misma matemática para saber dónde pararse</w:t>
-      </w:r>
-      <w:r>
-        <w:t>, entonces p</w:t>
-      </w:r>
-      <w:r>
-        <w:t>ara no repetir código, creamos esta función de apoyo.</w:t>
-      </w:r>
-    </w:p>
-    <w:p>
-      <w:pPr>
-        <w:ind w:left="720"/>
-      </w:pPr>
-      <w:r>
-        <w:rPr>
-          <w:sz w:val="28"/>
-          <w:szCs w:val="28"/>
-        </w:rPr>
-        <w:t>Qué recibe:</w:t>
-      </w:r>
-      <w:r>
-        <w:t xml:space="preserve"> Las dimensiones del tablero columnas y la coordenada exacta que </w:t>
-      </w:r>
-      <w:r>
-        <w:t xml:space="preserve">se busca </w:t>
-      </w:r>
-      <w:r>
-        <w:t>fila, col. Además, recibe tres variables vacías con el símbolo &amp; paso por referencia.</w:t>
-      </w:r>
-    </w:p>
-    <w:p>
-      <w:pPr>
-        <w:ind w:left="720"/>
-      </w:pPr>
-      <w:r>
-        <w:rPr>
-          <w:sz w:val="28"/>
-          <w:szCs w:val="28"/>
-        </w:rPr>
-        <w:t>Qué retorna:</w:t>
-      </w:r>
-      <w:r>
-        <w:t xml:space="preserve"> </w:t>
-      </w:r>
-      <w:r>
-        <w:t>En realidad</w:t>
-      </w:r>
-      <w:r>
-        <w:t xml:space="preserve"> no retorna nada</w:t>
-      </w:r>
-      <w:r>
-        <w:t xml:space="preserve">: </w:t>
+        <w:t>):</w:t>
+      </w:r>
+    </w:p>
+    <w:p>
+      <w:pPr>
+        <w:rPr>
+          <w:rFonts w:ascii="Arial" w:hAnsi="Arial" w:cs="Arial"/>
+        </w:rPr>
+      </w:pPr>
+      <w:r>
+        <w:rPr>
+          <w:rFonts w:ascii="Arial" w:hAnsi="Arial" w:cs="Arial"/>
+        </w:rPr>
+        <w:t>Es la única función autorizada para alterar el tablero.</w:t>
+      </w:r>
+    </w:p>
+    <w:p>
+      <w:pPr>
+        <w:rPr>
+          <w:rFonts w:ascii="Arial" w:hAnsi="Arial" w:cs="Arial"/>
+        </w:rPr>
+      </w:pPr>
+      <w:r>
+        <w:rPr>
+          <w:rFonts w:ascii="Arial" w:hAnsi="Arial" w:cs="Arial"/>
+        </w:rPr>
+        <w:tab/>
+      </w:r>
+      <w:r>
+        <w:rPr>
+          <w:rFonts w:ascii="Arial" w:hAnsi="Arial" w:cs="Arial"/>
+        </w:rPr>
+        <w:t>Qué recibe: El puntero al tablero, las coordenadas fila, col y el valor de la nueva ficha un número del 0 al 7.</w:t>
+      </w:r>
+      <w:r>
+        <w:rPr>
+          <w:rFonts w:ascii="Arial" w:hAnsi="Arial" w:cs="Arial"/>
+        </w:rPr>
+        <w:t xml:space="preserve"> Cuando creas la función para mostrar el tablero en consola, usas un switch o </w:t>
       </w:r>
       <w:proofErr w:type="spellStart"/>
       <w:r>
-        <w:t>void</w:t>
+        <w:rPr>
+          <w:rFonts w:ascii="Arial" w:hAnsi="Arial" w:cs="Arial"/>
+        </w:rPr>
+        <w:t>if</w:t>
       </w:r>
       <w:proofErr w:type="spellEnd"/>
       <w:r>
-        <w:t>, pero gracias a las referencias</w:t>
-      </w:r>
-      <w:r>
-        <w:t>:</w:t>
-      </w:r>
-      <w:r>
-        <w:t xml:space="preserve"> &amp; abre un túnel directo a la memoria y modifica esas tres variables vacías desde adentro.</w:t>
-      </w:r>
-    </w:p>
-    <w:p>
-      <w:pPr>
-        <w:ind w:left="720"/>
-      </w:pPr>
-      <w:r>
-        <w:rPr>
-          <w:sz w:val="28"/>
-          <w:szCs w:val="28"/>
-        </w:rPr>
-        <w:t>Qué se busca:</w:t>
-      </w:r>
-      <w:r>
-        <w:t xml:space="preserve"> entrega en bandeja de plata los tres datos vitales: en qué </w:t>
-      </w:r>
-      <w:r>
-        <w:rPr>
-          <w:i/>
-          <w:iCs/>
-        </w:rPr>
-        <w:t>byte</w:t>
-      </w:r>
-      <w:r>
-        <w:t xml:space="preserve"> arranca la ficha, en qué </w:t>
-      </w:r>
-      <w:r>
-        <w:rPr>
-          <w:i/>
-          <w:iCs/>
-        </w:rPr>
-        <w:t>posición interna</w:t>
-      </w:r>
-      <w:r>
-        <w:t xml:space="preserve"> de ese byte arranca, y cuántos </w:t>
-      </w:r>
-      <w:r>
-        <w:rPr>
-          <w:i/>
-          <w:iCs/>
-        </w:rPr>
-        <w:t>bits disponibles</w:t>
-      </w:r>
-      <w:r>
-        <w:t xml:space="preserve"> quedan.</w:t>
-      </w:r>
-    </w:p>
-    <w:p>
-      <w:r>
-        <w:rPr>
-          <w:b/>
-          <w:bCs/>
-        </w:rPr>
-        <w:t xml:space="preserve">3. </w:t>
-      </w:r>
-      <w:r>
-        <w:rPr>
-          <w:b/>
-          <w:bCs/>
-        </w:rPr>
-        <w:t xml:space="preserve">La función constructora </w:t>
+        <w:rPr>
+          <w:rFonts w:ascii="Arial" w:hAnsi="Arial" w:cs="Arial"/>
+        </w:rPr>
+        <w:t xml:space="preserve"> que lee ese valor con </w:t>
       </w:r>
       <w:proofErr w:type="spellStart"/>
-      <w:proofErr w:type="gramStart"/>
-      <w:r>
-        <w:rPr>
-          <w:b/>
-          <w:bCs/>
-        </w:rPr>
-        <w:t>escribirFicha</w:t>
+      <w:r>
+        <w:rPr>
+          <w:rFonts w:ascii="Arial" w:hAnsi="Arial" w:cs="Arial"/>
+        </w:rPr>
+        <w:t>leerFicha</w:t>
       </w:r>
       <w:proofErr w:type="spellEnd"/>
       <w:r>
         <w:rPr>
-          <w:b/>
-          <w:bCs/>
-        </w:rPr>
-        <w:t>(</w:t>
-      </w:r>
-      <w:proofErr w:type="gramEnd"/>
-      <w:r>
-        <w:rPr>
-          <w:b/>
-          <w:bCs/>
-        </w:rPr>
-        <w:t>):</w:t>
-      </w:r>
-    </w:p>
-    <w:p>
-      <w:r>
-        <w:t>Es la única función autorizada para alterar el tablero.</w:t>
-      </w:r>
-    </w:p>
-    <w:p>
-      <w:r>
-        <w:tab/>
-      </w:r>
-      <w:r>
-        <w:rPr>
-          <w:sz w:val="28"/>
-          <w:szCs w:val="28"/>
-        </w:rPr>
-        <w:t>Qué recibe:</w:t>
-      </w:r>
-      <w:r>
-        <w:t xml:space="preserve"> El puntero al tablero, las coordenadas fila, col y el valor de la nueva ficha un número del 0 al 7.</w:t>
-      </w:r>
-      <w:r>
-        <w:t xml:space="preserve"> </w:t>
-      </w:r>
-      <w:r>
-        <w:t xml:space="preserve">Cuando creas la función para mostrar el tablero en consola, usas un switch o </w:t>
-      </w:r>
-      <w:proofErr w:type="spellStart"/>
-      <w:r>
-        <w:t>if</w:t>
-      </w:r>
-      <w:proofErr w:type="spellEnd"/>
-      <w:r>
-        <w:t xml:space="preserve"> que lee ese valor con </w:t>
-      </w:r>
-      <w:proofErr w:type="spellStart"/>
-      <w:r>
-        <w:t>leerFicha</w:t>
-      </w:r>
-      <w:proofErr w:type="spellEnd"/>
-      <w:r>
+          <w:rFonts w:ascii="Arial" w:hAnsi="Arial" w:cs="Arial"/>
+        </w:rPr>
         <w:t xml:space="preserve"> y decide qué carácter mostrar:</w:t>
       </w:r>
     </w:p>
@@ -780,23 +1078,29 @@
           <w:ilvl w:val="0"/>
           <w:numId w:val="2"/>
         </w:numPr>
-      </w:pPr>
-      <w:r>
+        <w:rPr>
+          <w:rFonts w:ascii="Arial" w:hAnsi="Arial" w:cs="Arial"/>
+        </w:rPr>
+      </w:pPr>
+      <w:r>
+        <w:rPr>
+          <w:rFonts w:ascii="Arial" w:hAnsi="Arial" w:cs="Arial"/>
+        </w:rPr>
         <w:t xml:space="preserve">Si </w:t>
       </w:r>
       <w:proofErr w:type="spellStart"/>
       <w:r>
+        <w:rPr>
+          <w:rFonts w:ascii="Arial" w:hAnsi="Arial" w:cs="Arial"/>
+        </w:rPr>
         <w:t>leerFicha</w:t>
       </w:r>
       <w:proofErr w:type="spellEnd"/>
       <w:r>
-        <w:t>(...) te devuelve 0, imprim</w:t>
-      </w:r>
-      <w:r>
-        <w:t>o</w:t>
-      </w:r>
-      <w:r>
-        <w:t xml:space="preserve"> 'A' (o '#').</w:t>
+        <w:rPr>
+          <w:rFonts w:ascii="Arial" w:hAnsi="Arial" w:cs="Arial"/>
+        </w:rPr>
+        <w:t>(...) te devuelve 0, imprimo 'A' (o '#').</w:t>
       </w:r>
     </w:p>
     <w:p>
@@ -805,15 +1109,15 @@
           <w:ilvl w:val="0"/>
           <w:numId w:val="2"/>
         </w:numPr>
-      </w:pPr>
-      <w:r>
-        <w:t>Si te devuelve 1, impri</w:t>
-      </w:r>
-      <w:r>
-        <w:t>mo</w:t>
-      </w:r>
-      <w:r>
-        <w:t xml:space="preserve"> 'B' (o '$').</w:t>
+        <w:rPr>
+          <w:rFonts w:ascii="Arial" w:hAnsi="Arial" w:cs="Arial"/>
+        </w:rPr>
+      </w:pPr>
+      <w:r>
+        <w:rPr>
+          <w:rFonts w:ascii="Arial" w:hAnsi="Arial" w:cs="Arial"/>
+        </w:rPr>
+        <w:t>Si te devuelve 1, imprimo 'B' (o '$').</w:t>
       </w:r>
     </w:p>
     <w:p>
@@ -822,156 +1126,213 @@
           <w:ilvl w:val="0"/>
           <w:numId w:val="2"/>
         </w:numPr>
-      </w:pPr>
-      <w:r>
+        <w:rPr>
+          <w:rFonts w:ascii="Arial" w:hAnsi="Arial" w:cs="Arial"/>
+        </w:rPr>
+      </w:pPr>
+      <w:r>
+        <w:rPr>
+          <w:rFonts w:ascii="Arial" w:hAnsi="Arial" w:cs="Arial"/>
+        </w:rPr>
         <w:t>Si te devuelve 6, imprimes un espacio en blanco ' '.</w:t>
       </w:r>
     </w:p>
     <w:p>
       <w:pPr>
-        <w:ind w:firstLine="708"/>
-      </w:pPr>
-      <w:r>
-        <w:rPr>
-          <w:sz w:val="28"/>
-          <w:szCs w:val="28"/>
-        </w:rPr>
-        <w:t>Qué retorna:</w:t>
-      </w:r>
-      <w:r>
-        <w:t xml:space="preserve"> Nada (</w:t>
+        <w:rPr>
+          <w:rFonts w:ascii="Arial" w:hAnsi="Arial" w:cs="Arial"/>
+        </w:rPr>
+      </w:pPr>
+      <w:r>
+        <w:rPr>
+          <w:rFonts w:ascii="Arial" w:hAnsi="Arial" w:cs="Arial"/>
+        </w:rPr>
+        <w:t>Qué retorna: Nada (</w:t>
       </w:r>
       <w:proofErr w:type="spellStart"/>
       <w:r>
+        <w:rPr>
+          <w:rFonts w:ascii="Arial" w:hAnsi="Arial" w:cs="Arial"/>
+        </w:rPr>
         <w:t>void</w:t>
       </w:r>
       <w:proofErr w:type="spellEnd"/>
       <w:r>
+        <w:rPr>
+          <w:rFonts w:ascii="Arial" w:hAnsi="Arial" w:cs="Arial"/>
+        </w:rPr>
         <w:t xml:space="preserve">). Hace su trabajo </w:t>
       </w:r>
       <w:r>
+        <w:rPr>
+          <w:rFonts w:ascii="Arial" w:hAnsi="Arial" w:cs="Arial"/>
+        </w:rPr>
         <w:t>en ejecución</w:t>
       </w:r>
       <w:r>
+        <w:rPr>
+          <w:rFonts w:ascii="Arial" w:hAnsi="Arial" w:cs="Arial"/>
+        </w:rPr>
         <w:t xml:space="preserve">, modifica memoria en la RAM, </w:t>
       </w:r>
       <w:proofErr w:type="spellStart"/>
       <w:r>
+        <w:rPr>
+          <w:rFonts w:ascii="Arial" w:hAnsi="Arial" w:cs="Arial"/>
+        </w:rPr>
         <w:t>info</w:t>
       </w:r>
       <w:proofErr w:type="spellEnd"/>
       <w:r>
+        <w:rPr>
+          <w:rFonts w:ascii="Arial" w:hAnsi="Arial" w:cs="Arial"/>
+        </w:rPr>
         <w:t xml:space="preserve"> que vive en el </w:t>
       </w:r>
       <w:proofErr w:type="spellStart"/>
       <w:r>
+        <w:rPr>
+          <w:rFonts w:ascii="Arial" w:hAnsi="Arial" w:cs="Arial"/>
+        </w:rPr>
         <w:t>heap</w:t>
       </w:r>
       <w:proofErr w:type="spellEnd"/>
       <w:r>
+        <w:rPr>
+          <w:rFonts w:ascii="Arial" w:hAnsi="Arial" w:cs="Arial"/>
+        </w:rPr>
         <w:t xml:space="preserve">, la función vive en el </w:t>
       </w:r>
       <w:proofErr w:type="spellStart"/>
       <w:r>
+        <w:rPr>
+          <w:rFonts w:ascii="Arial" w:hAnsi="Arial" w:cs="Arial"/>
+        </w:rPr>
         <w:t>stack</w:t>
       </w:r>
       <w:proofErr w:type="spellEnd"/>
       <w:r>
+        <w:rPr>
+          <w:rFonts w:ascii="Arial" w:hAnsi="Arial" w:cs="Arial"/>
+        </w:rPr>
         <w:t>(pila)</w:t>
       </w:r>
       <w:r>
+        <w:rPr>
+          <w:rFonts w:ascii="Arial" w:hAnsi="Arial" w:cs="Arial"/>
+        </w:rPr>
         <w:t>.</w:t>
       </w:r>
     </w:p>
     <w:p>
       <w:pPr>
+        <w:rPr>
+          <w:rFonts w:ascii="Arial" w:hAnsi="Arial" w:cs="Arial"/>
+        </w:rPr>
+      </w:pPr>
+      <w:r>
+        <w:rPr>
+          <w:rFonts w:ascii="Arial" w:hAnsi="Arial" w:cs="Arial"/>
+        </w:rPr>
+        <w:t xml:space="preserve">Qué se busca: llama a </w:t>
+      </w:r>
+      <w:proofErr w:type="spellStart"/>
+      <w:r>
+        <w:rPr>
+          <w:rFonts w:ascii="Arial" w:hAnsi="Arial" w:cs="Arial"/>
+        </w:rPr>
+        <w:t>calcularUbicacion</w:t>
+      </w:r>
+      <w:proofErr w:type="spellEnd"/>
+      <w:r>
+        <w:rPr>
+          <w:rFonts w:ascii="Arial" w:hAnsi="Arial" w:cs="Arial"/>
+        </w:rPr>
+        <w:t xml:space="preserve"> para saber dónde pararse. Luego, usa máscaras con operadores a nivel de bits ~ y &amp; para apagar</w:t>
+      </w:r>
+      <w:r>
+        <w:rPr>
+          <w:rFonts w:ascii="Arial" w:hAnsi="Arial" w:cs="Arial"/>
+        </w:rPr>
+        <w:t xml:space="preserve"> </w:t>
+      </w:r>
+      <w:r>
+        <w:rPr>
+          <w:rFonts w:ascii="Arial" w:hAnsi="Arial" w:cs="Arial"/>
+        </w:rPr>
+        <w:t xml:space="preserve">los 3 bits de esa coordenada, haciendo un hueco de ceros y </w:t>
+      </w:r>
+      <w:r>
+        <w:rPr>
+          <w:rFonts w:ascii="Arial" w:hAnsi="Arial" w:cs="Arial"/>
+        </w:rPr>
+        <w:t>usando</w:t>
+      </w:r>
+      <w:r>
+        <w:rPr>
+          <w:rFonts w:ascii="Arial" w:hAnsi="Arial" w:cs="Arial"/>
+        </w:rPr>
+        <w:t xml:space="preserve"> directamente la representación binaria en la memoria. Finalmente, inserta la ficha nueva con un |.</w:t>
+      </w:r>
+    </w:p>
+    <w:p>
+      <w:pPr>
         <w:ind w:left="708"/>
-      </w:pPr>
-      <w:r>
-        <w:rPr>
-          <w:sz w:val="28"/>
-          <w:szCs w:val="28"/>
-        </w:rPr>
-        <w:lastRenderedPageBreak/>
-        <w:t>Qué se busca:</w:t>
-      </w:r>
-      <w:r>
-        <w:t xml:space="preserve"> llama a </w:t>
-      </w:r>
-      <w:proofErr w:type="spellStart"/>
-      <w:r>
-        <w:t>calcularUbicacion</w:t>
-      </w:r>
-      <w:proofErr w:type="spellEnd"/>
-      <w:r>
-        <w:t xml:space="preserve"> para saber dónde pararse. Luego, usa máscaras con operadores a nivel de bits ~ y &amp; para apagar</w:t>
-      </w:r>
-      <w:r>
-        <w:t xml:space="preserve"> </w:t>
-      </w:r>
-      <w:r>
-        <w:t xml:space="preserve">los 3 bits de esa coordenada, haciendo un hueco de ceros y </w:t>
-      </w:r>
-      <w:r>
-        <w:t>usando</w:t>
-      </w:r>
-      <w:r>
-        <w:t xml:space="preserve"> directamente la representación binaria en la memoria. Finalmente, inserta la ficha nueva con un |.</w:t>
-      </w:r>
-    </w:p>
-    <w:p>
-      <w:pPr>
-        <w:ind w:left="708"/>
-      </w:pPr>
-    </w:p>
-    <w:p>
-      <w:pPr>
-        <w:ind w:left="708"/>
-        <w:rPr>
+        <w:rPr>
+          <w:rFonts w:ascii="Arial" w:hAnsi="Arial" w:cs="Arial"/>
+        </w:rPr>
+      </w:pPr>
+    </w:p>
+    <w:p>
+      <w:pPr>
+        <w:rPr>
+          <w:rFonts w:ascii="Arial" w:hAnsi="Arial" w:cs="Arial"/>
           <w:b/>
           <w:bCs/>
-          <w:sz w:val="32"/>
-          <w:szCs w:val="32"/>
-        </w:rPr>
-      </w:pPr>
-      <w:r>
-        <w:rPr>
+        </w:rPr>
+      </w:pPr>
+      <w:r>
+        <w:rPr>
+          <w:rFonts w:ascii="Arial" w:hAnsi="Arial" w:cs="Arial"/>
           <w:b/>
           <w:bCs/>
-          <w:sz w:val="32"/>
-          <w:szCs w:val="32"/>
         </w:rPr>
         <w:t xml:space="preserve">A este punto queda pendiente: </w:t>
       </w:r>
-    </w:p>
-    <w:p>
-      <w:pPr>
-        <w:ind w:left="708"/>
-      </w:pPr>
-    </w:p>
-    <w:p>
-      <w:pPr>
-        <w:ind w:left="708"/>
-      </w:pPr>
-      <w:r>
-        <w:tab/>
-      </w:r>
-      <w:r>
-        <w:t>quedan pendientes 4 tareas clave:</w:t>
-      </w:r>
-    </w:p>
-    <w:p>
-      <w:pPr>
-        <w:ind w:left="720"/>
-      </w:pPr>
-      <w:r>
-        <w:rPr>
+      <w:r>
+        <w:rPr>
+          <w:rFonts w:ascii="Arial" w:hAnsi="Arial" w:cs="Arial"/>
           <w:b/>
           <w:bCs/>
         </w:rPr>
+        <w:t xml:space="preserve"> </w:t>
+      </w:r>
+      <w:r>
+        <w:rPr>
+          <w:rFonts w:ascii="Arial" w:hAnsi="Arial" w:cs="Arial"/>
+        </w:rPr>
+        <w:t>quedan pendientes 4 tareas clave:</w:t>
+      </w:r>
+    </w:p>
+    <w:p>
+      <w:pPr>
+        <w:rPr>
+          <w:rFonts w:ascii="Arial" w:hAnsi="Arial" w:cs="Arial"/>
+        </w:rPr>
+      </w:pPr>
+      <w:r>
+        <w:rPr>
+          <w:rFonts w:ascii="Arial" w:hAnsi="Arial" w:cs="Arial"/>
+          <w:b/>
+          <w:bCs/>
+        </w:rPr>
+        <w:lastRenderedPageBreak/>
         <w:t>Crear la Memoria Dinámica del Tablero:</w:t>
       </w:r>
       <w:r>
+        <w:rPr>
+          <w:rFonts w:ascii="Arial" w:hAnsi="Arial" w:cs="Arial"/>
+        </w:rPr>
         <w:t xml:space="preserve"> Calcular el tamaño exacto en bytes con la fórmula </w:t>
       </w:r>
       <m:oMath>
@@ -979,11 +1340,14 @@
           <m:rPr>
             <m:nor/>
           </m:rPr>
+          <w:rPr>
+            <w:rFonts w:ascii="Arial" w:hAnsi="Arial" w:cs="Arial"/>
+          </w:rPr>
           <m:t>bytes</m:t>
         </m:r>
         <m:r>
           <w:rPr>
-            <w:rFonts w:ascii="Cambria Math" w:hAnsi="Cambria Math"/>
+            <w:rFonts w:ascii="Cambria Math" w:hAnsi="Cambria Math" w:cs="Arial"/>
           </w:rPr>
           <m:t>=</m:t>
         </m:r>
@@ -991,7 +1355,7 @@
           <m:fPr>
             <m:ctrlPr>
               <w:rPr>
-                <w:rFonts w:ascii="Cambria Math" w:hAnsi="Cambria Math"/>
+                <w:rFonts w:ascii="Cambria Math" w:hAnsi="Cambria Math" w:cs="Arial"/>
               </w:rPr>
             </m:ctrlPr>
           </m:fPr>
@@ -1000,7 +1364,7 @@
               <m:dPr>
                 <m:ctrlPr>
                   <w:rPr>
-                    <w:rFonts w:ascii="Cambria Math" w:hAnsi="Cambria Math"/>
+                    <w:rFonts w:ascii="Cambria Math" w:hAnsi="Cambria Math" w:cs="Arial"/>
                   </w:rPr>
                 </m:ctrlPr>
               </m:dPr>
@@ -1009,11 +1373,14 @@
                   <m:rPr>
                     <m:nor/>
                   </m:rPr>
+                  <w:rPr>
+                    <w:rFonts w:ascii="Arial" w:hAnsi="Arial" w:cs="Arial"/>
+                  </w:rPr>
                   <m:t>filas</m:t>
                 </m:r>
                 <m:r>
                   <w:rPr>
-                    <w:rFonts w:ascii="Cambria Math" w:hAnsi="Cambria Math"/>
+                    <w:rFonts w:ascii="Cambria Math" w:hAnsi="Cambria Math" w:cs="Arial"/>
                   </w:rPr>
                   <m:t>×</m:t>
                 </m:r>
@@ -1021,11 +1388,14 @@
                   <m:rPr>
                     <m:nor/>
                   </m:rPr>
+                  <w:rPr>
+                    <w:rFonts w:ascii="Arial" w:hAnsi="Arial" w:cs="Arial"/>
+                  </w:rPr>
                   <m:t>columnas</m:t>
                 </m:r>
                 <m:r>
                   <w:rPr>
-                    <w:rFonts w:ascii="Cambria Math" w:hAnsi="Cambria Math"/>
+                    <w:rFonts w:ascii="Cambria Math" w:hAnsi="Cambria Math" w:cs="Arial"/>
                   </w:rPr>
                   <m:t>×3</m:t>
                 </m:r>
@@ -1033,7 +1403,7 @@
             </m:d>
             <m:r>
               <w:rPr>
-                <w:rFonts w:ascii="Cambria Math" w:hAnsi="Cambria Math"/>
+                <w:rFonts w:ascii="Cambria Math" w:hAnsi="Cambria Math" w:cs="Arial"/>
               </w:rPr>
               <m:t>+7</m:t>
             </m:r>
@@ -1041,7 +1411,7 @@
           <m:den>
             <m:r>
               <w:rPr>
-                <w:rFonts w:ascii="Cambria Math" w:hAnsi="Cambria Math"/>
+                <w:rFonts w:ascii="Cambria Math" w:hAnsi="Cambria Math" w:cs="Arial"/>
               </w:rPr>
               <m:t>8</m:t>
             </m:r>
@@ -1049,365 +1419,489 @@
         </m:f>
       </m:oMath>
       <w:r>
+        <w:rPr>
+          <w:rFonts w:ascii="Arial" w:hAnsi="Arial" w:cs="Arial"/>
+        </w:rPr>
         <w:t xml:space="preserve"> y pedir el arreglo dinámico new unsigned char[bytes]. </w:t>
       </w:r>
     </w:p>
     <w:p>
       <w:pPr>
-        <w:ind w:left="720"/>
-      </w:pPr>
-      <w:r>
-        <w:rPr>
+        <w:rPr>
+          <w:rFonts w:ascii="Arial" w:hAnsi="Arial" w:cs="Arial"/>
+        </w:rPr>
+      </w:pPr>
+      <w:r>
+        <w:rPr>
+          <w:rFonts w:ascii="Arial" w:hAnsi="Arial" w:cs="Arial"/>
           <w:b/>
           <w:bCs/>
         </w:rPr>
         <w:t>Inicializar con Fichas Aleatorias:</w:t>
       </w:r>
       <w:r>
+        <w:rPr>
+          <w:rFonts w:ascii="Arial" w:hAnsi="Arial" w:cs="Arial"/>
+        </w:rPr>
         <w:t xml:space="preserve"> Recorrer las coordenadas (fila, columna) con un doble ciclo </w:t>
       </w:r>
       <w:proofErr w:type="spellStart"/>
       <w:r>
+        <w:rPr>
+          <w:rFonts w:ascii="Arial" w:hAnsi="Arial" w:cs="Arial"/>
+        </w:rPr>
         <w:t>for</w:t>
       </w:r>
       <w:proofErr w:type="spellEnd"/>
       <w:r>
+        <w:rPr>
+          <w:rFonts w:ascii="Arial" w:hAnsi="Arial" w:cs="Arial"/>
+        </w:rPr>
         <w:t xml:space="preserve">, generar números aleatorios uniformes entre 0 y 5 (las 6 fichas de juego) y llamar a </w:t>
       </w:r>
       <w:proofErr w:type="spellStart"/>
       <w:r>
+        <w:rPr>
+          <w:rFonts w:ascii="Arial" w:hAnsi="Arial" w:cs="Arial"/>
+        </w:rPr>
         <w:t>escribirFicha</w:t>
       </w:r>
       <w:proofErr w:type="spellEnd"/>
       <w:r>
+        <w:rPr>
+          <w:rFonts w:ascii="Arial" w:hAnsi="Arial" w:cs="Arial"/>
+        </w:rPr>
         <w:t xml:space="preserve">. </w:t>
       </w:r>
     </w:p>
     <w:p>
       <w:pPr>
-        <w:ind w:left="720"/>
-      </w:pPr>
-      <w:r>
-        <w:rPr>
+        <w:rPr>
+          <w:rFonts w:ascii="Arial" w:hAnsi="Arial" w:cs="Arial"/>
+        </w:rPr>
+      </w:pPr>
+      <w:r>
+        <w:rPr>
+          <w:rFonts w:ascii="Arial" w:hAnsi="Arial" w:cs="Arial"/>
           <w:b/>
           <w:bCs/>
         </w:rPr>
         <w:t>El Renderizado (La Interfaz Visual):</w:t>
       </w:r>
       <w:r>
+        <w:rPr>
+          <w:rFonts w:ascii="Arial" w:hAnsi="Arial" w:cs="Arial"/>
+        </w:rPr>
         <w:t xml:space="preserve"> Crear una función </w:t>
       </w:r>
       <w:proofErr w:type="spellStart"/>
       <w:r>
+        <w:rPr>
+          <w:rFonts w:ascii="Arial" w:hAnsi="Arial" w:cs="Arial"/>
+        </w:rPr>
         <w:t>mostrarTablero</w:t>
       </w:r>
       <w:proofErr w:type="spellEnd"/>
       <w:r>
+        <w:rPr>
+          <w:rFonts w:ascii="Arial" w:hAnsi="Arial" w:cs="Arial"/>
+        </w:rPr>
         <w:t xml:space="preserve"> que recorra la matriz usando </w:t>
       </w:r>
       <w:proofErr w:type="spellStart"/>
       <w:r>
+        <w:rPr>
+          <w:rFonts w:ascii="Arial" w:hAnsi="Arial" w:cs="Arial"/>
+        </w:rPr>
         <w:t>leerFicha</w:t>
       </w:r>
       <w:proofErr w:type="spellEnd"/>
       <w:r>
+        <w:rPr>
+          <w:rFonts w:ascii="Arial" w:hAnsi="Arial" w:cs="Arial"/>
+        </w:rPr>
         <w:t xml:space="preserve"> y traduzca cada número a un símbolo amigable (ej. 0 -&gt; 'A', 1 -&gt; 'B', 6 -&gt; '.' para espacio libre). </w:t>
       </w:r>
     </w:p>
     <w:p>
       <w:pPr>
-        <w:ind w:left="720"/>
-      </w:pPr>
-      <w:r>
-        <w:rPr>
+        <w:rPr>
+          <w:rFonts w:ascii="Arial" w:hAnsi="Arial" w:cs="Arial"/>
+        </w:rPr>
+      </w:pPr>
+      <w:r>
+        <w:rPr>
+          <w:rFonts w:ascii="Arial" w:hAnsi="Arial" w:cs="Arial"/>
           <w:b/>
           <w:bCs/>
         </w:rPr>
         <w:t>La Destrucción Controlada:</w:t>
       </w:r>
       <w:r>
+        <w:rPr>
+          <w:rFonts w:ascii="Arial" w:hAnsi="Arial" w:cs="Arial"/>
+        </w:rPr>
         <w:t xml:space="preserve"> Garantizar la liberación de la memoria dinámicamente asignada mediante </w:t>
       </w:r>
       <w:proofErr w:type="spellStart"/>
       <w:proofErr w:type="gramStart"/>
       <w:r>
+        <w:rPr>
+          <w:rFonts w:ascii="Arial" w:hAnsi="Arial" w:cs="Arial"/>
+        </w:rPr>
         <w:t>delete</w:t>
       </w:r>
       <w:proofErr w:type="spellEnd"/>
       <w:r>
+        <w:rPr>
+          <w:rFonts w:ascii="Arial" w:hAnsi="Arial" w:cs="Arial"/>
+        </w:rPr>
         <w:t>[</w:t>
       </w:r>
       <w:proofErr w:type="gramEnd"/>
       <w:r>
+        <w:rPr>
+          <w:rFonts w:ascii="Arial" w:hAnsi="Arial" w:cs="Arial"/>
+        </w:rPr>
         <w:t>] al cerrar la partida.</w:t>
       </w:r>
     </w:p>
-    <w:p/>
-    <w:p/>
-    <w:p/>
-    <w:p>
-      <w:r>
+    <w:p>
+      <w:pPr>
+        <w:rPr>
+          <w:rFonts w:ascii="Arial" w:hAnsi="Arial" w:cs="Arial"/>
+        </w:rPr>
+      </w:pPr>
+    </w:p>
+    <w:p>
+      <w:pPr>
+        <w:rPr>
+          <w:rFonts w:ascii="Arial" w:hAnsi="Arial" w:cs="Arial"/>
+        </w:rPr>
+      </w:pPr>
+    </w:p>
+    <w:p>
+      <w:pPr>
+        <w:rPr>
+          <w:rFonts w:ascii="Arial" w:hAnsi="Arial" w:cs="Arial"/>
+        </w:rPr>
+      </w:pPr>
+    </w:p>
+    <w:p>
+      <w:pPr>
+        <w:rPr>
+          <w:rFonts w:ascii="Arial" w:hAnsi="Arial" w:cs="Arial"/>
+        </w:rPr>
+      </w:pPr>
+      <w:r>
+        <w:rPr>
+          <w:rFonts w:ascii="Arial" w:hAnsi="Arial" w:cs="Arial"/>
+        </w:rPr>
         <w:t>Fase 2:</w:t>
       </w:r>
     </w:p>
     <w:p>
-      <w:r>
+      <w:pPr>
+        <w:rPr>
+          <w:rFonts w:ascii="Arial" w:hAnsi="Arial" w:cs="Arial"/>
+        </w:rPr>
+      </w:pPr>
+      <w:r>
+        <w:rPr>
+          <w:rFonts w:ascii="Arial" w:hAnsi="Arial" w:cs="Arial"/>
+        </w:rPr>
         <w:t>Crear modulo.</w:t>
       </w:r>
     </w:p>
-    <w:p/>
-    <w:p>
-      <w:r>
-        <w:rPr>
+    <w:p>
+      <w:pPr>
+        <w:rPr>
+          <w:rFonts w:ascii="Arial" w:hAnsi="Arial" w:cs="Arial"/>
+        </w:rPr>
+      </w:pPr>
+    </w:p>
+    <w:p>
+      <w:pPr>
+        <w:rPr>
+          <w:rFonts w:ascii="Arial" w:hAnsi="Arial" w:cs="Arial"/>
+        </w:rPr>
+      </w:pPr>
+      <w:r>
+        <w:rPr>
+          <w:rFonts w:ascii="Arial" w:hAnsi="Arial" w:cs="Arial"/>
           <w:b/>
           <w:bCs/>
-          <w:sz w:val="28"/>
-          <w:szCs w:val="28"/>
-        </w:rPr>
-        <w:t>1.</w:t>
-      </w:r>
-      <w:r>
-        <w:rPr>
+        </w:rPr>
+        <w:t xml:space="preserve">1.  Función para crear tablero = </w:t>
+      </w:r>
+      <w:proofErr w:type="spellStart"/>
+      <w:proofErr w:type="gramStart"/>
+      <w:r>
+        <w:rPr>
+          <w:rFonts w:ascii="Arial" w:hAnsi="Arial" w:cs="Arial"/>
           <w:b/>
           <w:bCs/>
-          <w:sz w:val="28"/>
-          <w:szCs w:val="28"/>
-        </w:rPr>
-        <w:t xml:space="preserve">  </w:t>
-      </w:r>
-      <w:r>
-        <w:rPr>
+        </w:rPr>
+        <w:t>crearTablero</w:t>
+      </w:r>
+      <w:proofErr w:type="spellEnd"/>
+      <w:r>
+        <w:rPr>
+          <w:rFonts w:ascii="Arial" w:hAnsi="Arial" w:cs="Arial"/>
           <w:b/>
           <w:bCs/>
-          <w:sz w:val="28"/>
-          <w:szCs w:val="28"/>
-        </w:rPr>
-        <w:t xml:space="preserve">Función para crear tablero = </w:t>
-      </w:r>
+        </w:rPr>
+        <w:t>(</w:t>
+      </w:r>
+      <w:proofErr w:type="gramEnd"/>
+      <w:r>
+        <w:rPr>
+          <w:rFonts w:ascii="Arial" w:hAnsi="Arial" w:cs="Arial"/>
+          <w:b/>
+          <w:bCs/>
+        </w:rPr>
+        <w:t xml:space="preserve">) </w:t>
+      </w:r>
+    </w:p>
+    <w:p>
+      <w:pPr>
+        <w:rPr>
+          <w:rFonts w:ascii="Arial" w:hAnsi="Arial" w:cs="Arial"/>
+        </w:rPr>
+      </w:pPr>
+      <w:r>
+        <w:rPr>
+          <w:rFonts w:ascii="Arial" w:hAnsi="Arial" w:cs="Arial"/>
+        </w:rPr>
+        <w:t xml:space="preserve">será el arquitecto del juego pide la memoria RAM exacta en el Heap e inicializa cada posición con una ficha aleatoria usando la API de bits que se construyó en </w:t>
+      </w:r>
+      <w:proofErr w:type="gramStart"/>
+      <w:r>
+        <w:rPr>
+          <w:rFonts w:ascii="Arial" w:hAnsi="Arial" w:cs="Arial"/>
+        </w:rPr>
+        <w:t>la  fase</w:t>
+      </w:r>
+      <w:proofErr w:type="gramEnd"/>
+      <w:r>
+        <w:rPr>
+          <w:rFonts w:ascii="Arial" w:hAnsi="Arial" w:cs="Arial"/>
+        </w:rPr>
+        <w:t xml:space="preserve"> 1.</w:t>
+      </w:r>
+    </w:p>
+    <w:p>
+      <w:pPr>
+        <w:rPr>
+          <w:rFonts w:ascii="Arial" w:hAnsi="Arial" w:cs="Arial"/>
+        </w:rPr>
+      </w:pPr>
+      <w:r>
+        <w:rPr>
+          <w:rFonts w:ascii="Arial" w:hAnsi="Arial" w:cs="Arial"/>
+        </w:rPr>
+        <w:t xml:space="preserve">Qué recibe: Dos enteros </w:t>
+      </w:r>
+      <w:proofErr w:type="spellStart"/>
+      <w:r>
+        <w:rPr>
+          <w:rFonts w:ascii="Arial" w:hAnsi="Arial" w:cs="Arial"/>
+        </w:rPr>
+        <w:t>int</w:t>
+      </w:r>
+      <w:proofErr w:type="spellEnd"/>
+      <w:r>
+        <w:rPr>
+          <w:rFonts w:ascii="Arial" w:hAnsi="Arial" w:cs="Arial"/>
+        </w:rPr>
+        <w:t xml:space="preserve"> filas, </w:t>
+      </w:r>
+      <w:proofErr w:type="spellStart"/>
+      <w:r>
+        <w:rPr>
+          <w:rFonts w:ascii="Arial" w:hAnsi="Arial" w:cs="Arial"/>
+        </w:rPr>
+        <w:t>int</w:t>
+      </w:r>
+      <w:proofErr w:type="spellEnd"/>
+      <w:r>
+        <w:rPr>
+          <w:rFonts w:ascii="Arial" w:hAnsi="Arial" w:cs="Arial"/>
+        </w:rPr>
+        <w:t xml:space="preserve"> columnas que definen el tamaño del tablero rectangular ingresado por el </w:t>
+      </w:r>
+      <w:r>
+        <w:rPr>
+          <w:rFonts w:ascii="Arial" w:hAnsi="Arial" w:cs="Arial"/>
+        </w:rPr>
+        <w:t>jugador</w:t>
+      </w:r>
+    </w:p>
+    <w:p>
+      <w:pPr>
+        <w:rPr>
+          <w:rFonts w:ascii="Arial" w:hAnsi="Arial" w:cs="Arial"/>
+        </w:rPr>
+      </w:pPr>
+      <w:r>
+        <w:rPr>
+          <w:rFonts w:ascii="Arial" w:hAnsi="Arial" w:cs="Arial"/>
+        </w:rPr>
+        <w:t xml:space="preserve">Qué retorna: Un puntero de tipo </w:t>
+      </w:r>
+      <w:proofErr w:type="spellStart"/>
+      <w:r>
+        <w:rPr>
+          <w:rFonts w:ascii="Arial" w:hAnsi="Arial" w:cs="Arial"/>
+        </w:rPr>
+        <w:t>unsigned</w:t>
+      </w:r>
+      <w:proofErr w:type="spellEnd"/>
+      <w:r>
+        <w:rPr>
+          <w:rFonts w:ascii="Arial" w:hAnsi="Arial" w:cs="Arial"/>
+        </w:rPr>
+        <w:t xml:space="preserve"> </w:t>
+      </w:r>
+      <w:proofErr w:type="spellStart"/>
+      <w:r>
+        <w:rPr>
+          <w:rFonts w:ascii="Arial" w:hAnsi="Arial" w:cs="Arial"/>
+        </w:rPr>
+        <w:t>char</w:t>
+      </w:r>
+      <w:proofErr w:type="spellEnd"/>
+      <w:r>
+        <w:rPr>
+          <w:rFonts w:ascii="Arial" w:hAnsi="Arial" w:cs="Arial"/>
+        </w:rPr>
+        <w:t>* con la dirección de memoria donde vive la tira de bytes en el Heap</w:t>
+      </w:r>
+    </w:p>
+    <w:p>
+      <w:pPr>
+        <w:rPr>
+          <w:rFonts w:ascii="Arial" w:hAnsi="Arial" w:cs="Arial"/>
+        </w:rPr>
+      </w:pPr>
+      <w:r>
+        <w:rPr>
+          <w:rFonts w:ascii="Arial" w:hAnsi="Arial" w:cs="Arial"/>
+        </w:rPr>
+        <w:t>Para qué sirve: Para instanciar el tablero en memoria dinámica sin desperdiciar espacio, asegurando que solo se reserve la cantidad estricta de bytes necesarios para la partida</w:t>
+      </w:r>
+      <w:r>
+        <w:rPr>
+          <w:rFonts w:ascii="Arial" w:hAnsi="Arial" w:cs="Arial"/>
+        </w:rPr>
+        <w:t>.</w:t>
+      </w:r>
+    </w:p>
+    <w:p>
+      <w:pPr>
+        <w:rPr>
+          <w:rFonts w:ascii="Arial" w:hAnsi="Arial" w:cs="Arial"/>
+        </w:rPr>
+      </w:pPr>
       <w:proofErr w:type="spellStart"/>
       <w:proofErr w:type="gramStart"/>
       <w:r>
         <w:rPr>
-          <w:b/>
-          <w:bCs/>
-          <w:sz w:val="28"/>
-          <w:szCs w:val="28"/>
+          <w:rFonts w:ascii="Arial" w:hAnsi="Arial" w:cs="Arial"/>
+        </w:rPr>
+        <w:t>CrearTablero</w:t>
+      </w:r>
+      <w:proofErr w:type="spellEnd"/>
+      <w:r>
+        <w:rPr>
+          <w:rFonts w:ascii="Arial" w:hAnsi="Arial" w:cs="Arial"/>
+        </w:rPr>
+        <w:t>(</w:t>
+      </w:r>
+      <w:proofErr w:type="gramEnd"/>
+      <w:r>
+        <w:rPr>
+          <w:rFonts w:ascii="Arial" w:hAnsi="Arial" w:cs="Arial"/>
+        </w:rPr>
+        <w:t>)</w:t>
+      </w:r>
+      <w:r>
+        <w:rPr>
+          <w:rFonts w:ascii="Arial" w:hAnsi="Arial" w:cs="Arial"/>
+        </w:rPr>
+        <w:t xml:space="preserve"> conecta directamente la lógica de </w:t>
+      </w:r>
+      <w:r>
+        <w:rPr>
+          <w:rFonts w:ascii="Arial" w:hAnsi="Arial" w:cs="Arial"/>
+        </w:rPr>
+        <w:t xml:space="preserve">esta fase (alto nivel) </w:t>
+      </w:r>
+      <w:r>
+        <w:rPr>
+          <w:rFonts w:ascii="Arial" w:hAnsi="Arial" w:cs="Arial"/>
+        </w:rPr>
+        <w:t>con la Fase 1</w:t>
+      </w:r>
+      <w:r>
+        <w:rPr>
+          <w:rFonts w:ascii="Arial" w:hAnsi="Arial" w:cs="Arial"/>
+        </w:rPr>
+        <w:t>, e</w:t>
+      </w:r>
+      <w:r>
+        <w:rPr>
+          <w:rFonts w:ascii="Arial" w:hAnsi="Arial" w:cs="Arial"/>
+        </w:rPr>
+        <w:t xml:space="preserve">n lugar de manipular bits, esta función genera un número aleatorio entre 0 y 5 y llama a </w:t>
+      </w:r>
+      <w:proofErr w:type="spellStart"/>
+      <w:r>
+        <w:rPr>
+          <w:rFonts w:ascii="Arial" w:hAnsi="Arial" w:cs="Arial"/>
+        </w:rPr>
+        <w:t>escribirFicha</w:t>
+      </w:r>
+      <w:proofErr w:type="spellEnd"/>
+      <w:r>
+        <w:rPr>
+          <w:rFonts w:ascii="Arial" w:hAnsi="Arial" w:cs="Arial"/>
+        </w:rPr>
+        <w:t xml:space="preserve">. La Fase 1 se encarga por debajo de traducir ese valor y empaquetarlo en sus 3 bits correspondientes. El puntero devuelto por </w:t>
+      </w:r>
+      <w:proofErr w:type="spellStart"/>
+      <w:r>
+        <w:rPr>
+          <w:rFonts w:ascii="Arial" w:hAnsi="Arial" w:cs="Arial"/>
         </w:rPr>
         <w:t>crearTablero</w:t>
       </w:r>
       <w:proofErr w:type="spellEnd"/>
       <w:r>
         <w:rPr>
-          <w:b/>
-          <w:bCs/>
-          <w:sz w:val="28"/>
-          <w:szCs w:val="28"/>
-        </w:rPr>
-        <w:t>(</w:t>
-      </w:r>
-      <w:proofErr w:type="gramEnd"/>
-      <w:r>
-        <w:rPr>
-          <w:b/>
-          <w:bCs/>
-          <w:sz w:val="28"/>
-          <w:szCs w:val="28"/>
-        </w:rPr>
-        <w:t>)</w:t>
-      </w:r>
-      <w:r>
-        <w:rPr>
-          <w:b/>
-          <w:bCs/>
-          <w:sz w:val="28"/>
-          <w:szCs w:val="28"/>
+          <w:rFonts w:ascii="Arial" w:hAnsi="Arial" w:cs="Arial"/>
         </w:rPr>
         <w:t xml:space="preserve"> </w:t>
       </w:r>
-    </w:p>
-    <w:p>
-      <w:pPr>
-        <w:ind w:left="708"/>
-      </w:pPr>
-      <w:r>
+      <w:r>
+        <w:rPr>
+          <w:rFonts w:ascii="Arial" w:hAnsi="Arial" w:cs="Arial"/>
+        </w:rPr>
         <w:lastRenderedPageBreak/>
-        <w:t>será</w:t>
-      </w:r>
-      <w:r>
-        <w:t xml:space="preserve"> el arquitecto del juego pide la memoria RAM exacta en el Heap e inicializa cada posición con una ficha aleatoria usando la API de bits que </w:t>
-      </w:r>
-      <w:r>
-        <w:t>se construyó</w:t>
-      </w:r>
-      <w:r>
-        <w:t xml:space="preserve"> en </w:t>
-      </w:r>
-      <w:proofErr w:type="gramStart"/>
-      <w:r>
-        <w:t xml:space="preserve">la </w:t>
-      </w:r>
-      <w:r>
-        <w:t xml:space="preserve"> fase</w:t>
-      </w:r>
-      <w:proofErr w:type="gramEnd"/>
-      <w:r>
-        <w:t xml:space="preserve"> </w:t>
-      </w:r>
-      <w:r>
-        <w:t>1</w:t>
-      </w:r>
-      <w:r>
-        <w:t>.</w:t>
-      </w:r>
-    </w:p>
-    <w:p>
-      <w:pPr>
-        <w:ind w:left="708"/>
-      </w:pPr>
-      <w:r>
-        <w:rPr>
-          <w:sz w:val="28"/>
-          <w:szCs w:val="28"/>
-        </w:rPr>
-        <w:t>Qué recibe:</w:t>
-      </w:r>
-      <w:r>
-        <w:t xml:space="preserve"> Dos enteros </w:t>
-      </w:r>
-      <w:proofErr w:type="spellStart"/>
-      <w:r>
-        <w:t>int</w:t>
-      </w:r>
-      <w:proofErr w:type="spellEnd"/>
-      <w:r>
-        <w:t xml:space="preserve"> filas, </w:t>
-      </w:r>
-      <w:proofErr w:type="spellStart"/>
-      <w:r>
-        <w:t>int</w:t>
-      </w:r>
-      <w:proofErr w:type="spellEnd"/>
-      <w:r>
-        <w:t xml:space="preserve"> columnas que definen el tamaño del tablero rectangular ingresado por el </w:t>
-      </w:r>
-      <w:r>
-        <w:t>jugador</w:t>
-      </w:r>
-    </w:p>
-    <w:p>
-      <w:pPr>
-        <w:ind w:left="708"/>
-      </w:pPr>
-      <w:r>
-        <w:rPr>
-          <w:sz w:val="28"/>
-          <w:szCs w:val="28"/>
-        </w:rPr>
-        <w:t>Qué retorna:</w:t>
-      </w:r>
-      <w:r>
-        <w:t xml:space="preserve"> Un puntero de tipo </w:t>
-      </w:r>
-      <w:proofErr w:type="spellStart"/>
-      <w:r>
-        <w:t>unsigned</w:t>
-      </w:r>
-      <w:proofErr w:type="spellEnd"/>
-      <w:r>
-        <w:t xml:space="preserve"> </w:t>
-      </w:r>
-      <w:proofErr w:type="spellStart"/>
-      <w:r>
-        <w:t>char</w:t>
-      </w:r>
-      <w:proofErr w:type="spellEnd"/>
-      <w:r>
-        <w:t>* con la dirección de memoria donde vive la tira de bytes en el Heap</w:t>
-      </w:r>
-    </w:p>
-    <w:p>
-      <w:pPr>
-        <w:ind w:left="708"/>
-      </w:pPr>
-      <w:r>
-        <w:rPr>
-          <w:sz w:val="28"/>
-          <w:szCs w:val="28"/>
-        </w:rPr>
-        <w:t>Para qué sirve:</w:t>
-      </w:r>
-      <w:r>
-        <w:t xml:space="preserve"> Para instanciar el tablero en memoria dinámica sin desperdiciar espacio, asegurando que solo se reserve la cantidad estricta de bytes necesarios para la partida</w:t>
-      </w:r>
-      <w:r>
-        <w:t>.</w:t>
-      </w:r>
-    </w:p>
-    <w:p>
-      <w:pPr>
-        <w:ind w:left="708"/>
-      </w:pPr>
-      <w:proofErr w:type="spellStart"/>
-      <w:proofErr w:type="gramStart"/>
-      <w:r>
-        <w:t>C</w:t>
-      </w:r>
-      <w:r>
-        <w:t>rearTablero</w:t>
-      </w:r>
-      <w:proofErr w:type="spellEnd"/>
-      <w:r>
-        <w:t>(</w:t>
-      </w:r>
-      <w:proofErr w:type="gramEnd"/>
-      <w:r>
-        <w:t>)</w:t>
-      </w:r>
-      <w:r>
-        <w:t xml:space="preserve"> conecta directamente la lógica de </w:t>
-      </w:r>
-      <w:r>
-        <w:t xml:space="preserve">esta fase (alto nivel) </w:t>
-      </w:r>
-      <w:r>
-        <w:t>con la Fase 1</w:t>
-      </w:r>
-      <w:r>
-        <w:t>, e</w:t>
-      </w:r>
-      <w:r>
-        <w:t xml:space="preserve">n lugar de manipular bits, esta función genera un número aleatorio entre 0 y 5 y llama a </w:t>
-      </w:r>
-      <w:proofErr w:type="spellStart"/>
-      <w:r>
-        <w:t>escribirFicha</w:t>
-      </w:r>
-      <w:proofErr w:type="spellEnd"/>
-      <w:r>
-        <w:t xml:space="preserve">. La Fase 1 se encarga por debajo de traducir ese valor y empaquetarlo en sus 3 bits correspondientes. El puntero devuelto por </w:t>
-      </w:r>
-      <w:proofErr w:type="spellStart"/>
-      <w:r>
-        <w:t>crearTablero</w:t>
-      </w:r>
-      <w:proofErr w:type="spellEnd"/>
-      <w:r>
-        <w:t xml:space="preserve"> será el que pases a todas las demás funciones del juego para mostrar pantalla, detectar combinaciones o borrar fichas</w:t>
-      </w:r>
-    </w:p>
-    <w:p>
-      <w:pPr>
-        <w:ind w:left="1416"/>
-      </w:pPr>
-      <w:r>
-        <w:rPr>
-          <w:sz w:val="28"/>
-          <w:szCs w:val="28"/>
-        </w:rPr>
-        <w:t>Cálculo de espacio:</w:t>
-      </w:r>
-      <w:r>
-        <w:t xml:space="preserve"> Multiplica </w:t>
+        <w:t>será el que pases a todas las demás funciones del juego para mostrar pantalla, detectar combinaciones o borrar fichas</w:t>
+      </w:r>
+    </w:p>
+    <w:p>
+      <w:pPr>
+        <w:rPr>
+          <w:rFonts w:ascii="Arial" w:hAnsi="Arial" w:cs="Arial"/>
+        </w:rPr>
+      </w:pPr>
+      <w:r>
+        <w:rPr>
+          <w:rFonts w:ascii="Arial" w:hAnsi="Arial" w:cs="Arial"/>
+        </w:rPr>
+        <w:t xml:space="preserve">Cálculo de espacio: Multiplica </w:t>
       </w:r>
       <m:oMath>
         <m:r>
@@ -1415,224 +1909,4482 @@
             <m:sty m:val="p"/>
           </m:rPr>
           <w:rPr>
-            <w:rFonts w:ascii="Cambria Math" w:hAnsi="Cambria Math"/>
+            <w:rFonts w:ascii="Cambria Math" w:hAnsi="Cambria Math" w:cs="Arial"/>
           </w:rPr>
           <m:t>filas×columnas×3</m:t>
         </m:r>
       </m:oMath>
       <w:r>
+        <w:rPr>
+          <w:rFonts w:ascii="Arial" w:hAnsi="Arial" w:cs="Arial"/>
+        </w:rPr>
         <w:t xml:space="preserve"> para saber el total de bits necesarios. </w:t>
       </w:r>
     </w:p>
     <w:p>
       <w:pPr>
-        <w:ind w:left="1416"/>
-      </w:pPr>
-      <w:r>
-        <w:rPr>
-          <w:sz w:val="28"/>
-          <w:szCs w:val="28"/>
-        </w:rPr>
-        <w:t>Conversión a bytes:</w:t>
-      </w:r>
-      <w:r>
-        <w:t xml:space="preserve"> Aplica la fórmula (</w:t>
+        <w:rPr>
+          <w:rFonts w:ascii="Arial" w:hAnsi="Arial" w:cs="Arial"/>
+        </w:rPr>
+      </w:pPr>
+      <w:r>
+        <w:rPr>
+          <w:rFonts w:ascii="Arial" w:hAnsi="Arial" w:cs="Arial"/>
+        </w:rPr>
+        <w:t>Conversión a bytes: Aplica la fórmula (</w:t>
       </w:r>
       <w:proofErr w:type="spellStart"/>
       <w:r>
+        <w:rPr>
+          <w:rFonts w:ascii="Arial" w:hAnsi="Arial" w:cs="Arial"/>
+        </w:rPr>
         <w:t>total_bits</w:t>
       </w:r>
       <w:proofErr w:type="spellEnd"/>
       <w:r>
+        <w:rPr>
+          <w:rFonts w:ascii="Arial" w:hAnsi="Arial" w:cs="Arial"/>
+        </w:rPr>
         <w:t xml:space="preserve"> + 7) / 8 para calcular los bytes mínimos indispensables. </w:t>
       </w:r>
     </w:p>
     <w:p>
       <w:pPr>
-        <w:ind w:left="1416"/>
-      </w:pPr>
-      <w:r>
-        <w:rPr>
-          <w:sz w:val="28"/>
-          <w:szCs w:val="28"/>
-        </w:rPr>
-        <w:t>Reserva en el Heap:</w:t>
-      </w:r>
-      <w:r>
-        <w:t xml:space="preserve"> Ejecuta </w:t>
+        <w:rPr>
+          <w:rFonts w:ascii="Arial" w:hAnsi="Arial" w:cs="Arial"/>
+        </w:rPr>
+      </w:pPr>
+      <w:r>
+        <w:rPr>
+          <w:rFonts w:ascii="Arial" w:hAnsi="Arial" w:cs="Arial"/>
+        </w:rPr>
+        <w:t xml:space="preserve">Reserva en el </w:t>
       </w:r>
       <w:proofErr w:type="spellStart"/>
       <w:r>
+        <w:rPr>
+          <w:rFonts w:ascii="Arial" w:hAnsi="Arial" w:cs="Arial"/>
+        </w:rPr>
+        <w:t>Heap</w:t>
+      </w:r>
+      <w:proofErr w:type="spellEnd"/>
+      <w:r>
+        <w:rPr>
+          <w:rFonts w:ascii="Arial" w:hAnsi="Arial" w:cs="Arial"/>
+        </w:rPr>
+        <w:t xml:space="preserve">: Ejecuta </w:t>
+      </w:r>
+      <w:proofErr w:type="spellStart"/>
+      <w:r>
+        <w:rPr>
+          <w:rFonts w:ascii="Arial" w:hAnsi="Arial" w:cs="Arial"/>
+        </w:rPr>
         <w:t>unsigned</w:t>
       </w:r>
       <w:proofErr w:type="spellEnd"/>
       <w:r>
+        <w:rPr>
+          <w:rFonts w:ascii="Arial" w:hAnsi="Arial" w:cs="Arial"/>
+        </w:rPr>
         <w:t xml:space="preserve"> </w:t>
       </w:r>
       <w:proofErr w:type="spellStart"/>
       <w:r>
+        <w:rPr>
+          <w:rFonts w:ascii="Arial" w:hAnsi="Arial" w:cs="Arial"/>
+        </w:rPr>
         <w:t>char</w:t>
       </w:r>
       <w:proofErr w:type="spellEnd"/>
       <w:r>
+        <w:rPr>
+          <w:rFonts w:ascii="Arial" w:hAnsi="Arial" w:cs="Arial"/>
+        </w:rPr>
         <w:t xml:space="preserve">* tablero = new </w:t>
       </w:r>
       <w:proofErr w:type="spellStart"/>
       <w:r>
+        <w:rPr>
+          <w:rFonts w:ascii="Arial" w:hAnsi="Arial" w:cs="Arial"/>
+        </w:rPr>
         <w:t>unsigned</w:t>
       </w:r>
       <w:proofErr w:type="spellEnd"/>
       <w:r>
+        <w:rPr>
+          <w:rFonts w:ascii="Arial" w:hAnsi="Arial" w:cs="Arial"/>
+        </w:rPr>
         <w:t xml:space="preserve"> </w:t>
       </w:r>
       <w:proofErr w:type="spellStart"/>
       <w:r>
+        <w:rPr>
+          <w:rFonts w:ascii="Arial" w:hAnsi="Arial" w:cs="Arial"/>
+        </w:rPr>
         <w:t>char</w:t>
       </w:r>
       <w:proofErr w:type="spellEnd"/>
       <w:r>
+        <w:rPr>
+          <w:rFonts w:ascii="Arial" w:hAnsi="Arial" w:cs="Arial"/>
+        </w:rPr>
         <w:t>[</w:t>
       </w:r>
       <w:proofErr w:type="spellStart"/>
       <w:r>
+        <w:rPr>
+          <w:rFonts w:ascii="Arial" w:hAnsi="Arial" w:cs="Arial"/>
+        </w:rPr>
         <w:t>bytes_necesarios</w:t>
       </w:r>
       <w:proofErr w:type="spellEnd"/>
       <w:r>
+        <w:rPr>
+          <w:rFonts w:ascii="Arial" w:hAnsi="Arial" w:cs="Arial"/>
+        </w:rPr>
         <w:t xml:space="preserve">]. </w:t>
       </w:r>
     </w:p>
     <w:p>
       <w:pPr>
-        <w:ind w:left="1416"/>
-      </w:pPr>
-      <w:r>
-        <w:rPr>
-          <w:sz w:val="28"/>
-          <w:szCs w:val="28"/>
-        </w:rPr>
-        <w:t>Limpieza de basura:</w:t>
-      </w:r>
-      <w:r>
-        <w:t xml:space="preserve"> Pone todos los bytes del arreglo en 0 para que los bits no contengan datos desconocidos de la RAM.</w:t>
-      </w:r>
-    </w:p>
-    <w:p>
-      <w:pPr>
-        <w:ind w:left="1416"/>
-      </w:pPr>
-      <w:r>
-        <w:rPr>
-          <w:sz w:val="28"/>
-          <w:szCs w:val="28"/>
-        </w:rPr>
-        <w:t>Doble ciclo explorador:</w:t>
-      </w:r>
-      <w:r>
-        <w:t xml:space="preserve"> Recorre la matriz celda por celda con un </w:t>
+        <w:rPr>
+          <w:rFonts w:ascii="Arial" w:hAnsi="Arial" w:cs="Arial"/>
+        </w:rPr>
+      </w:pPr>
+      <w:r>
+        <w:rPr>
+          <w:rFonts w:ascii="Arial" w:hAnsi="Arial" w:cs="Arial"/>
+        </w:rPr>
+        <w:t>Limpieza de basura: Pone todos los bytes del arreglo en 0 para que los bits no contengan datos desconocidos de la RAM.</w:t>
+      </w:r>
+    </w:p>
+    <w:p>
+      <w:pPr>
+        <w:rPr>
+          <w:rFonts w:ascii="Arial" w:hAnsi="Arial" w:cs="Arial"/>
+        </w:rPr>
+      </w:pPr>
+      <w:r>
+        <w:rPr>
+          <w:rFonts w:ascii="Arial" w:hAnsi="Arial" w:cs="Arial"/>
+        </w:rPr>
+        <w:t xml:space="preserve">Doble ciclo explorador: Recorre la matriz celda por celda con un </w:t>
       </w:r>
       <w:proofErr w:type="spellStart"/>
       <w:r>
+        <w:rPr>
+          <w:rFonts w:ascii="Arial" w:hAnsi="Arial" w:cs="Arial"/>
+        </w:rPr>
         <w:t>for</w:t>
       </w:r>
       <w:proofErr w:type="spellEnd"/>
       <w:r>
+        <w:rPr>
+          <w:rFonts w:ascii="Arial" w:hAnsi="Arial" w:cs="Arial"/>
+        </w:rPr>
         <w:t xml:space="preserve"> de filas y un </w:t>
       </w:r>
       <w:proofErr w:type="spellStart"/>
       <w:r>
+        <w:rPr>
+          <w:rFonts w:ascii="Arial" w:hAnsi="Arial" w:cs="Arial"/>
+        </w:rPr>
         <w:t>for</w:t>
       </w:r>
       <w:proofErr w:type="spellEnd"/>
       <w:r>
+        <w:rPr>
+          <w:rFonts w:ascii="Arial" w:hAnsi="Arial" w:cs="Arial"/>
+        </w:rPr>
         <w:t xml:space="preserve"> de columnas.</w:t>
       </w:r>
     </w:p>
     <w:p>
       <w:pPr>
-        <w:ind w:left="1416"/>
-      </w:pPr>
-      <w:r>
-        <w:rPr>
-          <w:sz w:val="28"/>
-          <w:szCs w:val="28"/>
-        </w:rPr>
-        <w:t>Generación aleatoria:</w:t>
-      </w:r>
-      <w:r>
-        <w:t xml:space="preserve"> En cada celda (f, c), calcula una ficha aleatoria entre 0 y 5 usando </w:t>
+        <w:rPr>
+          <w:rFonts w:ascii="Arial" w:hAnsi="Arial" w:cs="Arial"/>
+        </w:rPr>
+      </w:pPr>
+      <w:r>
+        <w:rPr>
+          <w:rFonts w:ascii="Arial" w:hAnsi="Arial" w:cs="Arial"/>
+        </w:rPr>
+        <w:t xml:space="preserve">Generación aleatoria: En cada celda (f, c), calcula una ficha aleatoria entre 0 y 5 usando </w:t>
       </w:r>
       <w:proofErr w:type="gramStart"/>
       <w:r>
+        <w:rPr>
+          <w:rFonts w:ascii="Arial" w:hAnsi="Arial" w:cs="Arial"/>
+        </w:rPr>
         <w:t>rand(</w:t>
       </w:r>
       <w:proofErr w:type="gramEnd"/>
       <w:r>
+        <w:rPr>
+          <w:rFonts w:ascii="Arial" w:hAnsi="Arial" w:cs="Arial"/>
+        </w:rPr>
         <w:t xml:space="preserve">) % 6. </w:t>
       </w:r>
     </w:p>
     <w:p>
       <w:pPr>
-        <w:ind w:left="1416"/>
-      </w:pPr>
-      <w:r>
-        <w:rPr>
-          <w:sz w:val="28"/>
-          <w:szCs w:val="28"/>
-        </w:rPr>
-        <w:t>Empaquetado:</w:t>
-      </w:r>
-      <w:r>
-        <w:t xml:space="preserve"> Ejecuta </w:t>
+        <w:rPr>
+          <w:rFonts w:ascii="Arial" w:hAnsi="Arial" w:cs="Arial"/>
+        </w:rPr>
+      </w:pPr>
+      <w:r>
+        <w:rPr>
+          <w:rFonts w:ascii="Arial" w:hAnsi="Arial" w:cs="Arial"/>
+        </w:rPr>
+        <w:t xml:space="preserve">Empaquetado: Ejecuta </w:t>
       </w:r>
       <w:proofErr w:type="spellStart"/>
       <w:proofErr w:type="gramStart"/>
       <w:r>
+        <w:rPr>
+          <w:rFonts w:ascii="Arial" w:hAnsi="Arial" w:cs="Arial"/>
+        </w:rPr>
         <w:t>escribirFicha</w:t>
       </w:r>
       <w:proofErr w:type="spellEnd"/>
       <w:r>
+        <w:rPr>
+          <w:rFonts w:ascii="Arial" w:hAnsi="Arial" w:cs="Arial"/>
+        </w:rPr>
         <w:t>(</w:t>
       </w:r>
       <w:proofErr w:type="gramEnd"/>
       <w:r>
+        <w:rPr>
+          <w:rFonts w:ascii="Arial" w:hAnsi="Arial" w:cs="Arial"/>
+        </w:rPr>
         <w:t xml:space="preserve">tablero, columnas, f, c, </w:t>
       </w:r>
       <w:proofErr w:type="spellStart"/>
       <w:r>
+        <w:rPr>
+          <w:rFonts w:ascii="Arial" w:hAnsi="Arial" w:cs="Arial"/>
+        </w:rPr>
         <w:t>ficha_aleatoria</w:t>
       </w:r>
       <w:proofErr w:type="spellEnd"/>
       <w:r>
+        <w:rPr>
+          <w:rFonts w:ascii="Arial" w:hAnsi="Arial" w:cs="Arial"/>
+        </w:rPr>
         <w:t xml:space="preserve">) en cada iteración. </w:t>
       </w:r>
     </w:p>
     <w:p>
       <w:pPr>
-        <w:ind w:left="1416"/>
-      </w:pPr>
-      <w:r>
-        <w:rPr>
-          <w:sz w:val="28"/>
-          <w:szCs w:val="28"/>
+        <w:rPr>
+          <w:rFonts w:ascii="Arial" w:hAnsi="Arial" w:cs="Arial"/>
+        </w:rPr>
+      </w:pPr>
+      <w:r>
+        <w:rPr>
+          <w:rFonts w:ascii="Arial" w:hAnsi="Arial" w:cs="Arial"/>
+        </w:rPr>
+        <w:t>Retorno: Devuelve la variable tablero para que la función principal (</w:t>
+      </w:r>
+      <w:proofErr w:type="spellStart"/>
+      <w:r>
+        <w:rPr>
+          <w:rFonts w:ascii="Arial" w:hAnsi="Arial" w:cs="Arial"/>
+        </w:rPr>
+        <w:t>main</w:t>
+      </w:r>
+      <w:proofErr w:type="spellEnd"/>
+      <w:r>
+        <w:rPr>
+          <w:rFonts w:ascii="Arial" w:hAnsi="Arial" w:cs="Arial"/>
+        </w:rPr>
+        <w:t>) guarde la dirección de la memoria.</w:t>
+      </w:r>
+    </w:p>
+    <w:p>
+      <w:pPr>
+        <w:pStyle w:val="Ttulo1"/>
+        <w:jc w:val="both"/>
+        <w:rPr>
+          <w:rFonts w:ascii="Arial" w:hAnsi="Arial" w:cs="Arial"/>
+          <w:color w:val="auto"/>
+          <w:sz w:val="24"/>
+          <w:szCs w:val="24"/>
+        </w:rPr>
+      </w:pPr>
+      <w:r>
+        <w:rPr>
+          <w:rFonts w:ascii="Arial" w:hAnsi="Arial" w:cs="Arial"/>
+          <w:color w:val="auto"/>
+          <w:sz w:val="24"/>
+          <w:szCs w:val="24"/>
+        </w:rPr>
+        <w:t>Fase 3:</w:t>
+      </w:r>
+    </w:p>
+    <w:p>
+      <w:pPr>
+        <w:pStyle w:val="Ttulo2"/>
+        <w:jc w:val="both"/>
+        <w:rPr>
+          <w:rFonts w:ascii="Arial" w:hAnsi="Arial" w:cs="Arial"/>
+          <w:color w:val="auto"/>
+          <w:sz w:val="24"/>
+          <w:szCs w:val="24"/>
+        </w:rPr>
+      </w:pPr>
+      <w:r>
+        <w:rPr>
+          <w:rFonts w:ascii="Arial" w:hAnsi="Arial" w:cs="Arial"/>
+          <w:color w:val="auto"/>
+          <w:sz w:val="24"/>
+          <w:szCs w:val="24"/>
+        </w:rPr>
+        <w:t>Crear módulo.</w:t>
+      </w:r>
+    </w:p>
+    <w:p>
+      <w:pPr>
+        <w:pStyle w:val="NormalWeb"/>
+        <w:jc w:val="both"/>
+        <w:rPr>
+          <w:rFonts w:ascii="Arial" w:hAnsi="Arial" w:cs="Arial"/>
+        </w:rPr>
+      </w:pPr>
+      <w:r>
+        <w:rPr>
+          <w:rFonts w:ascii="Arial" w:hAnsi="Arial" w:cs="Arial"/>
+        </w:rPr>
+        <w:t>En esta fase ya tenemos un tablero creado dinámicamente y podemos leer o escribir cualquier ficha utilizando las funciones de la Fase 1. Ahora necesitamos comenzar con la lógica real del juego: permitir que el usuario elimine una ficha, hacer caer las fichas superiores y llenar nuevamente los espacios que queden vacíos.</w:t>
+      </w:r>
+    </w:p>
+    <w:p>
+      <w:pPr>
+        <w:pStyle w:val="NormalWeb"/>
+        <w:jc w:val="both"/>
+        <w:rPr>
+          <w:rFonts w:ascii="Arial" w:hAnsi="Arial" w:cs="Arial"/>
+        </w:rPr>
+      </w:pPr>
+      <w:r>
+        <w:rPr>
+          <w:rFonts w:ascii="Arial" w:hAnsi="Arial" w:cs="Arial"/>
+        </w:rPr>
+        <w:t>La idea principal es que esta fase utilice las funciones que ya construimos anteriormente y no tenga que preocuparse directamente por cómo están distribuidos los bits dentro de los bytes.</w:t>
+      </w:r>
+    </w:p>
+    <w:p>
+      <w:pPr>
+        <w:pStyle w:val="Ttulo2"/>
+        <w:jc w:val="both"/>
+        <w:rPr>
+          <w:rFonts w:ascii="Arial" w:hAnsi="Arial" w:cs="Arial"/>
+          <w:color w:val="auto"/>
+          <w:sz w:val="24"/>
+          <w:szCs w:val="24"/>
+        </w:rPr>
+      </w:pPr>
+      <w:r>
+        <w:rPr>
+          <w:rFonts w:ascii="Arial" w:hAnsi="Arial" w:cs="Arial"/>
+          <w:color w:val="auto"/>
+          <w:sz w:val="24"/>
+          <w:szCs w:val="24"/>
+        </w:rPr>
+        <w:t xml:space="preserve">1. Función para eliminar una ficha = </w:t>
+      </w:r>
+      <w:proofErr w:type="spellStart"/>
+      <w:proofErr w:type="gramStart"/>
+      <w:r>
+        <w:rPr>
+          <w:rStyle w:val="CdigoHTML"/>
+          <w:rFonts w:ascii="Arial" w:eastAsiaTheme="majorEastAsia" w:hAnsi="Arial" w:cs="Arial"/>
+          <w:color w:val="auto"/>
+          <w:sz w:val="24"/>
+          <w:szCs w:val="24"/>
+        </w:rPr>
+        <w:t>eliminarFicha</w:t>
+      </w:r>
+      <w:proofErr w:type="spellEnd"/>
+      <w:r>
+        <w:rPr>
+          <w:rStyle w:val="CdigoHTML"/>
+          <w:rFonts w:ascii="Arial" w:eastAsiaTheme="majorEastAsia" w:hAnsi="Arial" w:cs="Arial"/>
+          <w:color w:val="auto"/>
+          <w:sz w:val="24"/>
+          <w:szCs w:val="24"/>
+        </w:rPr>
+        <w:t>(</w:t>
+      </w:r>
+      <w:proofErr w:type="gramEnd"/>
+      <w:r>
+        <w:rPr>
+          <w:rStyle w:val="CdigoHTML"/>
+          <w:rFonts w:ascii="Arial" w:eastAsiaTheme="majorEastAsia" w:hAnsi="Arial" w:cs="Arial"/>
+          <w:color w:val="auto"/>
+          <w:sz w:val="24"/>
+          <w:szCs w:val="24"/>
+        </w:rPr>
+        <w:t>)</w:t>
+      </w:r>
+    </w:p>
+    <w:p>
+      <w:pPr>
+        <w:pStyle w:val="NormalWeb"/>
+        <w:jc w:val="both"/>
+        <w:rPr>
+          <w:rFonts w:ascii="Arial" w:hAnsi="Arial" w:cs="Arial"/>
+        </w:rPr>
+      </w:pPr>
+      <w:r>
+        <w:rPr>
+          <w:rFonts w:ascii="Arial" w:hAnsi="Arial" w:cs="Arial"/>
+        </w:rPr>
+        <w:t>Esta función será la encargada de recibir la posición seleccionada por el usuario y marcar esa posición como vacía.</w:t>
+      </w:r>
+    </w:p>
+    <w:p>
+      <w:pPr>
+        <w:pStyle w:val="NormalWeb"/>
+        <w:jc w:val="both"/>
+        <w:rPr>
+          <w:rFonts w:ascii="Arial" w:hAnsi="Arial" w:cs="Arial"/>
+        </w:rPr>
+      </w:pPr>
+      <w:r>
+        <w:rPr>
+          <w:rStyle w:val="Textoennegrita"/>
+          <w:rFonts w:ascii="Arial" w:hAnsi="Arial" w:cs="Arial"/>
+        </w:rPr>
+        <w:t>Qué recibe:</w:t>
+      </w:r>
+      <w:r>
+        <w:rPr>
+          <w:rFonts w:ascii="Arial" w:hAnsi="Arial" w:cs="Arial"/>
+        </w:rPr>
+        <w:t xml:space="preserve"> El puntero al tablero, las dimensiones actuales del tablero y las coordenadas </w:t>
+      </w:r>
+      <w:r>
+        <w:rPr>
+          <w:rStyle w:val="CdigoHTML"/>
+          <w:rFonts w:ascii="Arial" w:eastAsiaTheme="majorEastAsia" w:hAnsi="Arial" w:cs="Arial"/>
+          <w:sz w:val="24"/>
+          <w:szCs w:val="24"/>
+        </w:rPr>
+        <w:t>fila</w:t>
+      </w:r>
+      <w:r>
+        <w:rPr>
+          <w:rFonts w:ascii="Arial" w:hAnsi="Arial" w:cs="Arial"/>
+        </w:rPr>
+        <w:t xml:space="preserve"> y </w:t>
+      </w:r>
+      <w:r>
+        <w:rPr>
+          <w:rStyle w:val="CdigoHTML"/>
+          <w:rFonts w:ascii="Arial" w:eastAsiaTheme="majorEastAsia" w:hAnsi="Arial" w:cs="Arial"/>
+          <w:sz w:val="24"/>
+          <w:szCs w:val="24"/>
+        </w:rPr>
+        <w:t>columna</w:t>
+      </w:r>
+      <w:r>
+        <w:rPr>
+          <w:rFonts w:ascii="Arial" w:hAnsi="Arial" w:cs="Arial"/>
+        </w:rPr>
+        <w:t xml:space="preserve"> que quiere eliminar el usuario.</w:t>
+      </w:r>
+    </w:p>
+    <w:p>
+      <w:pPr>
+        <w:pStyle w:val="NormalWeb"/>
+        <w:jc w:val="both"/>
+        <w:rPr>
+          <w:rFonts w:ascii="Arial" w:hAnsi="Arial" w:cs="Arial"/>
+        </w:rPr>
+      </w:pPr>
+      <w:r>
+        <w:rPr>
+          <w:rStyle w:val="Textoennegrita"/>
+          <w:rFonts w:ascii="Arial" w:hAnsi="Arial" w:cs="Arial"/>
         </w:rPr>
         <w:lastRenderedPageBreak/>
-        <w:t>Retorno:</w:t>
-      </w:r>
-      <w:r>
-        <w:t xml:space="preserve"> Devuelve la variable tablero para que la función principal (</w:t>
+        <w:t>Qué retorna:</w:t>
+      </w:r>
+      <w:r>
+        <w:rPr>
+          <w:rFonts w:ascii="Arial" w:hAnsi="Arial" w:cs="Arial"/>
+        </w:rPr>
+        <w:t xml:space="preserve"> Un valor de tipo </w:t>
       </w:r>
       <w:proofErr w:type="spellStart"/>
       <w:r>
-        <w:t>main</w:t>
+        <w:rPr>
+          <w:rStyle w:val="CdigoHTML"/>
+          <w:rFonts w:ascii="Arial" w:eastAsiaTheme="majorEastAsia" w:hAnsi="Arial" w:cs="Arial"/>
+          <w:sz w:val="24"/>
+          <w:szCs w:val="24"/>
+        </w:rPr>
+        <w:t>bool</w:t>
       </w:r>
       <w:proofErr w:type="spellEnd"/>
       <w:r>
-        <w:t>) guarde la dirección de la memoria.</w:t>
-      </w:r>
-    </w:p>
-    <w:p/>
-    <w:p/>
+        <w:rPr>
+          <w:rFonts w:ascii="Arial" w:hAnsi="Arial" w:cs="Arial"/>
+        </w:rPr>
+        <w:t>. Retorna verdadero si las coordenadas se encuentran dentro del tablero y se pudo realizar la eliminación, o falso si la posición ingresada no existe.</w:t>
+      </w:r>
+    </w:p>
+    <w:p>
+      <w:pPr>
+        <w:pStyle w:val="NormalWeb"/>
+        <w:jc w:val="both"/>
+        <w:rPr>
+          <w:rFonts w:ascii="Arial" w:hAnsi="Arial" w:cs="Arial"/>
+        </w:rPr>
+      </w:pPr>
+      <w:r>
+        <w:rPr>
+          <w:rStyle w:val="Textoennegrita"/>
+          <w:rFonts w:ascii="Arial" w:hAnsi="Arial" w:cs="Arial"/>
+        </w:rPr>
+        <w:t>Para qué sirve:</w:t>
+      </w:r>
+      <w:r>
+        <w:rPr>
+          <w:rFonts w:ascii="Arial" w:hAnsi="Arial" w:cs="Arial"/>
+        </w:rPr>
+        <w:t xml:space="preserve"> Permite eliminar una ficha sin necesidad de borrar físicamente memoria. La posición sigue existiendo en el </w:t>
+      </w:r>
+      <w:proofErr w:type="gramStart"/>
+      <w:r>
+        <w:rPr>
+          <w:rFonts w:ascii="Arial" w:hAnsi="Arial" w:cs="Arial"/>
+        </w:rPr>
+        <w:t>tablero</w:t>
+      </w:r>
+      <w:proofErr w:type="gramEnd"/>
+      <w:r>
+        <w:rPr>
+          <w:rFonts w:ascii="Arial" w:hAnsi="Arial" w:cs="Arial"/>
+        </w:rPr>
+        <w:t xml:space="preserve"> pero sus tres bits cambian al código reservado para representar un espacio vacío.</w:t>
+      </w:r>
+    </w:p>
+    <w:p>
+      <w:pPr>
+        <w:pStyle w:val="NormalWeb"/>
+        <w:jc w:val="both"/>
+        <w:rPr>
+          <w:rFonts w:ascii="Arial" w:hAnsi="Arial" w:cs="Arial"/>
+        </w:rPr>
+      </w:pPr>
+      <w:r>
+        <w:rPr>
+          <w:rFonts w:ascii="Arial" w:hAnsi="Arial" w:cs="Arial"/>
+        </w:rPr>
+        <w:t>Para este estado decidimos utilizar:</w:t>
+      </w:r>
+    </w:p>
+    <w:p>
+      <w:pPr>
+        <w:pStyle w:val="HTMLconformatoprevio"/>
+        <w:jc w:val="both"/>
+        <w:rPr>
+          <w:rFonts w:ascii="Arial" w:hAnsi="Arial" w:cs="Arial"/>
+          <w:sz w:val="24"/>
+          <w:szCs w:val="24"/>
+        </w:rPr>
+      </w:pPr>
+      <w:r>
+        <w:rPr>
+          <w:rStyle w:val="CdigoHTML"/>
+          <w:rFonts w:ascii="Arial" w:eastAsiaTheme="majorEastAsia" w:hAnsi="Arial" w:cs="Arial"/>
+          <w:sz w:val="24"/>
+          <w:szCs w:val="24"/>
+        </w:rPr>
+        <w:t>110 = posición vacía</w:t>
+      </w:r>
+    </w:p>
+    <w:p>
+      <w:pPr>
+        <w:pStyle w:val="NormalWeb"/>
+        <w:jc w:val="both"/>
+        <w:rPr>
+          <w:rFonts w:ascii="Arial" w:hAnsi="Arial" w:cs="Arial"/>
+        </w:rPr>
+      </w:pPr>
+      <w:r>
+        <w:rPr>
+          <w:rStyle w:val="Textoennegrita"/>
+          <w:rFonts w:ascii="Arial" w:hAnsi="Arial" w:cs="Arial"/>
+        </w:rPr>
+        <w:t>Lógica:</w:t>
+      </w:r>
+      <w:r>
+        <w:rPr>
+          <w:rFonts w:ascii="Arial" w:hAnsi="Arial" w:cs="Arial"/>
+        </w:rPr>
+        <w:t xml:space="preserve"> Primero verifica que la fila y columna estén dentro de los límites. Después utiliza </w:t>
+      </w:r>
+      <w:proofErr w:type="spellStart"/>
+      <w:proofErr w:type="gramStart"/>
+      <w:r>
+        <w:rPr>
+          <w:rStyle w:val="CdigoHTML"/>
+          <w:rFonts w:ascii="Arial" w:eastAsiaTheme="majorEastAsia" w:hAnsi="Arial" w:cs="Arial"/>
+          <w:sz w:val="24"/>
+          <w:szCs w:val="24"/>
+        </w:rPr>
+        <w:t>escribirFicha</w:t>
+      </w:r>
+      <w:proofErr w:type="spellEnd"/>
+      <w:r>
+        <w:rPr>
+          <w:rStyle w:val="CdigoHTML"/>
+          <w:rFonts w:ascii="Arial" w:eastAsiaTheme="majorEastAsia" w:hAnsi="Arial" w:cs="Arial"/>
+          <w:sz w:val="24"/>
+          <w:szCs w:val="24"/>
+        </w:rPr>
+        <w:t>(</w:t>
+      </w:r>
+      <w:proofErr w:type="gramEnd"/>
+      <w:r>
+        <w:rPr>
+          <w:rStyle w:val="CdigoHTML"/>
+          <w:rFonts w:ascii="Arial" w:eastAsiaTheme="majorEastAsia" w:hAnsi="Arial" w:cs="Arial"/>
+          <w:sz w:val="24"/>
+          <w:szCs w:val="24"/>
+        </w:rPr>
+        <w:t>)</w:t>
+      </w:r>
+      <w:r>
+        <w:rPr>
+          <w:rFonts w:ascii="Arial" w:hAnsi="Arial" w:cs="Arial"/>
+        </w:rPr>
+        <w:t xml:space="preserve"> de la Fase 1 para modificar únicamente los tres bits correspondientes a esa posición.</w:t>
+      </w:r>
+    </w:p>
+    <w:p>
+      <w:pPr>
+        <w:pStyle w:val="NormalWeb"/>
+        <w:jc w:val="both"/>
+        <w:rPr>
+          <w:rFonts w:ascii="Arial" w:hAnsi="Arial" w:cs="Arial"/>
+        </w:rPr>
+      </w:pPr>
+      <w:r>
+        <w:rPr>
+          <w:rFonts w:ascii="Arial" w:hAnsi="Arial" w:cs="Arial"/>
+        </w:rPr>
+        <w:t>Esto mantiene la idea de que solamente el módulo de abstracción de memoria sabe cómo modificar los bits físicamente.</w:t>
+      </w:r>
+    </w:p>
+    <w:p>
+      <w:pPr>
+        <w:jc w:val="both"/>
+        <w:rPr>
+          <w:rFonts w:ascii="Arial" w:hAnsi="Arial" w:cs="Arial"/>
+        </w:rPr>
+      </w:pPr>
+    </w:p>
+    <w:p>
+      <w:pPr>
+        <w:pStyle w:val="Ttulo2"/>
+        <w:jc w:val="both"/>
+        <w:rPr>
+          <w:rFonts w:ascii="Arial" w:hAnsi="Arial" w:cs="Arial"/>
+          <w:color w:val="auto"/>
+          <w:sz w:val="24"/>
+          <w:szCs w:val="24"/>
+        </w:rPr>
+      </w:pPr>
+      <w:r>
+        <w:rPr>
+          <w:rFonts w:ascii="Arial" w:hAnsi="Arial" w:cs="Arial"/>
+          <w:color w:val="auto"/>
+          <w:sz w:val="24"/>
+          <w:szCs w:val="24"/>
+        </w:rPr>
+        <w:t xml:space="preserve">2. Función gravedad = </w:t>
+      </w:r>
+      <w:proofErr w:type="spellStart"/>
+      <w:proofErr w:type="gramStart"/>
+      <w:r>
+        <w:rPr>
+          <w:rStyle w:val="CdigoHTML"/>
+          <w:rFonts w:ascii="Arial" w:eastAsiaTheme="majorEastAsia" w:hAnsi="Arial" w:cs="Arial"/>
+          <w:color w:val="auto"/>
+          <w:sz w:val="24"/>
+          <w:szCs w:val="24"/>
+        </w:rPr>
+        <w:t>aplicarGravedad</w:t>
+      </w:r>
+      <w:proofErr w:type="spellEnd"/>
+      <w:r>
+        <w:rPr>
+          <w:rStyle w:val="CdigoHTML"/>
+          <w:rFonts w:ascii="Arial" w:eastAsiaTheme="majorEastAsia" w:hAnsi="Arial" w:cs="Arial"/>
+          <w:color w:val="auto"/>
+          <w:sz w:val="24"/>
+          <w:szCs w:val="24"/>
+        </w:rPr>
+        <w:t>(</w:t>
+      </w:r>
+      <w:proofErr w:type="gramEnd"/>
+      <w:r>
+        <w:rPr>
+          <w:rStyle w:val="CdigoHTML"/>
+          <w:rFonts w:ascii="Arial" w:eastAsiaTheme="majorEastAsia" w:hAnsi="Arial" w:cs="Arial"/>
+          <w:color w:val="auto"/>
+          <w:sz w:val="24"/>
+          <w:szCs w:val="24"/>
+        </w:rPr>
+        <w:t>)</w:t>
+      </w:r>
+    </w:p>
+    <w:p>
+      <w:pPr>
+        <w:pStyle w:val="NormalWeb"/>
+        <w:jc w:val="both"/>
+        <w:rPr>
+          <w:rFonts w:ascii="Arial" w:hAnsi="Arial" w:cs="Arial"/>
+        </w:rPr>
+      </w:pPr>
+      <w:r>
+        <w:rPr>
+          <w:rFonts w:ascii="Arial" w:hAnsi="Arial" w:cs="Arial"/>
+        </w:rPr>
+        <w:t>Después de eliminar una ficha queda un espacio vacío dentro de una columna. Esta función se encarga de reorganizar las fichas para que las que estén arriba caigan hacia las posiciones disponibles.</w:t>
+      </w:r>
+    </w:p>
+    <w:p>
+      <w:pPr>
+        <w:pStyle w:val="NormalWeb"/>
+        <w:jc w:val="both"/>
+        <w:rPr>
+          <w:rFonts w:ascii="Arial" w:hAnsi="Arial" w:cs="Arial"/>
+        </w:rPr>
+      </w:pPr>
+      <w:r>
+        <w:rPr>
+          <w:rStyle w:val="Textoennegrita"/>
+          <w:rFonts w:ascii="Arial" w:hAnsi="Arial" w:cs="Arial"/>
+        </w:rPr>
+        <w:t>Qué recibe:</w:t>
+      </w:r>
+      <w:r>
+        <w:rPr>
+          <w:rFonts w:ascii="Arial" w:hAnsi="Arial" w:cs="Arial"/>
+        </w:rPr>
+        <w:t xml:space="preserve"> El puntero al tablero, cantidad de filas y cantidad de columnas.</w:t>
+      </w:r>
+    </w:p>
+    <w:p>
+      <w:pPr>
+        <w:pStyle w:val="NormalWeb"/>
+        <w:jc w:val="both"/>
+        <w:rPr>
+          <w:rFonts w:ascii="Arial" w:hAnsi="Arial" w:cs="Arial"/>
+        </w:rPr>
+      </w:pPr>
+      <w:r>
+        <w:rPr>
+          <w:rStyle w:val="Textoennegrita"/>
+          <w:rFonts w:ascii="Arial" w:hAnsi="Arial" w:cs="Arial"/>
+        </w:rPr>
+        <w:t>Qué retorna:</w:t>
+      </w:r>
+      <w:r>
+        <w:rPr>
+          <w:rFonts w:ascii="Arial" w:hAnsi="Arial" w:cs="Arial"/>
+        </w:rPr>
+        <w:t xml:space="preserve"> Nada, es una función </w:t>
+      </w:r>
+      <w:proofErr w:type="spellStart"/>
+      <w:r>
+        <w:rPr>
+          <w:rStyle w:val="CdigoHTML"/>
+          <w:rFonts w:ascii="Arial" w:eastAsiaTheme="majorEastAsia" w:hAnsi="Arial" w:cs="Arial"/>
+          <w:sz w:val="24"/>
+          <w:szCs w:val="24"/>
+        </w:rPr>
+        <w:t>void</w:t>
+      </w:r>
+      <w:proofErr w:type="spellEnd"/>
+      <w:r>
+        <w:rPr>
+          <w:rFonts w:ascii="Arial" w:hAnsi="Arial" w:cs="Arial"/>
+        </w:rPr>
+        <w:t xml:space="preserve"> porque modifica directamente el tablero.</w:t>
+      </w:r>
+    </w:p>
+    <w:p>
+      <w:pPr>
+        <w:pStyle w:val="NormalWeb"/>
+        <w:jc w:val="both"/>
+        <w:rPr>
+          <w:rFonts w:ascii="Arial" w:hAnsi="Arial" w:cs="Arial"/>
+        </w:rPr>
+      </w:pPr>
+      <w:r>
+        <w:rPr>
+          <w:rStyle w:val="Textoennegrita"/>
+          <w:rFonts w:ascii="Arial" w:hAnsi="Arial" w:cs="Arial"/>
+        </w:rPr>
+        <w:t>Para qué sirve:</w:t>
+      </w:r>
+      <w:r>
+        <w:rPr>
+          <w:rFonts w:ascii="Arial" w:hAnsi="Arial" w:cs="Arial"/>
+        </w:rPr>
+        <w:t xml:space="preserve"> Reorganiza las fichas después de una eliminación y deja todos los espacios vacíos agrupados en la parte superior de cada columna.</w:t>
+      </w:r>
+    </w:p>
+    <w:p>
+      <w:pPr>
+        <w:pStyle w:val="NormalWeb"/>
+        <w:jc w:val="both"/>
+        <w:rPr>
+          <w:rFonts w:ascii="Arial" w:hAnsi="Arial" w:cs="Arial"/>
+        </w:rPr>
+      </w:pPr>
+      <w:r>
+        <w:rPr>
+          <w:rStyle w:val="Textoennegrita"/>
+          <w:rFonts w:ascii="Arial" w:hAnsi="Arial" w:cs="Arial"/>
+        </w:rPr>
+        <w:t>Lógica:</w:t>
+      </w:r>
+      <w:r>
+        <w:rPr>
+          <w:rFonts w:ascii="Arial" w:hAnsi="Arial" w:cs="Arial"/>
+        </w:rPr>
+        <w:t xml:space="preserve"> La función trabaja columna por columna comenzando desde la parte inferior.</w:t>
+      </w:r>
+    </w:p>
+    <w:p>
+      <w:pPr>
+        <w:pStyle w:val="NormalWeb"/>
+        <w:jc w:val="both"/>
+        <w:rPr>
+          <w:rFonts w:ascii="Arial" w:hAnsi="Arial" w:cs="Arial"/>
+        </w:rPr>
+      </w:pPr>
+      <w:r>
+        <w:rPr>
+          <w:rFonts w:ascii="Arial" w:hAnsi="Arial" w:cs="Arial"/>
+        </w:rPr>
+        <w:t>Se utilizan principalmente dos variables:</w:t>
+      </w:r>
+    </w:p>
+    <w:p>
+      <w:pPr>
+        <w:pStyle w:val="HTMLconformatoprevio"/>
+        <w:jc w:val="both"/>
+        <w:rPr>
+          <w:rStyle w:val="CdigoHTML"/>
+          <w:rFonts w:ascii="Arial" w:eastAsiaTheme="majorEastAsia" w:hAnsi="Arial" w:cs="Arial"/>
+          <w:sz w:val="24"/>
+          <w:szCs w:val="24"/>
+        </w:rPr>
+      </w:pPr>
+      <w:proofErr w:type="spellStart"/>
+      <w:r>
+        <w:rPr>
+          <w:rStyle w:val="CdigoHTML"/>
+          <w:rFonts w:ascii="Arial" w:eastAsiaTheme="majorEastAsia" w:hAnsi="Arial" w:cs="Arial"/>
+          <w:sz w:val="24"/>
+          <w:szCs w:val="24"/>
+        </w:rPr>
+        <w:t>fila_lectura</w:t>
+      </w:r>
+      <w:proofErr w:type="spellEnd"/>
+    </w:p>
+    <w:p>
+      <w:pPr>
+        <w:pStyle w:val="HTMLconformatoprevio"/>
+        <w:jc w:val="both"/>
+        <w:rPr>
+          <w:rFonts w:ascii="Arial" w:hAnsi="Arial" w:cs="Arial"/>
+          <w:sz w:val="24"/>
+          <w:szCs w:val="24"/>
+        </w:rPr>
+      </w:pPr>
+      <w:proofErr w:type="spellStart"/>
+      <w:r>
+        <w:rPr>
+          <w:rStyle w:val="CdigoHTML"/>
+          <w:rFonts w:ascii="Arial" w:eastAsiaTheme="majorEastAsia" w:hAnsi="Arial" w:cs="Arial"/>
+          <w:sz w:val="24"/>
+          <w:szCs w:val="24"/>
+        </w:rPr>
+        <w:t>fila_escritura</w:t>
+      </w:r>
+      <w:proofErr w:type="spellEnd"/>
+    </w:p>
+    <w:p>
+      <w:pPr>
+        <w:pStyle w:val="NormalWeb"/>
+        <w:jc w:val="both"/>
+        <w:rPr>
+          <w:rFonts w:ascii="Arial" w:hAnsi="Arial" w:cs="Arial"/>
+        </w:rPr>
+      </w:pPr>
+      <w:proofErr w:type="spellStart"/>
+      <w:r>
+        <w:rPr>
+          <w:rStyle w:val="CdigoHTML"/>
+          <w:rFonts w:ascii="Arial" w:eastAsiaTheme="majorEastAsia" w:hAnsi="Arial" w:cs="Arial"/>
+          <w:sz w:val="24"/>
+          <w:szCs w:val="24"/>
+        </w:rPr>
+        <w:t>fila_lectura</w:t>
+      </w:r>
+      <w:proofErr w:type="spellEnd"/>
+      <w:r>
+        <w:rPr>
+          <w:rFonts w:ascii="Arial" w:hAnsi="Arial" w:cs="Arial"/>
+        </w:rPr>
+        <w:t xml:space="preserve"> recorre la columna desde abajo hacia arriba buscando fichas que no sean vacías.</w:t>
+      </w:r>
+    </w:p>
+    <w:p>
+      <w:pPr>
+        <w:pStyle w:val="NormalWeb"/>
+        <w:jc w:val="both"/>
+        <w:rPr>
+          <w:rFonts w:ascii="Arial" w:hAnsi="Arial" w:cs="Arial"/>
+        </w:rPr>
+      </w:pPr>
+      <w:proofErr w:type="spellStart"/>
+      <w:r>
+        <w:rPr>
+          <w:rStyle w:val="CdigoHTML"/>
+          <w:rFonts w:ascii="Arial" w:eastAsiaTheme="majorEastAsia" w:hAnsi="Arial" w:cs="Arial"/>
+          <w:sz w:val="24"/>
+          <w:szCs w:val="24"/>
+        </w:rPr>
+        <w:t>fila_escritura</w:t>
+      </w:r>
+      <w:proofErr w:type="spellEnd"/>
+      <w:r>
+        <w:rPr>
+          <w:rFonts w:ascii="Arial" w:hAnsi="Arial" w:cs="Arial"/>
+        </w:rPr>
+        <w:t xml:space="preserve"> indica la posición más baja disponible donde se puede colocar una ficha.</w:t>
+      </w:r>
+    </w:p>
+    <w:p>
+      <w:pPr>
+        <w:pStyle w:val="NormalWeb"/>
+        <w:jc w:val="both"/>
+        <w:rPr>
+          <w:rFonts w:ascii="Arial" w:hAnsi="Arial" w:cs="Arial"/>
+        </w:rPr>
+      </w:pPr>
+      <w:r>
+        <w:rPr>
+          <w:rFonts w:ascii="Arial" w:hAnsi="Arial" w:cs="Arial"/>
+        </w:rPr>
+        <w:t xml:space="preserve">Cuando se encuentra una ficha válida se escribe en la posición indicada por </w:t>
+      </w:r>
+      <w:proofErr w:type="spellStart"/>
+      <w:r>
+        <w:rPr>
+          <w:rStyle w:val="CdigoHTML"/>
+          <w:rFonts w:ascii="Arial" w:eastAsiaTheme="majorEastAsia" w:hAnsi="Arial" w:cs="Arial"/>
+          <w:sz w:val="24"/>
+          <w:szCs w:val="24"/>
+        </w:rPr>
+        <w:t>fila_escritura</w:t>
+      </w:r>
+      <w:proofErr w:type="spellEnd"/>
+      <w:r>
+        <w:rPr>
+          <w:rFonts w:ascii="Arial" w:hAnsi="Arial" w:cs="Arial"/>
+        </w:rPr>
+        <w:t xml:space="preserve"> y luego esta posición sube una fila.</w:t>
+      </w:r>
+    </w:p>
+    <w:p>
+      <w:pPr>
+        <w:pStyle w:val="NormalWeb"/>
+        <w:jc w:val="both"/>
+        <w:rPr>
+          <w:rFonts w:ascii="Arial" w:hAnsi="Arial" w:cs="Arial"/>
+        </w:rPr>
+      </w:pPr>
+      <w:r>
+        <w:rPr>
+          <w:rFonts w:ascii="Arial" w:hAnsi="Arial" w:cs="Arial"/>
+        </w:rPr>
+        <w:lastRenderedPageBreak/>
+        <w:t xml:space="preserve">Al terminar de revisar la columna, las posiciones superiores restantes se escriben con el valor </w:t>
+      </w:r>
+      <w:r>
+        <w:rPr>
+          <w:rStyle w:val="CdigoHTML"/>
+          <w:rFonts w:ascii="Arial" w:eastAsiaTheme="majorEastAsia" w:hAnsi="Arial" w:cs="Arial"/>
+          <w:sz w:val="24"/>
+          <w:szCs w:val="24"/>
+        </w:rPr>
+        <w:t>110</w:t>
+      </w:r>
+      <w:r>
+        <w:rPr>
+          <w:rFonts w:ascii="Arial" w:hAnsi="Arial" w:cs="Arial"/>
+        </w:rPr>
+        <w:t>.</w:t>
+      </w:r>
+    </w:p>
+    <w:p>
+      <w:pPr>
+        <w:pStyle w:val="NormalWeb"/>
+        <w:jc w:val="both"/>
+        <w:rPr>
+          <w:rFonts w:ascii="Arial" w:hAnsi="Arial" w:cs="Arial"/>
+        </w:rPr>
+      </w:pPr>
+      <w:r>
+        <w:rPr>
+          <w:rStyle w:val="Textoennegrita"/>
+          <w:rFonts w:ascii="Arial" w:hAnsi="Arial" w:cs="Arial"/>
+        </w:rPr>
+        <w:t>Decisión de eficiencia:</w:t>
+      </w:r>
+      <w:r>
+        <w:rPr>
+          <w:rFonts w:ascii="Arial" w:hAnsi="Arial" w:cs="Arial"/>
+        </w:rPr>
+        <w:t xml:space="preserve"> No se crea una nueva matriz ni un arreglo auxiliar para guardar las fichas de cada columna. El movimiento se realiza directamente sobre la misma tira de bits, por lo que solamente se necesitan unas pocas variables temporales.</w:t>
+      </w:r>
+    </w:p>
+    <w:p>
+      <w:pPr>
+        <w:pStyle w:val="NormalWeb"/>
+        <w:jc w:val="both"/>
+        <w:rPr>
+          <w:rFonts w:ascii="Arial" w:hAnsi="Arial" w:cs="Arial"/>
+        </w:rPr>
+      </w:pPr>
+      <w:r>
+        <w:rPr>
+          <w:rFonts w:ascii="Arial" w:hAnsi="Arial" w:cs="Arial"/>
+        </w:rPr>
+        <w:t>También evitamos escribir una ficha cuando ya se encuentra exactamente en la posición donde debería quedar.</w:t>
+      </w:r>
+    </w:p>
+    <w:p>
+      <w:pPr>
+        <w:jc w:val="both"/>
+        <w:rPr>
+          <w:rFonts w:ascii="Arial" w:hAnsi="Arial" w:cs="Arial"/>
+        </w:rPr>
+      </w:pPr>
+    </w:p>
+    <w:p>
+      <w:pPr>
+        <w:pStyle w:val="Ttulo2"/>
+        <w:jc w:val="both"/>
+        <w:rPr>
+          <w:rFonts w:ascii="Arial" w:hAnsi="Arial" w:cs="Arial"/>
+          <w:color w:val="auto"/>
+          <w:sz w:val="24"/>
+          <w:szCs w:val="24"/>
+        </w:rPr>
+      </w:pPr>
+      <w:r>
+        <w:rPr>
+          <w:rFonts w:ascii="Arial" w:hAnsi="Arial" w:cs="Arial"/>
+          <w:color w:val="auto"/>
+          <w:sz w:val="24"/>
+          <w:szCs w:val="24"/>
+        </w:rPr>
+        <w:t xml:space="preserve">3. Función para rellenar posiciones vacías = </w:t>
+      </w:r>
+      <w:proofErr w:type="spellStart"/>
+      <w:proofErr w:type="gramStart"/>
+      <w:r>
+        <w:rPr>
+          <w:rStyle w:val="CdigoHTML"/>
+          <w:rFonts w:ascii="Arial" w:eastAsiaTheme="majorEastAsia" w:hAnsi="Arial" w:cs="Arial"/>
+          <w:color w:val="auto"/>
+          <w:sz w:val="24"/>
+          <w:szCs w:val="24"/>
+        </w:rPr>
+        <w:t>rellenarVaciosSuperiores</w:t>
+      </w:r>
+      <w:proofErr w:type="spellEnd"/>
+      <w:r>
+        <w:rPr>
+          <w:rStyle w:val="CdigoHTML"/>
+          <w:rFonts w:ascii="Arial" w:eastAsiaTheme="majorEastAsia" w:hAnsi="Arial" w:cs="Arial"/>
+          <w:color w:val="auto"/>
+          <w:sz w:val="24"/>
+          <w:szCs w:val="24"/>
+        </w:rPr>
+        <w:t>(</w:t>
+      </w:r>
+      <w:proofErr w:type="gramEnd"/>
+      <w:r>
+        <w:rPr>
+          <w:rStyle w:val="CdigoHTML"/>
+          <w:rFonts w:ascii="Arial" w:eastAsiaTheme="majorEastAsia" w:hAnsi="Arial" w:cs="Arial"/>
+          <w:color w:val="auto"/>
+          <w:sz w:val="24"/>
+          <w:szCs w:val="24"/>
+        </w:rPr>
+        <w:t>)</w:t>
+      </w:r>
+    </w:p>
+    <w:p>
+      <w:pPr>
+        <w:pStyle w:val="NormalWeb"/>
+        <w:jc w:val="both"/>
+        <w:rPr>
+          <w:rFonts w:ascii="Arial" w:hAnsi="Arial" w:cs="Arial"/>
+        </w:rPr>
+      </w:pPr>
+      <w:r>
+        <w:rPr>
+          <w:rFonts w:ascii="Arial" w:hAnsi="Arial" w:cs="Arial"/>
+        </w:rPr>
+        <w:t>Después de aplicar la gravedad pueden quedar espacios vacíos en la parte superior del tablero.</w:t>
+      </w:r>
+    </w:p>
+    <w:p>
+      <w:pPr>
+        <w:pStyle w:val="NormalWeb"/>
+        <w:jc w:val="both"/>
+        <w:rPr>
+          <w:rFonts w:ascii="Arial" w:hAnsi="Arial" w:cs="Arial"/>
+        </w:rPr>
+      </w:pPr>
+      <w:r>
+        <w:rPr>
+          <w:rFonts w:ascii="Arial" w:hAnsi="Arial" w:cs="Arial"/>
+        </w:rPr>
+        <w:t>Esta función se encarga de generar nuevas fichas para recuperar nuevamente todas las posiciones del tablero.</w:t>
+      </w:r>
+    </w:p>
+    <w:p>
+      <w:pPr>
+        <w:pStyle w:val="NormalWeb"/>
+        <w:jc w:val="both"/>
+        <w:rPr>
+          <w:rFonts w:ascii="Arial" w:hAnsi="Arial" w:cs="Arial"/>
+        </w:rPr>
+      </w:pPr>
+      <w:r>
+        <w:rPr>
+          <w:rStyle w:val="Textoennegrita"/>
+          <w:rFonts w:ascii="Arial" w:hAnsi="Arial" w:cs="Arial"/>
+        </w:rPr>
+        <w:t>Qué recibe:</w:t>
+      </w:r>
+      <w:r>
+        <w:rPr>
+          <w:rFonts w:ascii="Arial" w:hAnsi="Arial" w:cs="Arial"/>
+        </w:rPr>
+        <w:t xml:space="preserve"> El puntero al tablero, cantidad de filas y columnas.</w:t>
+      </w:r>
+    </w:p>
+    <w:p>
+      <w:pPr>
+        <w:pStyle w:val="NormalWeb"/>
+        <w:jc w:val="both"/>
+        <w:rPr>
+          <w:rFonts w:ascii="Arial" w:hAnsi="Arial" w:cs="Arial"/>
+        </w:rPr>
+      </w:pPr>
+      <w:r>
+        <w:rPr>
+          <w:rStyle w:val="Textoennegrita"/>
+          <w:rFonts w:ascii="Arial" w:hAnsi="Arial" w:cs="Arial"/>
+        </w:rPr>
+        <w:t>Qué retorna:</w:t>
+      </w:r>
+      <w:r>
+        <w:rPr>
+          <w:rFonts w:ascii="Arial" w:hAnsi="Arial" w:cs="Arial"/>
+        </w:rPr>
+        <w:t xml:space="preserve"> Nada (</w:t>
+      </w:r>
+      <w:proofErr w:type="spellStart"/>
+      <w:r>
+        <w:rPr>
+          <w:rStyle w:val="CdigoHTML"/>
+          <w:rFonts w:ascii="Arial" w:eastAsiaTheme="majorEastAsia" w:hAnsi="Arial" w:cs="Arial"/>
+          <w:sz w:val="24"/>
+          <w:szCs w:val="24"/>
+        </w:rPr>
+        <w:t>void</w:t>
+      </w:r>
+      <w:proofErr w:type="spellEnd"/>
+      <w:r>
+        <w:rPr>
+          <w:rFonts w:ascii="Arial" w:hAnsi="Arial" w:cs="Arial"/>
+        </w:rPr>
+        <w:t>).</w:t>
+      </w:r>
+    </w:p>
+    <w:p>
+      <w:pPr>
+        <w:pStyle w:val="NormalWeb"/>
+        <w:jc w:val="both"/>
+        <w:rPr>
+          <w:rFonts w:ascii="Arial" w:hAnsi="Arial" w:cs="Arial"/>
+        </w:rPr>
+      </w:pPr>
+      <w:r>
+        <w:rPr>
+          <w:rStyle w:val="Textoennegrita"/>
+          <w:rFonts w:ascii="Arial" w:hAnsi="Arial" w:cs="Arial"/>
+        </w:rPr>
+        <w:t>Para qué sirve:</w:t>
+      </w:r>
+      <w:r>
+        <w:rPr>
+          <w:rFonts w:ascii="Arial" w:hAnsi="Arial" w:cs="Arial"/>
+        </w:rPr>
+        <w:t xml:space="preserve"> Genera nuevas fichas solamente en las posiciones que quedaron vacías después de aplicar gravedad.</w:t>
+      </w:r>
+    </w:p>
+    <w:p>
+      <w:pPr>
+        <w:pStyle w:val="NormalWeb"/>
+        <w:jc w:val="both"/>
+        <w:rPr>
+          <w:rFonts w:ascii="Arial" w:hAnsi="Arial" w:cs="Arial"/>
+        </w:rPr>
+      </w:pPr>
+      <w:r>
+        <w:rPr>
+          <w:rStyle w:val="Textoennegrita"/>
+          <w:rFonts w:ascii="Arial" w:hAnsi="Arial" w:cs="Arial"/>
+        </w:rPr>
+        <w:t>Lógica:</w:t>
+      </w:r>
+      <w:r>
+        <w:rPr>
+          <w:rFonts w:ascii="Arial" w:hAnsi="Arial" w:cs="Arial"/>
+        </w:rPr>
+        <w:t xml:space="preserve"> Recorre cada columna comenzando desde la fila superior.</w:t>
+      </w:r>
+    </w:p>
+    <w:p>
+      <w:pPr>
+        <w:pStyle w:val="NormalWeb"/>
+        <w:jc w:val="both"/>
+        <w:rPr>
+          <w:rFonts w:ascii="Arial" w:hAnsi="Arial" w:cs="Arial"/>
+        </w:rPr>
+      </w:pPr>
+      <w:r>
+        <w:rPr>
+          <w:rFonts w:ascii="Arial" w:hAnsi="Arial" w:cs="Arial"/>
+        </w:rPr>
+        <w:t>Mientras encuentre una posición con código:</w:t>
+      </w:r>
+    </w:p>
+    <w:p>
+      <w:pPr>
+        <w:pStyle w:val="HTMLconformatoprevio"/>
+        <w:jc w:val="both"/>
+        <w:rPr>
+          <w:rFonts w:ascii="Arial" w:hAnsi="Arial" w:cs="Arial"/>
+          <w:sz w:val="24"/>
+          <w:szCs w:val="24"/>
+        </w:rPr>
+      </w:pPr>
+      <w:r>
+        <w:rPr>
+          <w:rStyle w:val="CdigoHTML"/>
+          <w:rFonts w:ascii="Arial" w:eastAsiaTheme="majorEastAsia" w:hAnsi="Arial" w:cs="Arial"/>
+          <w:sz w:val="24"/>
+          <w:szCs w:val="24"/>
+        </w:rPr>
+        <w:t>110</w:t>
+      </w:r>
+    </w:p>
+    <w:p>
+      <w:pPr>
+        <w:pStyle w:val="NormalWeb"/>
+        <w:jc w:val="both"/>
+        <w:rPr>
+          <w:rFonts w:ascii="Arial" w:hAnsi="Arial" w:cs="Arial"/>
+        </w:rPr>
+      </w:pPr>
+      <w:r>
+        <w:rPr>
+          <w:rFonts w:ascii="Arial" w:hAnsi="Arial" w:cs="Arial"/>
+        </w:rPr>
+        <w:t>genera una nueva ficha aleatoria entre:</w:t>
+      </w:r>
+    </w:p>
+    <w:p>
+      <w:pPr>
+        <w:pStyle w:val="HTMLconformatoprevio"/>
+        <w:jc w:val="both"/>
+        <w:rPr>
+          <w:rFonts w:ascii="Arial" w:hAnsi="Arial" w:cs="Arial"/>
+          <w:sz w:val="24"/>
+          <w:szCs w:val="24"/>
+        </w:rPr>
+      </w:pPr>
+      <w:r>
+        <w:rPr>
+          <w:rStyle w:val="CdigoHTML"/>
+          <w:rFonts w:ascii="Arial" w:eastAsiaTheme="majorEastAsia" w:hAnsi="Arial" w:cs="Arial"/>
+          <w:sz w:val="24"/>
+          <w:szCs w:val="24"/>
+        </w:rPr>
+        <w:t>000 hasta 101</w:t>
+      </w:r>
+    </w:p>
+    <w:p>
+      <w:pPr>
+        <w:pStyle w:val="NormalWeb"/>
+        <w:jc w:val="both"/>
+        <w:rPr>
+          <w:rFonts w:ascii="Arial" w:hAnsi="Arial" w:cs="Arial"/>
+        </w:rPr>
+      </w:pPr>
+      <w:r>
+        <w:rPr>
+          <w:rFonts w:ascii="Arial" w:hAnsi="Arial" w:cs="Arial"/>
+        </w:rPr>
+        <w:t>es decir, valores entre 0 y 5.</w:t>
+      </w:r>
+    </w:p>
+    <w:p>
+      <w:pPr>
+        <w:pStyle w:val="NormalWeb"/>
+        <w:jc w:val="both"/>
+        <w:rPr>
+          <w:rFonts w:ascii="Arial" w:hAnsi="Arial" w:cs="Arial"/>
+        </w:rPr>
+      </w:pPr>
+      <w:r>
+        <w:rPr>
+          <w:rFonts w:ascii="Arial" w:hAnsi="Arial" w:cs="Arial"/>
+        </w:rPr>
+        <w:t xml:space="preserve">Después llama a </w:t>
+      </w:r>
+      <w:proofErr w:type="spellStart"/>
+      <w:proofErr w:type="gramStart"/>
+      <w:r>
+        <w:rPr>
+          <w:rStyle w:val="CdigoHTML"/>
+          <w:rFonts w:ascii="Arial" w:eastAsiaTheme="majorEastAsia" w:hAnsi="Arial" w:cs="Arial"/>
+          <w:sz w:val="24"/>
+          <w:szCs w:val="24"/>
+        </w:rPr>
+        <w:t>escribirFicha</w:t>
+      </w:r>
+      <w:proofErr w:type="spellEnd"/>
+      <w:r>
+        <w:rPr>
+          <w:rStyle w:val="CdigoHTML"/>
+          <w:rFonts w:ascii="Arial" w:eastAsiaTheme="majorEastAsia" w:hAnsi="Arial" w:cs="Arial"/>
+          <w:sz w:val="24"/>
+          <w:szCs w:val="24"/>
+        </w:rPr>
+        <w:t>(</w:t>
+      </w:r>
+      <w:proofErr w:type="gramEnd"/>
+      <w:r>
+        <w:rPr>
+          <w:rStyle w:val="CdigoHTML"/>
+          <w:rFonts w:ascii="Arial" w:eastAsiaTheme="majorEastAsia" w:hAnsi="Arial" w:cs="Arial"/>
+          <w:sz w:val="24"/>
+          <w:szCs w:val="24"/>
+        </w:rPr>
+        <w:t>)</w:t>
+      </w:r>
+      <w:r>
+        <w:rPr>
+          <w:rFonts w:ascii="Arial" w:hAnsi="Arial" w:cs="Arial"/>
+        </w:rPr>
+        <w:t xml:space="preserve"> para guardarla dentro de la tira de bits.</w:t>
+      </w:r>
+    </w:p>
+    <w:p>
+      <w:pPr>
+        <w:pStyle w:val="NormalWeb"/>
+        <w:jc w:val="both"/>
+        <w:rPr>
+          <w:rFonts w:ascii="Arial" w:hAnsi="Arial" w:cs="Arial"/>
+        </w:rPr>
+      </w:pPr>
+      <w:r>
+        <w:rPr>
+          <w:rFonts w:ascii="Arial" w:hAnsi="Arial" w:cs="Arial"/>
+        </w:rPr>
+        <w:t>Cuando encuentra la primera posición que ya contiene una ficha válida, deja de revisar esa columna, porque después de aplicar correctamente la gravedad sabemos que no deben existir espacios vacíos debajo.</w:t>
+      </w:r>
+    </w:p>
+    <w:p>
+      <w:pPr>
+        <w:pStyle w:val="NormalWeb"/>
+        <w:jc w:val="both"/>
+        <w:rPr>
+          <w:rFonts w:ascii="Arial" w:hAnsi="Arial" w:cs="Arial"/>
+        </w:rPr>
+      </w:pPr>
+      <w:r>
+        <w:rPr>
+          <w:rFonts w:ascii="Arial" w:hAnsi="Arial" w:cs="Arial"/>
+        </w:rPr>
+        <w:t>De esta forma también evitamos recorridos innecesarios.</w:t>
+      </w:r>
+    </w:p>
+    <w:p>
+      <w:pPr>
+        <w:jc w:val="both"/>
+        <w:rPr>
+          <w:rFonts w:ascii="Arial" w:hAnsi="Arial" w:cs="Arial"/>
+        </w:rPr>
+      </w:pPr>
+      <w:r>
+        <w:rPr>
+          <w:rFonts w:ascii="Arial" w:hAnsi="Arial" w:cs="Arial"/>
+        </w:rPr>
+        <w:pict w14:anchorId="61722086">
+          <v:rect id="_x0000_i1082" style="width:0;height:1.5pt" o:hralign="center" o:hrstd="t" o:hr="t" fillcolor="#a0a0a0" stroked="f"/>
+        </w:pict>
+      </w:r>
+    </w:p>
+    <w:p>
+      <w:pPr>
+        <w:pStyle w:val="Ttulo2"/>
+        <w:jc w:val="both"/>
+        <w:rPr>
+          <w:rFonts w:ascii="Arial" w:hAnsi="Arial" w:cs="Arial"/>
+          <w:color w:val="auto"/>
+          <w:sz w:val="24"/>
+          <w:szCs w:val="24"/>
+        </w:rPr>
+      </w:pPr>
+      <w:r>
+        <w:rPr>
+          <w:rFonts w:ascii="Arial" w:hAnsi="Arial" w:cs="Arial"/>
+          <w:color w:val="auto"/>
+          <w:sz w:val="24"/>
+          <w:szCs w:val="24"/>
+        </w:rPr>
+        <w:lastRenderedPageBreak/>
+        <w:t>4. Flujo de la Fase 3:</w:t>
+      </w:r>
+    </w:p>
+    <w:p>
+      <w:pPr>
+        <w:pStyle w:val="NormalWeb"/>
+        <w:jc w:val="both"/>
+        <w:rPr>
+          <w:rFonts w:ascii="Arial" w:hAnsi="Arial" w:cs="Arial"/>
+        </w:rPr>
+      </w:pPr>
+      <w:r>
+        <w:rPr>
+          <w:rFonts w:ascii="Arial" w:hAnsi="Arial" w:cs="Arial"/>
+        </w:rPr>
+        <w:t>Cuando el usuario realiza una eliminación el proceso queda organizado de esta manera:</w:t>
+      </w:r>
+    </w:p>
+    <w:p>
+      <w:pPr>
+        <w:pStyle w:val="HTMLconformatoprevio"/>
+        <w:jc w:val="both"/>
+        <w:rPr>
+          <w:rStyle w:val="CdigoHTML"/>
+          <w:rFonts w:ascii="Arial" w:eastAsiaTheme="majorEastAsia" w:hAnsi="Arial" w:cs="Arial"/>
+          <w:sz w:val="24"/>
+          <w:szCs w:val="24"/>
+        </w:rPr>
+      </w:pPr>
+      <w:r>
+        <w:rPr>
+          <w:rStyle w:val="CdigoHTML"/>
+          <w:rFonts w:ascii="Arial" w:eastAsiaTheme="majorEastAsia" w:hAnsi="Arial" w:cs="Arial"/>
+          <w:sz w:val="24"/>
+          <w:szCs w:val="24"/>
+        </w:rPr>
+        <w:t>Usuario selecciona posición</w:t>
+      </w:r>
+    </w:p>
+    <w:p>
+      <w:pPr>
+        <w:pStyle w:val="HTMLconformatoprevio"/>
+        <w:jc w:val="both"/>
+        <w:rPr>
+          <w:rStyle w:val="CdigoHTML"/>
+          <w:rFonts w:ascii="Arial" w:eastAsiaTheme="majorEastAsia" w:hAnsi="Arial" w:cs="Arial"/>
+          <w:sz w:val="24"/>
+          <w:szCs w:val="24"/>
+        </w:rPr>
+      </w:pPr>
+      <w:r>
+        <w:rPr>
+          <w:rStyle w:val="CdigoHTML"/>
+          <w:rFonts w:ascii="Arial" w:eastAsiaTheme="majorEastAsia" w:hAnsi="Arial" w:cs="Arial"/>
+          <w:sz w:val="24"/>
+          <w:szCs w:val="24"/>
+        </w:rPr>
+        <w:t xml:space="preserve">          ↓</w:t>
+      </w:r>
+    </w:p>
+    <w:p>
+      <w:pPr>
+        <w:pStyle w:val="HTMLconformatoprevio"/>
+        <w:jc w:val="both"/>
+        <w:rPr>
+          <w:rStyle w:val="CdigoHTML"/>
+          <w:rFonts w:ascii="Arial" w:eastAsiaTheme="majorEastAsia" w:hAnsi="Arial" w:cs="Arial"/>
+          <w:sz w:val="24"/>
+          <w:szCs w:val="24"/>
+        </w:rPr>
+      </w:pPr>
+      <w:r>
+        <w:rPr>
+          <w:rStyle w:val="CdigoHTML"/>
+          <w:rFonts w:ascii="Arial" w:eastAsiaTheme="majorEastAsia" w:hAnsi="Arial" w:cs="Arial"/>
+          <w:sz w:val="24"/>
+          <w:szCs w:val="24"/>
+        </w:rPr>
+        <w:t xml:space="preserve">    </w:t>
+      </w:r>
+      <w:proofErr w:type="spellStart"/>
+      <w:proofErr w:type="gramStart"/>
+      <w:r>
+        <w:rPr>
+          <w:rStyle w:val="CdigoHTML"/>
+          <w:rFonts w:ascii="Arial" w:eastAsiaTheme="majorEastAsia" w:hAnsi="Arial" w:cs="Arial"/>
+          <w:sz w:val="24"/>
+          <w:szCs w:val="24"/>
+        </w:rPr>
+        <w:t>eliminarFicha</w:t>
+      </w:r>
+      <w:proofErr w:type="spellEnd"/>
+      <w:r>
+        <w:rPr>
+          <w:rStyle w:val="CdigoHTML"/>
+          <w:rFonts w:ascii="Arial" w:eastAsiaTheme="majorEastAsia" w:hAnsi="Arial" w:cs="Arial"/>
+          <w:sz w:val="24"/>
+          <w:szCs w:val="24"/>
+        </w:rPr>
+        <w:t>(</w:t>
+      </w:r>
+      <w:proofErr w:type="gramEnd"/>
+      <w:r>
+        <w:rPr>
+          <w:rStyle w:val="CdigoHTML"/>
+          <w:rFonts w:ascii="Arial" w:eastAsiaTheme="majorEastAsia" w:hAnsi="Arial" w:cs="Arial"/>
+          <w:sz w:val="24"/>
+          <w:szCs w:val="24"/>
+        </w:rPr>
+        <w:t>)</w:t>
+      </w:r>
+    </w:p>
+    <w:p>
+      <w:pPr>
+        <w:pStyle w:val="HTMLconformatoprevio"/>
+        <w:jc w:val="both"/>
+        <w:rPr>
+          <w:rStyle w:val="CdigoHTML"/>
+          <w:rFonts w:ascii="Arial" w:eastAsiaTheme="majorEastAsia" w:hAnsi="Arial" w:cs="Arial"/>
+          <w:sz w:val="24"/>
+          <w:szCs w:val="24"/>
+        </w:rPr>
+      </w:pPr>
+      <w:r>
+        <w:rPr>
+          <w:rStyle w:val="CdigoHTML"/>
+          <w:rFonts w:ascii="Arial" w:eastAsiaTheme="majorEastAsia" w:hAnsi="Arial" w:cs="Arial"/>
+          <w:sz w:val="24"/>
+          <w:szCs w:val="24"/>
+        </w:rPr>
+        <w:t xml:space="preserve">          ↓</w:t>
+      </w:r>
+    </w:p>
+    <w:p>
+      <w:pPr>
+        <w:pStyle w:val="HTMLconformatoprevio"/>
+        <w:jc w:val="both"/>
+        <w:rPr>
+          <w:rStyle w:val="CdigoHTML"/>
+          <w:rFonts w:ascii="Arial" w:eastAsiaTheme="majorEastAsia" w:hAnsi="Arial" w:cs="Arial"/>
+          <w:sz w:val="24"/>
+          <w:szCs w:val="24"/>
+        </w:rPr>
+      </w:pPr>
+      <w:r>
+        <w:rPr>
+          <w:rStyle w:val="CdigoHTML"/>
+          <w:rFonts w:ascii="Arial" w:eastAsiaTheme="majorEastAsia" w:hAnsi="Arial" w:cs="Arial"/>
+          <w:sz w:val="24"/>
+          <w:szCs w:val="24"/>
+        </w:rPr>
+        <w:t xml:space="preserve">    </w:t>
+      </w:r>
+      <w:proofErr w:type="spellStart"/>
+      <w:proofErr w:type="gramStart"/>
+      <w:r>
+        <w:rPr>
+          <w:rStyle w:val="CdigoHTML"/>
+          <w:rFonts w:ascii="Arial" w:eastAsiaTheme="majorEastAsia" w:hAnsi="Arial" w:cs="Arial"/>
+          <w:sz w:val="24"/>
+          <w:szCs w:val="24"/>
+        </w:rPr>
+        <w:t>aplicarGravedad</w:t>
+      </w:r>
+      <w:proofErr w:type="spellEnd"/>
+      <w:r>
+        <w:rPr>
+          <w:rStyle w:val="CdigoHTML"/>
+          <w:rFonts w:ascii="Arial" w:eastAsiaTheme="majorEastAsia" w:hAnsi="Arial" w:cs="Arial"/>
+          <w:sz w:val="24"/>
+          <w:szCs w:val="24"/>
+        </w:rPr>
+        <w:t>(</w:t>
+      </w:r>
+      <w:proofErr w:type="gramEnd"/>
+      <w:r>
+        <w:rPr>
+          <w:rStyle w:val="CdigoHTML"/>
+          <w:rFonts w:ascii="Arial" w:eastAsiaTheme="majorEastAsia" w:hAnsi="Arial" w:cs="Arial"/>
+          <w:sz w:val="24"/>
+          <w:szCs w:val="24"/>
+        </w:rPr>
+        <w:t>)</w:t>
+      </w:r>
+    </w:p>
+    <w:p>
+      <w:pPr>
+        <w:pStyle w:val="HTMLconformatoprevio"/>
+        <w:jc w:val="both"/>
+        <w:rPr>
+          <w:rStyle w:val="CdigoHTML"/>
+          <w:rFonts w:ascii="Arial" w:eastAsiaTheme="majorEastAsia" w:hAnsi="Arial" w:cs="Arial"/>
+          <w:sz w:val="24"/>
+          <w:szCs w:val="24"/>
+        </w:rPr>
+      </w:pPr>
+      <w:r>
+        <w:rPr>
+          <w:rStyle w:val="CdigoHTML"/>
+          <w:rFonts w:ascii="Arial" w:eastAsiaTheme="majorEastAsia" w:hAnsi="Arial" w:cs="Arial"/>
+          <w:sz w:val="24"/>
+          <w:szCs w:val="24"/>
+        </w:rPr>
+        <w:t xml:space="preserve">          ↓</w:t>
+      </w:r>
+    </w:p>
+    <w:p>
+      <w:pPr>
+        <w:pStyle w:val="HTMLconformatoprevio"/>
+        <w:jc w:val="both"/>
+        <w:rPr>
+          <w:rStyle w:val="CdigoHTML"/>
+          <w:rFonts w:ascii="Arial" w:eastAsiaTheme="majorEastAsia" w:hAnsi="Arial" w:cs="Arial"/>
+          <w:sz w:val="24"/>
+          <w:szCs w:val="24"/>
+        </w:rPr>
+      </w:pPr>
+      <w:proofErr w:type="spellStart"/>
+      <w:proofErr w:type="gramStart"/>
+      <w:r>
+        <w:rPr>
+          <w:rStyle w:val="CdigoHTML"/>
+          <w:rFonts w:ascii="Arial" w:eastAsiaTheme="majorEastAsia" w:hAnsi="Arial" w:cs="Arial"/>
+          <w:sz w:val="24"/>
+          <w:szCs w:val="24"/>
+        </w:rPr>
+        <w:t>rellenarVaciosSuperiores</w:t>
+      </w:r>
+      <w:proofErr w:type="spellEnd"/>
+      <w:r>
+        <w:rPr>
+          <w:rStyle w:val="CdigoHTML"/>
+          <w:rFonts w:ascii="Arial" w:eastAsiaTheme="majorEastAsia" w:hAnsi="Arial" w:cs="Arial"/>
+          <w:sz w:val="24"/>
+          <w:szCs w:val="24"/>
+        </w:rPr>
+        <w:t>(</w:t>
+      </w:r>
+      <w:proofErr w:type="gramEnd"/>
+      <w:r>
+        <w:rPr>
+          <w:rStyle w:val="CdigoHTML"/>
+          <w:rFonts w:ascii="Arial" w:eastAsiaTheme="majorEastAsia" w:hAnsi="Arial" w:cs="Arial"/>
+          <w:sz w:val="24"/>
+          <w:szCs w:val="24"/>
+        </w:rPr>
+        <w:t>)</w:t>
+      </w:r>
+    </w:p>
+    <w:p>
+      <w:pPr>
+        <w:pStyle w:val="HTMLconformatoprevio"/>
+        <w:jc w:val="both"/>
+        <w:rPr>
+          <w:rStyle w:val="CdigoHTML"/>
+          <w:rFonts w:ascii="Arial" w:eastAsiaTheme="majorEastAsia" w:hAnsi="Arial" w:cs="Arial"/>
+          <w:sz w:val="24"/>
+          <w:szCs w:val="24"/>
+        </w:rPr>
+      </w:pPr>
+      <w:r>
+        <w:rPr>
+          <w:rStyle w:val="CdigoHTML"/>
+          <w:rFonts w:ascii="Arial" w:eastAsiaTheme="majorEastAsia" w:hAnsi="Arial" w:cs="Arial"/>
+          <w:sz w:val="24"/>
+          <w:szCs w:val="24"/>
+        </w:rPr>
+        <w:t xml:space="preserve">          ↓</w:t>
+      </w:r>
+    </w:p>
+    <w:p>
+      <w:pPr>
+        <w:pStyle w:val="HTMLconformatoprevio"/>
+        <w:jc w:val="both"/>
+        <w:rPr>
+          <w:rFonts w:ascii="Arial" w:hAnsi="Arial" w:cs="Arial"/>
+          <w:sz w:val="24"/>
+          <w:szCs w:val="24"/>
+        </w:rPr>
+      </w:pPr>
+      <w:r>
+        <w:rPr>
+          <w:rStyle w:val="CdigoHTML"/>
+          <w:rFonts w:ascii="Arial" w:eastAsiaTheme="majorEastAsia" w:hAnsi="Arial" w:cs="Arial"/>
+          <w:sz w:val="24"/>
+          <w:szCs w:val="24"/>
+        </w:rPr>
+        <w:t xml:space="preserve">    mostrar tablero</w:t>
+      </w:r>
+    </w:p>
+    <w:p>
+      <w:pPr>
+        <w:pStyle w:val="NormalWeb"/>
+        <w:jc w:val="both"/>
+        <w:rPr>
+          <w:rFonts w:ascii="Arial" w:hAnsi="Arial" w:cs="Arial"/>
+        </w:rPr>
+      </w:pPr>
+      <w:r>
+        <w:rPr>
+          <w:rFonts w:ascii="Arial" w:hAnsi="Arial" w:cs="Arial"/>
+        </w:rPr>
+        <w:t>En esta fase todavía no estamos procesando combinaciones automáticas. Primero queremos garantizar que eliminar una ficha, reorganizar las columnas y volver a llenar el tablero funcione correctamente.</w:t>
+      </w:r>
+    </w:p>
+    <w:p>
+      <w:pPr>
+        <w:jc w:val="both"/>
+        <w:rPr>
+          <w:rFonts w:ascii="Arial" w:hAnsi="Arial" w:cs="Arial"/>
+        </w:rPr>
+      </w:pPr>
+      <w:r>
+        <w:rPr>
+          <w:rFonts w:ascii="Arial" w:hAnsi="Arial" w:cs="Arial"/>
+        </w:rPr>
+        <w:pict w14:anchorId="7256B1F5">
+          <v:rect id="_x0000_i1083" style="width:0;height:1.5pt" o:hralign="center" o:hrstd="t" o:hr="t" fillcolor="#a0a0a0" stroked="f"/>
+        </w:pict>
+      </w:r>
+    </w:p>
+    <w:p>
+      <w:pPr>
+        <w:pStyle w:val="Ttulo1"/>
+        <w:jc w:val="both"/>
+        <w:rPr>
+          <w:rFonts w:ascii="Arial" w:hAnsi="Arial" w:cs="Arial"/>
+          <w:color w:val="auto"/>
+          <w:sz w:val="24"/>
+          <w:szCs w:val="24"/>
+        </w:rPr>
+      </w:pPr>
+      <w:r>
+        <w:rPr>
+          <w:rFonts w:ascii="Arial" w:hAnsi="Arial" w:cs="Arial"/>
+          <w:color w:val="auto"/>
+          <w:sz w:val="24"/>
+          <w:szCs w:val="24"/>
+        </w:rPr>
+        <w:t>Fase 4:</w:t>
+      </w:r>
+    </w:p>
+    <w:p>
+      <w:pPr>
+        <w:pStyle w:val="Ttulo2"/>
+        <w:jc w:val="both"/>
+        <w:rPr>
+          <w:rFonts w:ascii="Arial" w:hAnsi="Arial" w:cs="Arial"/>
+          <w:color w:val="auto"/>
+          <w:sz w:val="24"/>
+          <w:szCs w:val="24"/>
+        </w:rPr>
+      </w:pPr>
+      <w:r>
+        <w:rPr>
+          <w:rFonts w:ascii="Arial" w:hAnsi="Arial" w:cs="Arial"/>
+          <w:color w:val="auto"/>
+          <w:sz w:val="24"/>
+          <w:szCs w:val="24"/>
+        </w:rPr>
+        <w:t>Crear módulo.</w:t>
+      </w:r>
+    </w:p>
+    <w:p>
+      <w:pPr>
+        <w:pStyle w:val="NormalWeb"/>
+        <w:jc w:val="both"/>
+        <w:rPr>
+          <w:rFonts w:ascii="Arial" w:hAnsi="Arial" w:cs="Arial"/>
+        </w:rPr>
+      </w:pPr>
+      <w:r>
+        <w:rPr>
+          <w:rFonts w:ascii="Arial" w:hAnsi="Arial" w:cs="Arial"/>
+        </w:rPr>
+        <w:t>Después de tener funcionando la eliminación y la gravedad, el siguiente paso es implementar las combinaciones del juego.</w:t>
+      </w:r>
+    </w:p>
+    <w:p>
+      <w:pPr>
+        <w:pStyle w:val="NormalWeb"/>
+        <w:jc w:val="both"/>
+        <w:rPr>
+          <w:rFonts w:ascii="Arial" w:hAnsi="Arial" w:cs="Arial"/>
+        </w:rPr>
+      </w:pPr>
+      <w:r>
+        <w:rPr>
+          <w:rFonts w:ascii="Arial" w:hAnsi="Arial" w:cs="Arial"/>
+        </w:rPr>
+        <w:t>Una combinación será un grupo de tres o más fichas iguales ubicadas consecutivamente en sentido horizontal o vertical.</w:t>
+      </w:r>
+    </w:p>
+    <w:p>
+      <w:pPr>
+        <w:pStyle w:val="NormalWeb"/>
+        <w:jc w:val="both"/>
+        <w:rPr>
+          <w:rFonts w:ascii="Arial" w:hAnsi="Arial" w:cs="Arial"/>
+        </w:rPr>
+      </w:pPr>
+      <w:r>
+        <w:rPr>
+          <w:rFonts w:ascii="Arial" w:hAnsi="Arial" w:cs="Arial"/>
+        </w:rPr>
+        <w:t>El problema principal de esta fase es que no podemos eliminar las fichas inmediatamente cuando encontremos una combinación, porque una misma ficha puede pertenecer al mismo tiempo a una combinación horizontal y a una vertical.</w:t>
+      </w:r>
+    </w:p>
+    <w:p>
+      <w:pPr>
+        <w:pStyle w:val="NormalWeb"/>
+        <w:jc w:val="both"/>
+        <w:rPr>
+          <w:rFonts w:ascii="Arial" w:hAnsi="Arial" w:cs="Arial"/>
+        </w:rPr>
+      </w:pPr>
+      <w:r>
+        <w:rPr>
+          <w:rFonts w:ascii="Arial" w:hAnsi="Arial" w:cs="Arial"/>
+        </w:rPr>
+        <w:t xml:space="preserve">Por esta razón se decidió utilizar una </w:t>
+      </w:r>
+      <w:r>
+        <w:rPr>
+          <w:rStyle w:val="Textoennegrita"/>
+          <w:rFonts w:ascii="Arial" w:hAnsi="Arial" w:cs="Arial"/>
+        </w:rPr>
+        <w:t>máscara de eliminación</w:t>
+      </w:r>
+      <w:r>
+        <w:rPr>
+          <w:rFonts w:ascii="Arial" w:hAnsi="Arial" w:cs="Arial"/>
+        </w:rPr>
+        <w:t>.</w:t>
+      </w:r>
+    </w:p>
+    <w:p>
+      <w:pPr>
+        <w:jc w:val="both"/>
+        <w:rPr>
+          <w:rFonts w:ascii="Arial" w:hAnsi="Arial" w:cs="Arial"/>
+        </w:rPr>
+      </w:pPr>
+      <w:r>
+        <w:rPr>
+          <w:rFonts w:ascii="Arial" w:hAnsi="Arial" w:cs="Arial"/>
+        </w:rPr>
+        <w:pict w14:anchorId="02F5F8D2">
+          <v:rect id="_x0000_i1084" style="width:0;height:1.5pt" o:hralign="center" o:hrstd="t" o:hr="t" fillcolor="#a0a0a0" stroked="f"/>
+        </w:pict>
+      </w:r>
+    </w:p>
+    <w:p>
+      <w:pPr>
+        <w:pStyle w:val="Ttulo2"/>
+        <w:jc w:val="both"/>
+        <w:rPr>
+          <w:rFonts w:ascii="Arial" w:hAnsi="Arial" w:cs="Arial"/>
+          <w:color w:val="auto"/>
+          <w:sz w:val="24"/>
+          <w:szCs w:val="24"/>
+        </w:rPr>
+      </w:pPr>
+      <w:r>
+        <w:rPr>
+          <w:rFonts w:ascii="Arial" w:hAnsi="Arial" w:cs="Arial"/>
+          <w:color w:val="auto"/>
+          <w:sz w:val="24"/>
+          <w:szCs w:val="24"/>
+        </w:rPr>
+        <w:t>1. Crear máscara de eliminación.</w:t>
+      </w:r>
+    </w:p>
+    <w:p>
+      <w:pPr>
+        <w:pStyle w:val="NormalWeb"/>
+        <w:jc w:val="both"/>
+        <w:rPr>
+          <w:rFonts w:ascii="Arial" w:hAnsi="Arial" w:cs="Arial"/>
+        </w:rPr>
+      </w:pPr>
+      <w:r>
+        <w:rPr>
+          <w:rFonts w:ascii="Arial" w:hAnsi="Arial" w:cs="Arial"/>
+        </w:rPr>
+        <w:t>La máscara será una tira auxiliar de memoria que sirve solamente para indicar qué posiciones deberán eliminarse después de terminar completamente la búsqueda.</w:t>
+      </w:r>
+    </w:p>
+    <w:p>
+      <w:pPr>
+        <w:pStyle w:val="NormalWeb"/>
+        <w:jc w:val="both"/>
+        <w:rPr>
+          <w:rFonts w:ascii="Arial" w:hAnsi="Arial" w:cs="Arial"/>
+        </w:rPr>
+      </w:pPr>
+      <w:r>
+        <w:rPr>
+          <w:rFonts w:ascii="Arial" w:hAnsi="Arial" w:cs="Arial"/>
+        </w:rPr>
+        <w:t>Como únicamente necesitamos saber dos estados:</w:t>
+      </w:r>
+    </w:p>
+    <w:p>
+      <w:pPr>
+        <w:pStyle w:val="HTMLconformatoprevio"/>
+        <w:jc w:val="both"/>
+        <w:rPr>
+          <w:rStyle w:val="CdigoHTML"/>
+          <w:rFonts w:ascii="Arial" w:eastAsiaTheme="majorEastAsia" w:hAnsi="Arial" w:cs="Arial"/>
+          <w:sz w:val="24"/>
+          <w:szCs w:val="24"/>
+        </w:rPr>
+      </w:pPr>
+      <w:r>
+        <w:rPr>
+          <w:rStyle w:val="CdigoHTML"/>
+          <w:rFonts w:ascii="Arial" w:eastAsiaTheme="majorEastAsia" w:hAnsi="Arial" w:cs="Arial"/>
+          <w:sz w:val="24"/>
+          <w:szCs w:val="24"/>
+        </w:rPr>
+        <w:t>0 = conservar la ficha</w:t>
+      </w:r>
+    </w:p>
+    <w:p>
+      <w:pPr>
+        <w:pStyle w:val="HTMLconformatoprevio"/>
+        <w:jc w:val="both"/>
+        <w:rPr>
+          <w:rFonts w:ascii="Arial" w:hAnsi="Arial" w:cs="Arial"/>
+          <w:sz w:val="24"/>
+          <w:szCs w:val="24"/>
+        </w:rPr>
+      </w:pPr>
+      <w:r>
+        <w:rPr>
+          <w:rStyle w:val="CdigoHTML"/>
+          <w:rFonts w:ascii="Arial" w:eastAsiaTheme="majorEastAsia" w:hAnsi="Arial" w:cs="Arial"/>
+          <w:sz w:val="24"/>
+          <w:szCs w:val="24"/>
+        </w:rPr>
+        <w:t>1 = eliminar la ficha</w:t>
+      </w:r>
+    </w:p>
+    <w:p>
+      <w:pPr>
+        <w:pStyle w:val="NormalWeb"/>
+        <w:jc w:val="both"/>
+        <w:rPr>
+          <w:rFonts w:ascii="Arial" w:hAnsi="Arial" w:cs="Arial"/>
+        </w:rPr>
+      </w:pPr>
+      <w:r>
+        <w:rPr>
+          <w:rFonts w:ascii="Arial" w:hAnsi="Arial" w:cs="Arial"/>
+        </w:rPr>
+        <w:t>no necesitamos utilizar tres bits ni un byte completo por posición.</w:t>
+      </w:r>
+    </w:p>
+    <w:p>
+      <w:pPr>
+        <w:pStyle w:val="NormalWeb"/>
+        <w:jc w:val="both"/>
+        <w:rPr>
+          <w:rFonts w:ascii="Arial" w:hAnsi="Arial" w:cs="Arial"/>
+        </w:rPr>
+      </w:pPr>
+      <w:r>
+        <w:rPr>
+          <w:rFonts w:ascii="Arial" w:hAnsi="Arial" w:cs="Arial"/>
+        </w:rPr>
+        <w:lastRenderedPageBreak/>
+        <w:t xml:space="preserve">Utilizamos únicamente </w:t>
+      </w:r>
+      <w:r>
+        <w:rPr>
+          <w:rStyle w:val="Textoennegrita"/>
+          <w:rFonts w:ascii="Arial" w:hAnsi="Arial" w:cs="Arial"/>
+        </w:rPr>
+        <w:t>1 bit por posición</w:t>
+      </w:r>
+      <w:r>
+        <w:rPr>
+          <w:rFonts w:ascii="Arial" w:hAnsi="Arial" w:cs="Arial"/>
+        </w:rPr>
+        <w:t>.</w:t>
+      </w:r>
+    </w:p>
+    <w:p>
+      <w:pPr>
+        <w:pStyle w:val="NormalWeb"/>
+        <w:jc w:val="both"/>
+        <w:rPr>
+          <w:rFonts w:ascii="Arial" w:hAnsi="Arial" w:cs="Arial"/>
+        </w:rPr>
+      </w:pPr>
+      <w:r>
+        <w:rPr>
+          <w:rFonts w:ascii="Arial" w:hAnsi="Arial" w:cs="Arial"/>
+        </w:rPr>
+        <w:t>Para calcular la memoria necesaria utilizamos:</w:t>
+      </w:r>
+    </w:p>
+    <w:p>
+      <w:pPr>
+        <w:pStyle w:val="HTMLconformatoprevio"/>
+        <w:jc w:val="both"/>
+        <w:rPr>
+          <w:rFonts w:ascii="Arial" w:hAnsi="Arial" w:cs="Arial"/>
+          <w:sz w:val="24"/>
+          <w:szCs w:val="24"/>
+        </w:rPr>
+      </w:pPr>
+      <w:r>
+        <w:rPr>
+          <w:rStyle w:val="CdigoHTML"/>
+          <w:rFonts w:ascii="Arial" w:eastAsiaTheme="majorEastAsia" w:hAnsi="Arial" w:cs="Arial"/>
+          <w:sz w:val="24"/>
+          <w:szCs w:val="24"/>
+        </w:rPr>
+        <w:t>(</w:t>
+      </w:r>
+      <w:proofErr w:type="spellStart"/>
+      <w:r>
+        <w:rPr>
+          <w:rStyle w:val="CdigoHTML"/>
+          <w:rFonts w:ascii="Arial" w:eastAsiaTheme="majorEastAsia" w:hAnsi="Arial" w:cs="Arial"/>
+          <w:sz w:val="24"/>
+          <w:szCs w:val="24"/>
+        </w:rPr>
+        <w:t>total_posiciones</w:t>
+      </w:r>
+      <w:proofErr w:type="spellEnd"/>
+      <w:r>
+        <w:rPr>
+          <w:rStyle w:val="CdigoHTML"/>
+          <w:rFonts w:ascii="Arial" w:eastAsiaTheme="majorEastAsia" w:hAnsi="Arial" w:cs="Arial"/>
+          <w:sz w:val="24"/>
+          <w:szCs w:val="24"/>
+        </w:rPr>
+        <w:t xml:space="preserve"> + 7) / 8</w:t>
+      </w:r>
+    </w:p>
+    <w:p>
+      <w:pPr>
+        <w:pStyle w:val="NormalWeb"/>
+        <w:jc w:val="both"/>
+        <w:rPr>
+          <w:rFonts w:ascii="Arial" w:hAnsi="Arial" w:cs="Arial"/>
+        </w:rPr>
+      </w:pPr>
+      <w:r>
+        <w:rPr>
+          <w:rFonts w:ascii="Arial" w:hAnsi="Arial" w:cs="Arial"/>
+        </w:rPr>
+        <w:t>De esta forma se reserva solamente la cantidad mínima de bytes necesarios.</w:t>
+      </w:r>
+    </w:p>
+    <w:p>
+      <w:pPr>
+        <w:pStyle w:val="NormalWeb"/>
+        <w:jc w:val="both"/>
+        <w:rPr>
+          <w:rFonts w:ascii="Arial" w:hAnsi="Arial" w:cs="Arial"/>
+        </w:rPr>
+      </w:pPr>
+      <w:r>
+        <w:rPr>
+          <w:rStyle w:val="Textoennegrita"/>
+          <w:rFonts w:ascii="Arial" w:hAnsi="Arial" w:cs="Arial"/>
+        </w:rPr>
+        <w:t>Decisión tomada:</w:t>
+      </w:r>
+      <w:r>
+        <w:rPr>
+          <w:rFonts w:ascii="Arial" w:hAnsi="Arial" w:cs="Arial"/>
+        </w:rPr>
+        <w:t xml:space="preserve"> Se pudo haber utilizado un arreglo de enteros o caracteres, pero eso desperdiciaría memoria porque realmente solo necesitamos guardar dos estados. La máscara permite aprovechar cada byte para almacenar el estado de ocho posiciones diferentes.</w:t>
+      </w:r>
+    </w:p>
+    <w:p>
+      <w:pPr>
+        <w:jc w:val="both"/>
+        <w:rPr>
+          <w:rFonts w:ascii="Arial" w:hAnsi="Arial" w:cs="Arial"/>
+        </w:rPr>
+      </w:pPr>
+      <w:r>
+        <w:rPr>
+          <w:rFonts w:ascii="Arial" w:hAnsi="Arial" w:cs="Arial"/>
+        </w:rPr>
+        <w:pict w14:anchorId="31574AA9">
+          <v:rect id="_x0000_i1085" style="width:0;height:1.5pt" o:hralign="center" o:hrstd="t" o:hr="t" fillcolor="#a0a0a0" stroked="f"/>
+        </w:pict>
+      </w:r>
+    </w:p>
+    <w:p>
+      <w:pPr>
+        <w:pStyle w:val="Ttulo2"/>
+        <w:jc w:val="both"/>
+        <w:rPr>
+          <w:rFonts w:ascii="Arial" w:hAnsi="Arial" w:cs="Arial"/>
+          <w:color w:val="auto"/>
+          <w:sz w:val="24"/>
+          <w:szCs w:val="24"/>
+        </w:rPr>
+      </w:pPr>
+      <w:r>
+        <w:rPr>
+          <w:rFonts w:ascii="Arial" w:hAnsi="Arial" w:cs="Arial"/>
+          <w:color w:val="auto"/>
+          <w:sz w:val="24"/>
+          <w:szCs w:val="24"/>
+        </w:rPr>
+        <w:t xml:space="preserve">2. Función interna para marcar una posición = </w:t>
+      </w:r>
+      <w:proofErr w:type="spellStart"/>
+      <w:proofErr w:type="gramStart"/>
+      <w:r>
+        <w:rPr>
+          <w:rStyle w:val="CdigoHTML"/>
+          <w:rFonts w:ascii="Arial" w:eastAsiaTheme="majorEastAsia" w:hAnsi="Arial" w:cs="Arial"/>
+          <w:color w:val="auto"/>
+          <w:sz w:val="24"/>
+          <w:szCs w:val="24"/>
+        </w:rPr>
+        <w:t>marcarIndice</w:t>
+      </w:r>
+      <w:proofErr w:type="spellEnd"/>
+      <w:r>
+        <w:rPr>
+          <w:rStyle w:val="CdigoHTML"/>
+          <w:rFonts w:ascii="Arial" w:eastAsiaTheme="majorEastAsia" w:hAnsi="Arial" w:cs="Arial"/>
+          <w:color w:val="auto"/>
+          <w:sz w:val="24"/>
+          <w:szCs w:val="24"/>
+        </w:rPr>
+        <w:t>(</w:t>
+      </w:r>
+      <w:proofErr w:type="gramEnd"/>
+      <w:r>
+        <w:rPr>
+          <w:rStyle w:val="CdigoHTML"/>
+          <w:rFonts w:ascii="Arial" w:eastAsiaTheme="majorEastAsia" w:hAnsi="Arial" w:cs="Arial"/>
+          <w:color w:val="auto"/>
+          <w:sz w:val="24"/>
+          <w:szCs w:val="24"/>
+        </w:rPr>
+        <w:t>)</w:t>
+      </w:r>
+    </w:p>
+    <w:p>
+      <w:pPr>
+        <w:pStyle w:val="NormalWeb"/>
+        <w:jc w:val="both"/>
+        <w:rPr>
+          <w:rFonts w:ascii="Arial" w:hAnsi="Arial" w:cs="Arial"/>
+        </w:rPr>
+      </w:pPr>
+      <w:r>
+        <w:rPr>
+          <w:rFonts w:ascii="Arial" w:hAnsi="Arial" w:cs="Arial"/>
+        </w:rPr>
+        <w:t>Esta función sirve para activar el bit correspondiente a una posición dentro de la máscara.</w:t>
+      </w:r>
+    </w:p>
+    <w:p>
+      <w:pPr>
+        <w:pStyle w:val="NormalWeb"/>
+        <w:jc w:val="both"/>
+        <w:rPr>
+          <w:rFonts w:ascii="Arial" w:hAnsi="Arial" w:cs="Arial"/>
+        </w:rPr>
+      </w:pPr>
+      <w:r>
+        <w:rPr>
+          <w:rStyle w:val="Textoennegrita"/>
+          <w:rFonts w:ascii="Arial" w:hAnsi="Arial" w:cs="Arial"/>
+        </w:rPr>
+        <w:t>Qué recibe:</w:t>
+      </w:r>
+      <w:r>
+        <w:rPr>
+          <w:rFonts w:ascii="Arial" w:hAnsi="Arial" w:cs="Arial"/>
+        </w:rPr>
+        <w:t xml:space="preserve"> El puntero a la máscara y el índice lineal de la ficha.</w:t>
+      </w:r>
+    </w:p>
+    <w:p>
+      <w:pPr>
+        <w:pStyle w:val="NormalWeb"/>
+        <w:jc w:val="both"/>
+        <w:rPr>
+          <w:rFonts w:ascii="Arial" w:hAnsi="Arial" w:cs="Arial"/>
+        </w:rPr>
+      </w:pPr>
+      <w:r>
+        <w:rPr>
+          <w:rStyle w:val="Textoennegrita"/>
+          <w:rFonts w:ascii="Arial" w:hAnsi="Arial" w:cs="Arial"/>
+        </w:rPr>
+        <w:t>Qué retorna:</w:t>
+      </w:r>
+      <w:r>
+        <w:rPr>
+          <w:rFonts w:ascii="Arial" w:hAnsi="Arial" w:cs="Arial"/>
+        </w:rPr>
+        <w:t xml:space="preserve"> Nada.</w:t>
+      </w:r>
+    </w:p>
+    <w:p>
+      <w:pPr>
+        <w:pStyle w:val="NormalWeb"/>
+        <w:jc w:val="both"/>
+        <w:rPr>
+          <w:rFonts w:ascii="Arial" w:hAnsi="Arial" w:cs="Arial"/>
+        </w:rPr>
+      </w:pPr>
+      <w:r>
+        <w:rPr>
+          <w:rStyle w:val="Textoennegrita"/>
+          <w:rFonts w:ascii="Arial" w:hAnsi="Arial" w:cs="Arial"/>
+        </w:rPr>
+        <w:t>Lógica:</w:t>
+      </w:r>
+      <w:r>
+        <w:rPr>
+          <w:rFonts w:ascii="Arial" w:hAnsi="Arial" w:cs="Arial"/>
+        </w:rPr>
+        <w:t xml:space="preserve"> Primero se calcula en qué byte está guardado el bit:</w:t>
+      </w:r>
+    </w:p>
+    <w:p>
+      <w:pPr>
+        <w:pStyle w:val="HTMLconformatoprevio"/>
+        <w:jc w:val="both"/>
+        <w:rPr>
+          <w:rFonts w:ascii="Arial" w:hAnsi="Arial" w:cs="Arial"/>
+          <w:sz w:val="24"/>
+          <w:szCs w:val="24"/>
+        </w:rPr>
+      </w:pPr>
+      <w:r>
+        <w:rPr>
+          <w:rStyle w:val="CdigoHTML"/>
+          <w:rFonts w:ascii="Arial" w:eastAsiaTheme="majorEastAsia" w:hAnsi="Arial" w:cs="Arial"/>
+          <w:sz w:val="24"/>
+          <w:szCs w:val="24"/>
+        </w:rPr>
+        <w:t xml:space="preserve">byte = </w:t>
+      </w:r>
+      <w:proofErr w:type="spellStart"/>
+      <w:r>
+        <w:rPr>
+          <w:rStyle w:val="CdigoHTML"/>
+          <w:rFonts w:ascii="Arial" w:eastAsiaTheme="majorEastAsia" w:hAnsi="Arial" w:cs="Arial"/>
+          <w:sz w:val="24"/>
+          <w:szCs w:val="24"/>
+        </w:rPr>
+        <w:t>indice</w:t>
+      </w:r>
+      <w:proofErr w:type="spellEnd"/>
+      <w:r>
+        <w:rPr>
+          <w:rStyle w:val="CdigoHTML"/>
+          <w:rFonts w:ascii="Arial" w:eastAsiaTheme="majorEastAsia" w:hAnsi="Arial" w:cs="Arial"/>
+          <w:sz w:val="24"/>
+          <w:szCs w:val="24"/>
+        </w:rPr>
+        <w:t xml:space="preserve"> / 8</w:t>
+      </w:r>
+    </w:p>
+    <w:p>
+      <w:pPr>
+        <w:pStyle w:val="NormalWeb"/>
+        <w:jc w:val="both"/>
+        <w:rPr>
+          <w:rFonts w:ascii="Arial" w:hAnsi="Arial" w:cs="Arial"/>
+        </w:rPr>
+      </w:pPr>
+      <w:r>
+        <w:rPr>
+          <w:rFonts w:ascii="Arial" w:hAnsi="Arial" w:cs="Arial"/>
+        </w:rPr>
+        <w:t>y después qué posición ocupa dentro de ese byte:</w:t>
+      </w:r>
+    </w:p>
+    <w:p>
+      <w:pPr>
+        <w:pStyle w:val="HTMLconformatoprevio"/>
+        <w:jc w:val="both"/>
+        <w:rPr>
+          <w:rFonts w:ascii="Arial" w:hAnsi="Arial" w:cs="Arial"/>
+          <w:sz w:val="24"/>
+          <w:szCs w:val="24"/>
+        </w:rPr>
+      </w:pPr>
+      <w:r>
+        <w:rPr>
+          <w:rStyle w:val="CdigoHTML"/>
+          <w:rFonts w:ascii="Arial" w:eastAsiaTheme="majorEastAsia" w:hAnsi="Arial" w:cs="Arial"/>
+          <w:sz w:val="24"/>
+          <w:szCs w:val="24"/>
+        </w:rPr>
+        <w:t xml:space="preserve">bit = </w:t>
+      </w:r>
+      <w:proofErr w:type="spellStart"/>
+      <w:r>
+        <w:rPr>
+          <w:rStyle w:val="CdigoHTML"/>
+          <w:rFonts w:ascii="Arial" w:eastAsiaTheme="majorEastAsia" w:hAnsi="Arial" w:cs="Arial"/>
+          <w:sz w:val="24"/>
+          <w:szCs w:val="24"/>
+        </w:rPr>
+        <w:t>indice</w:t>
+      </w:r>
+      <w:proofErr w:type="spellEnd"/>
+      <w:r>
+        <w:rPr>
+          <w:rStyle w:val="CdigoHTML"/>
+          <w:rFonts w:ascii="Arial" w:eastAsiaTheme="majorEastAsia" w:hAnsi="Arial" w:cs="Arial"/>
+          <w:sz w:val="24"/>
+          <w:szCs w:val="24"/>
+        </w:rPr>
+        <w:t xml:space="preserve"> % 8</w:t>
+      </w:r>
+    </w:p>
+    <w:p>
+      <w:pPr>
+        <w:pStyle w:val="NormalWeb"/>
+        <w:jc w:val="both"/>
+        <w:rPr>
+          <w:rFonts w:ascii="Arial" w:hAnsi="Arial" w:cs="Arial"/>
+        </w:rPr>
+      </w:pPr>
+      <w:r>
+        <w:rPr>
+          <w:rFonts w:ascii="Arial" w:hAnsi="Arial" w:cs="Arial"/>
+        </w:rPr>
+        <w:t>En el código se utilizan directamente operaciones de bits:</w:t>
+      </w:r>
+    </w:p>
+    <w:p>
+      <w:pPr>
+        <w:pStyle w:val="HTMLconformatoprevio"/>
+        <w:jc w:val="both"/>
+        <w:rPr>
+          <w:rStyle w:val="CdigoHTML"/>
+          <w:rFonts w:ascii="Arial" w:eastAsiaTheme="majorEastAsia" w:hAnsi="Arial" w:cs="Arial"/>
+          <w:sz w:val="24"/>
+          <w:szCs w:val="24"/>
+        </w:rPr>
+      </w:pPr>
+      <w:r>
+        <w:rPr>
+          <w:rStyle w:val="CdigoHTML"/>
+          <w:rFonts w:ascii="Arial" w:eastAsiaTheme="majorEastAsia" w:hAnsi="Arial" w:cs="Arial"/>
+          <w:sz w:val="24"/>
+          <w:szCs w:val="24"/>
+        </w:rPr>
+        <w:t xml:space="preserve">byte = </w:t>
+      </w:r>
+      <w:proofErr w:type="spellStart"/>
+      <w:r>
+        <w:rPr>
+          <w:rStyle w:val="CdigoHTML"/>
+          <w:rFonts w:ascii="Arial" w:eastAsiaTheme="majorEastAsia" w:hAnsi="Arial" w:cs="Arial"/>
+          <w:sz w:val="24"/>
+          <w:szCs w:val="24"/>
+        </w:rPr>
+        <w:t>indice</w:t>
+      </w:r>
+      <w:proofErr w:type="spellEnd"/>
+      <w:r>
+        <w:rPr>
+          <w:rStyle w:val="CdigoHTML"/>
+          <w:rFonts w:ascii="Arial" w:eastAsiaTheme="majorEastAsia" w:hAnsi="Arial" w:cs="Arial"/>
+          <w:sz w:val="24"/>
+          <w:szCs w:val="24"/>
+        </w:rPr>
+        <w:t xml:space="preserve"> &gt;&gt; 3</w:t>
+      </w:r>
+    </w:p>
+    <w:p>
+      <w:pPr>
+        <w:pStyle w:val="HTMLconformatoprevio"/>
+        <w:jc w:val="both"/>
+        <w:rPr>
+          <w:rFonts w:ascii="Arial" w:hAnsi="Arial" w:cs="Arial"/>
+          <w:sz w:val="24"/>
+          <w:szCs w:val="24"/>
+        </w:rPr>
+      </w:pPr>
+      <w:r>
+        <w:rPr>
+          <w:rStyle w:val="CdigoHTML"/>
+          <w:rFonts w:ascii="Arial" w:eastAsiaTheme="majorEastAsia" w:hAnsi="Arial" w:cs="Arial"/>
+          <w:sz w:val="24"/>
+          <w:szCs w:val="24"/>
+        </w:rPr>
+        <w:t xml:space="preserve">bit = </w:t>
+      </w:r>
+      <w:proofErr w:type="spellStart"/>
+      <w:r>
+        <w:rPr>
+          <w:rStyle w:val="CdigoHTML"/>
+          <w:rFonts w:ascii="Arial" w:eastAsiaTheme="majorEastAsia" w:hAnsi="Arial" w:cs="Arial"/>
+          <w:sz w:val="24"/>
+          <w:szCs w:val="24"/>
+        </w:rPr>
+        <w:t>indice</w:t>
+      </w:r>
+      <w:proofErr w:type="spellEnd"/>
+      <w:r>
+        <w:rPr>
+          <w:rStyle w:val="CdigoHTML"/>
+          <w:rFonts w:ascii="Arial" w:eastAsiaTheme="majorEastAsia" w:hAnsi="Arial" w:cs="Arial"/>
+          <w:sz w:val="24"/>
+          <w:szCs w:val="24"/>
+        </w:rPr>
+        <w:t xml:space="preserve"> &amp; 7</w:t>
+      </w:r>
+    </w:p>
+    <w:p>
+      <w:pPr>
+        <w:pStyle w:val="NormalWeb"/>
+        <w:jc w:val="both"/>
+        <w:rPr>
+          <w:rFonts w:ascii="Arial" w:hAnsi="Arial" w:cs="Arial"/>
+        </w:rPr>
+      </w:pPr>
+      <w:r>
+        <w:rPr>
+          <w:rFonts w:ascii="Arial" w:hAnsi="Arial" w:cs="Arial"/>
+        </w:rPr>
+        <w:t>Después el bit se activa usando OR:</w:t>
+      </w:r>
+    </w:p>
+    <w:p>
+      <w:pPr>
+        <w:pStyle w:val="HTMLconformatoprevio"/>
+        <w:jc w:val="both"/>
+        <w:rPr>
+          <w:rFonts w:ascii="Arial" w:hAnsi="Arial" w:cs="Arial"/>
+          <w:sz w:val="24"/>
+          <w:szCs w:val="24"/>
+        </w:rPr>
+      </w:pPr>
+      <w:r>
+        <w:rPr>
+          <w:rStyle w:val="CdigoHTML"/>
+          <w:rFonts w:ascii="Arial" w:eastAsiaTheme="majorEastAsia" w:hAnsi="Arial" w:cs="Arial"/>
+          <w:sz w:val="24"/>
+          <w:szCs w:val="24"/>
+        </w:rPr>
+        <w:t>mascara[byte] |= (1 &lt;&lt; bit)</w:t>
+      </w:r>
+    </w:p>
+    <w:p>
+      <w:pPr>
+        <w:pStyle w:val="NormalWeb"/>
+        <w:jc w:val="both"/>
+        <w:rPr>
+          <w:rFonts w:ascii="Arial" w:hAnsi="Arial" w:cs="Arial"/>
+        </w:rPr>
+      </w:pPr>
+      <w:r>
+        <w:rPr>
+          <w:rFonts w:ascii="Arial" w:hAnsi="Arial" w:cs="Arial"/>
+        </w:rPr>
+        <w:t>Esto permite marcar una posición sin modificar los otros siete bits del byte.</w:t>
+      </w:r>
+    </w:p>
+    <w:p>
+      <w:pPr>
+        <w:jc w:val="both"/>
+        <w:rPr>
+          <w:rFonts w:ascii="Arial" w:hAnsi="Arial" w:cs="Arial"/>
+        </w:rPr>
+      </w:pPr>
+    </w:p>
+    <w:p>
+      <w:pPr>
+        <w:pStyle w:val="Ttulo2"/>
+        <w:jc w:val="both"/>
+        <w:rPr>
+          <w:rFonts w:ascii="Arial" w:hAnsi="Arial" w:cs="Arial"/>
+          <w:color w:val="auto"/>
+          <w:sz w:val="24"/>
+          <w:szCs w:val="24"/>
+        </w:rPr>
+      </w:pPr>
+      <w:r>
+        <w:rPr>
+          <w:rFonts w:ascii="Arial" w:hAnsi="Arial" w:cs="Arial"/>
+          <w:color w:val="auto"/>
+          <w:sz w:val="24"/>
+          <w:szCs w:val="24"/>
+        </w:rPr>
+        <w:t>3. Función para buscar combinaciones horizontales.</w:t>
+      </w:r>
+    </w:p>
+    <w:p>
+      <w:pPr>
+        <w:pStyle w:val="NormalWeb"/>
+        <w:jc w:val="both"/>
+        <w:rPr>
+          <w:rFonts w:ascii="Arial" w:hAnsi="Arial" w:cs="Arial"/>
+        </w:rPr>
+      </w:pPr>
+      <w:r>
+        <w:rPr>
+          <w:rFonts w:ascii="Arial" w:hAnsi="Arial" w:cs="Arial"/>
+        </w:rPr>
+        <w:t>Esta función será la encargada de revisar cada fila buscando secuencias de tres o más fichas iguales.</w:t>
+      </w:r>
+    </w:p>
+    <w:p>
+      <w:pPr>
+        <w:pStyle w:val="NormalWeb"/>
+        <w:jc w:val="both"/>
+        <w:rPr>
+          <w:rFonts w:ascii="Arial" w:hAnsi="Arial" w:cs="Arial"/>
+        </w:rPr>
+      </w:pPr>
+      <w:r>
+        <w:rPr>
+          <w:rStyle w:val="Textoennegrita"/>
+          <w:rFonts w:ascii="Arial" w:hAnsi="Arial" w:cs="Arial"/>
+        </w:rPr>
+        <w:t>Qué recibe:</w:t>
+      </w:r>
+      <w:r>
+        <w:rPr>
+          <w:rFonts w:ascii="Arial" w:hAnsi="Arial" w:cs="Arial"/>
+        </w:rPr>
+        <w:t xml:space="preserve"> El tablero, sus dimensiones y la máscara de eliminación.</w:t>
+      </w:r>
+    </w:p>
+    <w:p>
+      <w:pPr>
+        <w:pStyle w:val="NormalWeb"/>
+        <w:jc w:val="both"/>
+        <w:rPr>
+          <w:rFonts w:ascii="Arial" w:hAnsi="Arial" w:cs="Arial"/>
+        </w:rPr>
+      </w:pPr>
+      <w:r>
+        <w:rPr>
+          <w:rStyle w:val="Textoennegrita"/>
+          <w:rFonts w:ascii="Arial" w:hAnsi="Arial" w:cs="Arial"/>
+        </w:rPr>
+        <w:t>Qué retorna:</w:t>
+      </w:r>
+      <w:r>
+        <w:rPr>
+          <w:rFonts w:ascii="Arial" w:hAnsi="Arial" w:cs="Arial"/>
+        </w:rPr>
+        <w:t xml:space="preserve"> La cantidad de combinaciones horizontales encontradas.</w:t>
+      </w:r>
+    </w:p>
+    <w:p>
+      <w:pPr>
+        <w:pStyle w:val="NormalWeb"/>
+        <w:jc w:val="both"/>
+        <w:rPr>
+          <w:rFonts w:ascii="Arial" w:hAnsi="Arial" w:cs="Arial"/>
+        </w:rPr>
+      </w:pPr>
+      <w:r>
+        <w:rPr>
+          <w:rStyle w:val="Textoennegrita"/>
+          <w:rFonts w:ascii="Arial" w:hAnsi="Arial" w:cs="Arial"/>
+        </w:rPr>
+        <w:t>Lógica:</w:t>
+      </w:r>
+      <w:r>
+        <w:rPr>
+          <w:rFonts w:ascii="Arial" w:hAnsi="Arial" w:cs="Arial"/>
+        </w:rPr>
+        <w:t xml:space="preserve"> Se recorre cada fila de izquierda a derecha y se guardan tres datos importantes:</w:t>
+      </w:r>
+    </w:p>
+    <w:p>
+      <w:pPr>
+        <w:pStyle w:val="HTMLconformatoprevio"/>
+        <w:jc w:val="both"/>
+        <w:rPr>
+          <w:rStyle w:val="CdigoHTML"/>
+          <w:rFonts w:ascii="Arial" w:eastAsiaTheme="majorEastAsia" w:hAnsi="Arial" w:cs="Arial"/>
+          <w:sz w:val="24"/>
+          <w:szCs w:val="24"/>
+        </w:rPr>
+      </w:pPr>
+      <w:proofErr w:type="spellStart"/>
+      <w:r>
+        <w:rPr>
+          <w:rStyle w:val="CdigoHTML"/>
+          <w:rFonts w:ascii="Arial" w:eastAsiaTheme="majorEastAsia" w:hAnsi="Arial" w:cs="Arial"/>
+          <w:sz w:val="24"/>
+          <w:szCs w:val="24"/>
+        </w:rPr>
+        <w:lastRenderedPageBreak/>
+        <w:t>valor_anterior</w:t>
+      </w:r>
+      <w:proofErr w:type="spellEnd"/>
+    </w:p>
+    <w:p>
+      <w:pPr>
+        <w:pStyle w:val="HTMLconformatoprevio"/>
+        <w:jc w:val="both"/>
+        <w:rPr>
+          <w:rStyle w:val="CdigoHTML"/>
+          <w:rFonts w:ascii="Arial" w:eastAsiaTheme="majorEastAsia" w:hAnsi="Arial" w:cs="Arial"/>
+          <w:sz w:val="24"/>
+          <w:szCs w:val="24"/>
+        </w:rPr>
+      </w:pPr>
+      <w:r>
+        <w:rPr>
+          <w:rStyle w:val="CdigoHTML"/>
+          <w:rFonts w:ascii="Arial" w:eastAsiaTheme="majorEastAsia" w:hAnsi="Arial" w:cs="Arial"/>
+          <w:sz w:val="24"/>
+          <w:szCs w:val="24"/>
+        </w:rPr>
+        <w:t>inicio</w:t>
+      </w:r>
+    </w:p>
+    <w:p>
+      <w:pPr>
+        <w:pStyle w:val="HTMLconformatoprevio"/>
+        <w:jc w:val="both"/>
+        <w:rPr>
+          <w:rFonts w:ascii="Arial" w:hAnsi="Arial" w:cs="Arial"/>
+          <w:sz w:val="24"/>
+          <w:szCs w:val="24"/>
+        </w:rPr>
+      </w:pPr>
+      <w:r>
+        <w:rPr>
+          <w:rStyle w:val="CdigoHTML"/>
+          <w:rFonts w:ascii="Arial" w:eastAsiaTheme="majorEastAsia" w:hAnsi="Arial" w:cs="Arial"/>
+          <w:sz w:val="24"/>
+          <w:szCs w:val="24"/>
+        </w:rPr>
+        <w:t>longitud</w:t>
+      </w:r>
+    </w:p>
+    <w:p>
+      <w:pPr>
+        <w:pStyle w:val="NormalWeb"/>
+        <w:jc w:val="both"/>
+        <w:rPr>
+          <w:rFonts w:ascii="Arial" w:hAnsi="Arial" w:cs="Arial"/>
+        </w:rPr>
+      </w:pPr>
+      <w:proofErr w:type="spellStart"/>
+      <w:r>
+        <w:rPr>
+          <w:rStyle w:val="CdigoHTML"/>
+          <w:rFonts w:ascii="Arial" w:eastAsiaTheme="majorEastAsia" w:hAnsi="Arial" w:cs="Arial"/>
+          <w:sz w:val="24"/>
+          <w:szCs w:val="24"/>
+        </w:rPr>
+        <w:t>valor_anterior</w:t>
+      </w:r>
+      <w:proofErr w:type="spellEnd"/>
+      <w:r>
+        <w:rPr>
+          <w:rFonts w:ascii="Arial" w:hAnsi="Arial" w:cs="Arial"/>
+        </w:rPr>
+        <w:t xml:space="preserve"> indica qué ficha estamos comparando.</w:t>
+      </w:r>
+    </w:p>
+    <w:p>
+      <w:pPr>
+        <w:pStyle w:val="NormalWeb"/>
+        <w:jc w:val="both"/>
+        <w:rPr>
+          <w:rFonts w:ascii="Arial" w:hAnsi="Arial" w:cs="Arial"/>
+        </w:rPr>
+      </w:pPr>
+      <w:r>
+        <w:rPr>
+          <w:rStyle w:val="CdigoHTML"/>
+          <w:rFonts w:ascii="Arial" w:eastAsiaTheme="majorEastAsia" w:hAnsi="Arial" w:cs="Arial"/>
+          <w:sz w:val="24"/>
+          <w:szCs w:val="24"/>
+        </w:rPr>
+        <w:t>inicio</w:t>
+      </w:r>
+      <w:r>
+        <w:rPr>
+          <w:rFonts w:ascii="Arial" w:hAnsi="Arial" w:cs="Arial"/>
+        </w:rPr>
+        <w:t xml:space="preserve"> guarda dónde comenzó la secuencia.</w:t>
+      </w:r>
+    </w:p>
+    <w:p>
+      <w:pPr>
+        <w:pStyle w:val="NormalWeb"/>
+        <w:jc w:val="both"/>
+        <w:rPr>
+          <w:rFonts w:ascii="Arial" w:hAnsi="Arial" w:cs="Arial"/>
+        </w:rPr>
+      </w:pPr>
+      <w:r>
+        <w:rPr>
+          <w:rStyle w:val="CdigoHTML"/>
+          <w:rFonts w:ascii="Arial" w:eastAsiaTheme="majorEastAsia" w:hAnsi="Arial" w:cs="Arial"/>
+          <w:sz w:val="24"/>
+          <w:szCs w:val="24"/>
+        </w:rPr>
+        <w:t>longitud</w:t>
+      </w:r>
+      <w:r>
+        <w:rPr>
+          <w:rFonts w:ascii="Arial" w:hAnsi="Arial" w:cs="Arial"/>
+        </w:rPr>
+        <w:t xml:space="preserve"> indica cuántas fichas iguales consecutivas llevamos encontradas.</w:t>
+      </w:r>
+    </w:p>
+    <w:p>
+      <w:pPr>
+        <w:pStyle w:val="NormalWeb"/>
+        <w:jc w:val="both"/>
+        <w:rPr>
+          <w:rFonts w:ascii="Arial" w:hAnsi="Arial" w:cs="Arial"/>
+        </w:rPr>
+      </w:pPr>
+      <w:r>
+        <w:rPr>
+          <w:rFonts w:ascii="Arial" w:hAnsi="Arial" w:cs="Arial"/>
+        </w:rPr>
+        <w:t>Si la ficha actual coincide con la anterior, la longitud aumenta.</w:t>
+      </w:r>
+    </w:p>
+    <w:p>
+      <w:pPr>
+        <w:pStyle w:val="NormalWeb"/>
+        <w:jc w:val="both"/>
+        <w:rPr>
+          <w:rFonts w:ascii="Arial" w:hAnsi="Arial" w:cs="Arial"/>
+        </w:rPr>
+      </w:pPr>
+      <w:r>
+        <w:rPr>
+          <w:rFonts w:ascii="Arial" w:hAnsi="Arial" w:cs="Arial"/>
+        </w:rPr>
+        <w:t>Cuando aparece una ficha diferente, se revisa la longitud alcanzada.</w:t>
+      </w:r>
+    </w:p>
+    <w:p>
+      <w:pPr>
+        <w:pStyle w:val="NormalWeb"/>
+        <w:jc w:val="both"/>
+        <w:rPr>
+          <w:rFonts w:ascii="Arial" w:hAnsi="Arial" w:cs="Arial"/>
+        </w:rPr>
+      </w:pPr>
+      <w:r>
+        <w:rPr>
+          <w:rFonts w:ascii="Arial" w:hAnsi="Arial" w:cs="Arial"/>
+        </w:rPr>
+        <w:t>Si:</w:t>
+      </w:r>
+    </w:p>
+    <w:p>
+      <w:pPr>
+        <w:pStyle w:val="HTMLconformatoprevio"/>
+        <w:jc w:val="both"/>
+        <w:rPr>
+          <w:rFonts w:ascii="Arial" w:hAnsi="Arial" w:cs="Arial"/>
+          <w:sz w:val="24"/>
+          <w:szCs w:val="24"/>
+        </w:rPr>
+      </w:pPr>
+      <w:r>
+        <w:rPr>
+          <w:rStyle w:val="CdigoHTML"/>
+          <w:rFonts w:ascii="Arial" w:eastAsiaTheme="majorEastAsia" w:hAnsi="Arial" w:cs="Arial"/>
+          <w:sz w:val="24"/>
+          <w:szCs w:val="24"/>
+        </w:rPr>
+        <w:t>longitud &gt;= 3</w:t>
+      </w:r>
+    </w:p>
+    <w:p>
+      <w:pPr>
+        <w:pStyle w:val="NormalWeb"/>
+        <w:jc w:val="both"/>
+        <w:rPr>
+          <w:rFonts w:ascii="Arial" w:hAnsi="Arial" w:cs="Arial"/>
+        </w:rPr>
+      </w:pPr>
+      <w:r>
+        <w:rPr>
+          <w:rFonts w:ascii="Arial" w:hAnsi="Arial" w:cs="Arial"/>
+        </w:rPr>
+        <w:t>entonces todas las posiciones de esa secuencia se marcan dentro de la máscara.</w:t>
+      </w:r>
+    </w:p>
+    <w:p>
+      <w:pPr>
+        <w:pStyle w:val="NormalWeb"/>
+        <w:jc w:val="both"/>
+        <w:rPr>
+          <w:rFonts w:ascii="Arial" w:hAnsi="Arial" w:cs="Arial"/>
+        </w:rPr>
+      </w:pPr>
+      <w:r>
+        <w:rPr>
+          <w:rFonts w:ascii="Arial" w:hAnsi="Arial" w:cs="Arial"/>
+        </w:rPr>
+        <w:t>En este momento todavía no se modifica el tablero.</w:t>
+      </w:r>
+    </w:p>
+    <w:p>
+      <w:pPr>
+        <w:jc w:val="both"/>
+        <w:rPr>
+          <w:rFonts w:ascii="Arial" w:hAnsi="Arial" w:cs="Arial"/>
+        </w:rPr>
+      </w:pPr>
+    </w:p>
+    <w:p>
+      <w:pPr>
+        <w:pStyle w:val="Ttulo2"/>
+        <w:jc w:val="both"/>
+        <w:rPr>
+          <w:rFonts w:ascii="Arial" w:hAnsi="Arial" w:cs="Arial"/>
+          <w:color w:val="auto"/>
+          <w:sz w:val="24"/>
+          <w:szCs w:val="24"/>
+        </w:rPr>
+      </w:pPr>
+      <w:r>
+        <w:rPr>
+          <w:rFonts w:ascii="Arial" w:hAnsi="Arial" w:cs="Arial"/>
+          <w:color w:val="auto"/>
+          <w:sz w:val="24"/>
+          <w:szCs w:val="24"/>
+        </w:rPr>
+        <w:t>4. Función para buscar combinaciones verticales.</w:t>
+      </w:r>
+    </w:p>
+    <w:p>
+      <w:pPr>
+        <w:pStyle w:val="NormalWeb"/>
+        <w:jc w:val="both"/>
+        <w:rPr>
+          <w:rFonts w:ascii="Arial" w:hAnsi="Arial" w:cs="Arial"/>
+        </w:rPr>
+      </w:pPr>
+      <w:r>
+        <w:rPr>
+          <w:rFonts w:ascii="Arial" w:hAnsi="Arial" w:cs="Arial"/>
+        </w:rPr>
+        <w:t>Funciona de manera parecida a la búsqueda horizontal, pero en lugar de recorrer filas completas se revisa cada columna desde arriba hacia abajo.</w:t>
+      </w:r>
+    </w:p>
+    <w:p>
+      <w:pPr>
+        <w:pStyle w:val="NormalWeb"/>
+        <w:jc w:val="both"/>
+        <w:rPr>
+          <w:rFonts w:ascii="Arial" w:hAnsi="Arial" w:cs="Arial"/>
+        </w:rPr>
+      </w:pPr>
+      <w:r>
+        <w:rPr>
+          <w:rStyle w:val="Textoennegrita"/>
+          <w:rFonts w:ascii="Arial" w:hAnsi="Arial" w:cs="Arial"/>
+        </w:rPr>
+        <w:t>Qué recibe:</w:t>
+      </w:r>
+      <w:r>
+        <w:rPr>
+          <w:rFonts w:ascii="Arial" w:hAnsi="Arial" w:cs="Arial"/>
+        </w:rPr>
+        <w:t xml:space="preserve"> El tablero, filas, columnas y la máscara.</w:t>
+      </w:r>
+    </w:p>
+    <w:p>
+      <w:pPr>
+        <w:pStyle w:val="NormalWeb"/>
+        <w:jc w:val="both"/>
+        <w:rPr>
+          <w:rFonts w:ascii="Arial" w:hAnsi="Arial" w:cs="Arial"/>
+        </w:rPr>
+      </w:pPr>
+      <w:r>
+        <w:rPr>
+          <w:rStyle w:val="Textoennegrita"/>
+          <w:rFonts w:ascii="Arial" w:hAnsi="Arial" w:cs="Arial"/>
+        </w:rPr>
+        <w:t>Qué retorna:</w:t>
+      </w:r>
+      <w:r>
+        <w:rPr>
+          <w:rFonts w:ascii="Arial" w:hAnsi="Arial" w:cs="Arial"/>
+        </w:rPr>
+        <w:t xml:space="preserve"> La cantidad de combinaciones verticales encontradas.</w:t>
+      </w:r>
+    </w:p>
+    <w:p>
+      <w:pPr>
+        <w:pStyle w:val="NormalWeb"/>
+        <w:jc w:val="both"/>
+        <w:rPr>
+          <w:rFonts w:ascii="Arial" w:hAnsi="Arial" w:cs="Arial"/>
+        </w:rPr>
+      </w:pPr>
+      <w:r>
+        <w:rPr>
+          <w:rStyle w:val="Textoennegrita"/>
+          <w:rFonts w:ascii="Arial" w:hAnsi="Arial" w:cs="Arial"/>
+        </w:rPr>
+        <w:t>Lógica:</w:t>
+      </w:r>
+      <w:r>
+        <w:rPr>
+          <w:rFonts w:ascii="Arial" w:hAnsi="Arial" w:cs="Arial"/>
+        </w:rPr>
+        <w:t xml:space="preserve"> Se comparan las fichas consecutivas de cada columna y se cuenta cuántas son iguales.</w:t>
+      </w:r>
+    </w:p>
+    <w:p>
+      <w:pPr>
+        <w:pStyle w:val="NormalWeb"/>
+        <w:jc w:val="both"/>
+        <w:rPr>
+          <w:rFonts w:ascii="Arial" w:hAnsi="Arial" w:cs="Arial"/>
+        </w:rPr>
+      </w:pPr>
+      <w:r>
+        <w:rPr>
+          <w:rFonts w:ascii="Arial" w:hAnsi="Arial" w:cs="Arial"/>
+        </w:rPr>
+        <w:t>Si una secuencia tiene tres o más fichas iguales, todas sus posiciones son marcadas dentro de la misma máscara.</w:t>
+      </w:r>
+    </w:p>
+    <w:p>
+      <w:pPr>
+        <w:pStyle w:val="NormalWeb"/>
+        <w:jc w:val="both"/>
+        <w:rPr>
+          <w:rFonts w:ascii="Arial" w:hAnsi="Arial" w:cs="Arial"/>
+        </w:rPr>
+      </w:pPr>
+      <w:r>
+        <w:rPr>
+          <w:rFonts w:ascii="Arial" w:hAnsi="Arial" w:cs="Arial"/>
+        </w:rPr>
+        <w:t xml:space="preserve">La ventaja de utilizar la misma máscara para horizontales y verticales es que si una ficha pertenece a las dos combinaciones, su bit simplemente ya estará en </w:t>
+      </w:r>
+      <w:r>
+        <w:rPr>
+          <w:rStyle w:val="CdigoHTML"/>
+          <w:rFonts w:ascii="Arial" w:eastAsiaTheme="majorEastAsia" w:hAnsi="Arial" w:cs="Arial"/>
+          <w:sz w:val="24"/>
+          <w:szCs w:val="24"/>
+        </w:rPr>
+        <w:t>1</w:t>
+      </w:r>
+      <w:r>
+        <w:rPr>
+          <w:rFonts w:ascii="Arial" w:hAnsi="Arial" w:cs="Arial"/>
+        </w:rPr>
+        <w:t>.</w:t>
+      </w:r>
+    </w:p>
+    <w:p>
+      <w:pPr>
+        <w:pStyle w:val="NormalWeb"/>
+        <w:jc w:val="both"/>
+        <w:rPr>
+          <w:rFonts w:ascii="Arial" w:hAnsi="Arial" w:cs="Arial"/>
+        </w:rPr>
+      </w:pPr>
+      <w:r>
+        <w:rPr>
+          <w:rFonts w:ascii="Arial" w:hAnsi="Arial" w:cs="Arial"/>
+        </w:rPr>
+        <w:t>Por ejemplo:</w:t>
+      </w:r>
+    </w:p>
+    <w:p>
+      <w:pPr>
+        <w:pStyle w:val="HTMLconformatoprevio"/>
+        <w:jc w:val="both"/>
+        <w:rPr>
+          <w:rStyle w:val="CdigoHTML"/>
+          <w:rFonts w:ascii="Arial" w:eastAsiaTheme="majorEastAsia" w:hAnsi="Arial" w:cs="Arial"/>
+          <w:sz w:val="24"/>
+          <w:szCs w:val="24"/>
+        </w:rPr>
+      </w:pPr>
+      <w:r>
+        <w:rPr>
+          <w:rStyle w:val="CdigoHTML"/>
+          <w:rFonts w:ascii="Arial" w:eastAsiaTheme="majorEastAsia" w:hAnsi="Arial" w:cs="Arial"/>
+          <w:sz w:val="24"/>
+          <w:szCs w:val="24"/>
+        </w:rPr>
+        <w:t xml:space="preserve">    A</w:t>
+      </w:r>
+    </w:p>
+    <w:p>
+      <w:pPr>
+        <w:pStyle w:val="HTMLconformatoprevio"/>
+        <w:jc w:val="both"/>
+        <w:rPr>
+          <w:rStyle w:val="CdigoHTML"/>
+          <w:rFonts w:ascii="Arial" w:eastAsiaTheme="majorEastAsia" w:hAnsi="Arial" w:cs="Arial"/>
+          <w:sz w:val="24"/>
+          <w:szCs w:val="24"/>
+        </w:rPr>
+      </w:pPr>
+      <w:r>
+        <w:rPr>
+          <w:rStyle w:val="CdigoHTML"/>
+          <w:rFonts w:ascii="Arial" w:eastAsiaTheme="majorEastAsia" w:hAnsi="Arial" w:cs="Arial"/>
+          <w:sz w:val="24"/>
+          <w:szCs w:val="24"/>
+        </w:rPr>
+        <w:t xml:space="preserve">    A</w:t>
+      </w:r>
+    </w:p>
+    <w:p>
+      <w:pPr>
+        <w:pStyle w:val="HTMLconformatoprevio"/>
+        <w:jc w:val="both"/>
+        <w:rPr>
+          <w:rStyle w:val="CdigoHTML"/>
+          <w:rFonts w:ascii="Arial" w:eastAsiaTheme="majorEastAsia" w:hAnsi="Arial" w:cs="Arial"/>
+          <w:sz w:val="24"/>
+          <w:szCs w:val="24"/>
+        </w:rPr>
+      </w:pPr>
+      <w:r>
+        <w:rPr>
+          <w:rStyle w:val="CdigoHTML"/>
+          <w:rFonts w:ascii="Arial" w:eastAsiaTheme="majorEastAsia" w:hAnsi="Arial" w:cs="Arial"/>
+          <w:sz w:val="24"/>
+          <w:szCs w:val="24"/>
+        </w:rPr>
+        <w:t xml:space="preserve">A </w:t>
+      </w:r>
+      <w:proofErr w:type="spellStart"/>
+      <w:r>
+        <w:rPr>
+          <w:rStyle w:val="CdigoHTML"/>
+          <w:rFonts w:ascii="Arial" w:eastAsiaTheme="majorEastAsia" w:hAnsi="Arial" w:cs="Arial"/>
+          <w:sz w:val="24"/>
+          <w:szCs w:val="24"/>
+        </w:rPr>
+        <w:t>A</w:t>
+      </w:r>
+      <w:proofErr w:type="spellEnd"/>
+      <w:r>
+        <w:rPr>
+          <w:rStyle w:val="CdigoHTML"/>
+          <w:rFonts w:ascii="Arial" w:eastAsiaTheme="majorEastAsia" w:hAnsi="Arial" w:cs="Arial"/>
+          <w:sz w:val="24"/>
+          <w:szCs w:val="24"/>
+        </w:rPr>
+        <w:t xml:space="preserve"> </w:t>
+      </w:r>
+      <w:proofErr w:type="spellStart"/>
+      <w:r>
+        <w:rPr>
+          <w:rStyle w:val="CdigoHTML"/>
+          <w:rFonts w:ascii="Arial" w:eastAsiaTheme="majorEastAsia" w:hAnsi="Arial" w:cs="Arial"/>
+          <w:sz w:val="24"/>
+          <w:szCs w:val="24"/>
+        </w:rPr>
+        <w:t>A</w:t>
+      </w:r>
+      <w:proofErr w:type="spellEnd"/>
+    </w:p>
+    <w:p>
+      <w:pPr>
+        <w:pStyle w:val="HTMLconformatoprevio"/>
+        <w:jc w:val="both"/>
+        <w:rPr>
+          <w:rFonts w:ascii="Arial" w:hAnsi="Arial" w:cs="Arial"/>
+          <w:sz w:val="24"/>
+          <w:szCs w:val="24"/>
+        </w:rPr>
+      </w:pPr>
+      <w:r>
+        <w:rPr>
+          <w:rStyle w:val="CdigoHTML"/>
+          <w:rFonts w:ascii="Arial" w:eastAsiaTheme="majorEastAsia" w:hAnsi="Arial" w:cs="Arial"/>
+          <w:sz w:val="24"/>
+          <w:szCs w:val="24"/>
+        </w:rPr>
+        <w:t xml:space="preserve">    A</w:t>
+      </w:r>
+    </w:p>
+    <w:p>
+      <w:pPr>
+        <w:pStyle w:val="NormalWeb"/>
+        <w:jc w:val="both"/>
+        <w:rPr>
+          <w:rFonts w:ascii="Arial" w:hAnsi="Arial" w:cs="Arial"/>
+        </w:rPr>
+      </w:pPr>
+      <w:r>
+        <w:rPr>
+          <w:rFonts w:ascii="Arial" w:hAnsi="Arial" w:cs="Arial"/>
+        </w:rPr>
+        <w:t>La ficha central pertenece a ambas combinaciones, pero solamente necesita una marca dentro de la máscara.</w:t>
+      </w:r>
+    </w:p>
+    <w:p>
+      <w:pPr>
+        <w:jc w:val="both"/>
+        <w:rPr>
+          <w:rFonts w:ascii="Arial" w:hAnsi="Arial" w:cs="Arial"/>
+        </w:rPr>
+      </w:pPr>
+    </w:p>
+    <w:p>
+      <w:pPr>
+        <w:pStyle w:val="Ttulo2"/>
+        <w:jc w:val="both"/>
+        <w:rPr>
+          <w:rFonts w:ascii="Arial" w:hAnsi="Arial" w:cs="Arial"/>
+          <w:color w:val="auto"/>
+          <w:sz w:val="24"/>
+          <w:szCs w:val="24"/>
+        </w:rPr>
+      </w:pPr>
+      <w:r>
+        <w:rPr>
+          <w:rFonts w:ascii="Arial" w:hAnsi="Arial" w:cs="Arial"/>
+          <w:color w:val="auto"/>
+          <w:sz w:val="24"/>
+          <w:szCs w:val="24"/>
+        </w:rPr>
+        <w:lastRenderedPageBreak/>
+        <w:t xml:space="preserve">5. Función reina para detectar = </w:t>
+      </w:r>
+      <w:proofErr w:type="spellStart"/>
+      <w:proofErr w:type="gramStart"/>
+      <w:r>
+        <w:rPr>
+          <w:rStyle w:val="CdigoHTML"/>
+          <w:rFonts w:ascii="Arial" w:eastAsiaTheme="majorEastAsia" w:hAnsi="Arial" w:cs="Arial"/>
+          <w:color w:val="auto"/>
+          <w:sz w:val="24"/>
+          <w:szCs w:val="24"/>
+        </w:rPr>
+        <w:t>detectarCombinaciones</w:t>
+      </w:r>
+      <w:proofErr w:type="spellEnd"/>
+      <w:r>
+        <w:rPr>
+          <w:rStyle w:val="CdigoHTML"/>
+          <w:rFonts w:ascii="Arial" w:eastAsiaTheme="majorEastAsia" w:hAnsi="Arial" w:cs="Arial"/>
+          <w:color w:val="auto"/>
+          <w:sz w:val="24"/>
+          <w:szCs w:val="24"/>
+        </w:rPr>
+        <w:t>(</w:t>
+      </w:r>
+      <w:proofErr w:type="gramEnd"/>
+      <w:r>
+        <w:rPr>
+          <w:rStyle w:val="CdigoHTML"/>
+          <w:rFonts w:ascii="Arial" w:eastAsiaTheme="majorEastAsia" w:hAnsi="Arial" w:cs="Arial"/>
+          <w:color w:val="auto"/>
+          <w:sz w:val="24"/>
+          <w:szCs w:val="24"/>
+        </w:rPr>
+        <w:t>)</w:t>
+      </w:r>
+    </w:p>
+    <w:p>
+      <w:pPr>
+        <w:pStyle w:val="NormalWeb"/>
+        <w:jc w:val="both"/>
+        <w:rPr>
+          <w:rFonts w:ascii="Arial" w:hAnsi="Arial" w:cs="Arial"/>
+        </w:rPr>
+      </w:pPr>
+      <w:r>
+        <w:rPr>
+          <w:rFonts w:ascii="Arial" w:hAnsi="Arial" w:cs="Arial"/>
+        </w:rPr>
+        <w:t>Esta función coordina las búsquedas horizontal y vertical.</w:t>
+      </w:r>
+    </w:p>
+    <w:p>
+      <w:pPr>
+        <w:pStyle w:val="NormalWeb"/>
+        <w:jc w:val="both"/>
+        <w:rPr>
+          <w:rFonts w:ascii="Arial" w:hAnsi="Arial" w:cs="Arial"/>
+        </w:rPr>
+      </w:pPr>
+      <w:r>
+        <w:rPr>
+          <w:rStyle w:val="Textoennegrita"/>
+          <w:rFonts w:ascii="Arial" w:hAnsi="Arial" w:cs="Arial"/>
+        </w:rPr>
+        <w:t>Qué recibe:</w:t>
+      </w:r>
+      <w:r>
+        <w:rPr>
+          <w:rFonts w:ascii="Arial" w:hAnsi="Arial" w:cs="Arial"/>
+        </w:rPr>
+        <w:t xml:space="preserve"> El tablero, filas, columnas y la máscara.</w:t>
+      </w:r>
+    </w:p>
+    <w:p>
+      <w:pPr>
+        <w:pStyle w:val="NormalWeb"/>
+        <w:jc w:val="both"/>
+        <w:rPr>
+          <w:rFonts w:ascii="Arial" w:hAnsi="Arial" w:cs="Arial"/>
+        </w:rPr>
+      </w:pPr>
+      <w:r>
+        <w:rPr>
+          <w:rStyle w:val="Textoennegrita"/>
+          <w:rFonts w:ascii="Arial" w:hAnsi="Arial" w:cs="Arial"/>
+        </w:rPr>
+        <w:t>Qué retorna:</w:t>
+      </w:r>
+      <w:r>
+        <w:rPr>
+          <w:rFonts w:ascii="Arial" w:hAnsi="Arial" w:cs="Arial"/>
+        </w:rPr>
+        <w:t xml:space="preserve"> La cantidad total de combinaciones encontradas.</w:t>
+      </w:r>
+    </w:p>
+    <w:p>
+      <w:pPr>
+        <w:pStyle w:val="NormalWeb"/>
+        <w:jc w:val="both"/>
+        <w:rPr>
+          <w:rFonts w:ascii="Arial" w:hAnsi="Arial" w:cs="Arial"/>
+        </w:rPr>
+      </w:pPr>
+      <w:r>
+        <w:rPr>
+          <w:rStyle w:val="Textoennegrita"/>
+          <w:rFonts w:ascii="Arial" w:hAnsi="Arial" w:cs="Arial"/>
+        </w:rPr>
+        <w:t>Lógica:</w:t>
+      </w:r>
+      <w:r>
+        <w:rPr>
+          <w:rFonts w:ascii="Arial" w:hAnsi="Arial" w:cs="Arial"/>
+        </w:rPr>
+        <w:t xml:space="preserve"> Primero limpia la máscara colocando todos sus bytes en cero.</w:t>
+      </w:r>
+    </w:p>
+    <w:p>
+      <w:pPr>
+        <w:pStyle w:val="NormalWeb"/>
+        <w:jc w:val="both"/>
+        <w:rPr>
+          <w:rFonts w:ascii="Arial" w:hAnsi="Arial" w:cs="Arial"/>
+        </w:rPr>
+      </w:pPr>
+      <w:r>
+        <w:rPr>
+          <w:rFonts w:ascii="Arial" w:hAnsi="Arial" w:cs="Arial"/>
+        </w:rPr>
+        <w:t>Después realiza:</w:t>
+      </w:r>
+    </w:p>
+    <w:p>
+      <w:pPr>
+        <w:pStyle w:val="HTMLconformatoprevio"/>
+        <w:jc w:val="both"/>
+        <w:rPr>
+          <w:rStyle w:val="CdigoHTML"/>
+          <w:rFonts w:ascii="Arial" w:eastAsiaTheme="majorEastAsia" w:hAnsi="Arial" w:cs="Arial"/>
+          <w:sz w:val="24"/>
+          <w:szCs w:val="24"/>
+        </w:rPr>
+      </w:pPr>
+      <w:r>
+        <w:rPr>
+          <w:rStyle w:val="CdigoHTML"/>
+          <w:rFonts w:ascii="Arial" w:eastAsiaTheme="majorEastAsia" w:hAnsi="Arial" w:cs="Arial"/>
+          <w:sz w:val="24"/>
+          <w:szCs w:val="24"/>
+        </w:rPr>
+        <w:t>buscar horizontales</w:t>
+      </w:r>
+    </w:p>
+    <w:p>
+      <w:pPr>
+        <w:pStyle w:val="HTMLconformatoprevio"/>
+        <w:jc w:val="both"/>
+        <w:rPr>
+          <w:rStyle w:val="CdigoHTML"/>
+          <w:rFonts w:ascii="Arial" w:eastAsiaTheme="majorEastAsia" w:hAnsi="Arial" w:cs="Arial"/>
+          <w:sz w:val="24"/>
+          <w:szCs w:val="24"/>
+        </w:rPr>
+      </w:pPr>
+      <w:r>
+        <w:rPr>
+          <w:rStyle w:val="CdigoHTML"/>
+          <w:rFonts w:ascii="Arial" w:eastAsiaTheme="majorEastAsia" w:hAnsi="Arial" w:cs="Arial"/>
+          <w:sz w:val="24"/>
+          <w:szCs w:val="24"/>
+        </w:rPr>
+        <w:t xml:space="preserve">        +</w:t>
+      </w:r>
+    </w:p>
+    <w:p>
+      <w:pPr>
+        <w:pStyle w:val="HTMLconformatoprevio"/>
+        <w:jc w:val="both"/>
+        <w:rPr>
+          <w:rFonts w:ascii="Arial" w:hAnsi="Arial" w:cs="Arial"/>
+          <w:sz w:val="24"/>
+          <w:szCs w:val="24"/>
+        </w:rPr>
+      </w:pPr>
+      <w:r>
+        <w:rPr>
+          <w:rStyle w:val="CdigoHTML"/>
+          <w:rFonts w:ascii="Arial" w:eastAsiaTheme="majorEastAsia" w:hAnsi="Arial" w:cs="Arial"/>
+          <w:sz w:val="24"/>
+          <w:szCs w:val="24"/>
+        </w:rPr>
+        <w:t>buscar verticales</w:t>
+      </w:r>
+    </w:p>
+    <w:p>
+      <w:pPr>
+        <w:pStyle w:val="NormalWeb"/>
+        <w:jc w:val="both"/>
+        <w:rPr>
+          <w:rFonts w:ascii="Arial" w:hAnsi="Arial" w:cs="Arial"/>
+        </w:rPr>
+      </w:pPr>
+      <w:r>
+        <w:rPr>
+          <w:rFonts w:ascii="Arial" w:hAnsi="Arial" w:cs="Arial"/>
+        </w:rPr>
+        <w:t>Las dos búsquedas trabajan sobre el tablero original sin modificar ninguna ficha.</w:t>
+      </w:r>
+    </w:p>
+    <w:p>
+      <w:pPr>
+        <w:pStyle w:val="NormalWeb"/>
+        <w:jc w:val="both"/>
+        <w:rPr>
+          <w:rFonts w:ascii="Arial" w:hAnsi="Arial" w:cs="Arial"/>
+        </w:rPr>
+      </w:pPr>
+      <w:r>
+        <w:rPr>
+          <w:rFonts w:ascii="Arial" w:hAnsi="Arial" w:cs="Arial"/>
+        </w:rPr>
+        <w:t>Esto es importante porque si elimináramos una combinación horizontal inmediatamente, podríamos cambiar el tablero antes de revisar una combinación vertical que comparte fichas con ella.</w:t>
+      </w:r>
+    </w:p>
+    <w:p>
+      <w:pPr>
+        <w:pStyle w:val="NormalWeb"/>
+        <w:jc w:val="both"/>
+        <w:rPr>
+          <w:rFonts w:ascii="Arial" w:hAnsi="Arial" w:cs="Arial"/>
+        </w:rPr>
+      </w:pPr>
+      <w:r>
+        <w:rPr>
+          <w:rFonts w:ascii="Arial" w:hAnsi="Arial" w:cs="Arial"/>
+        </w:rPr>
+        <w:t>Al terminar las dos búsquedas la máscara contiene todas las posiciones que realmente deben ser eliminadas.</w:t>
+      </w:r>
+    </w:p>
+    <w:p>
+      <w:pPr>
+        <w:jc w:val="both"/>
+        <w:rPr>
+          <w:rFonts w:ascii="Arial" w:hAnsi="Arial" w:cs="Arial"/>
+        </w:rPr>
+      </w:pPr>
+    </w:p>
+    <w:p>
+      <w:pPr>
+        <w:pStyle w:val="Ttulo2"/>
+        <w:jc w:val="both"/>
+        <w:rPr>
+          <w:rFonts w:ascii="Arial" w:hAnsi="Arial" w:cs="Arial"/>
+          <w:color w:val="auto"/>
+          <w:sz w:val="24"/>
+          <w:szCs w:val="24"/>
+        </w:rPr>
+      </w:pPr>
+      <w:r>
+        <w:rPr>
+          <w:rFonts w:ascii="Arial" w:hAnsi="Arial" w:cs="Arial"/>
+          <w:color w:val="auto"/>
+          <w:sz w:val="24"/>
+          <w:szCs w:val="24"/>
+        </w:rPr>
+        <w:t xml:space="preserve">6. Función eliminar posiciones marcadas = </w:t>
+      </w:r>
+      <w:proofErr w:type="spellStart"/>
+      <w:proofErr w:type="gramStart"/>
+      <w:r>
+        <w:rPr>
+          <w:rStyle w:val="CdigoHTML"/>
+          <w:rFonts w:ascii="Arial" w:eastAsiaTheme="majorEastAsia" w:hAnsi="Arial" w:cs="Arial"/>
+          <w:color w:val="auto"/>
+          <w:sz w:val="24"/>
+          <w:szCs w:val="24"/>
+        </w:rPr>
+        <w:t>eliminarMarcadas</w:t>
+      </w:r>
+      <w:proofErr w:type="spellEnd"/>
+      <w:r>
+        <w:rPr>
+          <w:rStyle w:val="CdigoHTML"/>
+          <w:rFonts w:ascii="Arial" w:eastAsiaTheme="majorEastAsia" w:hAnsi="Arial" w:cs="Arial"/>
+          <w:color w:val="auto"/>
+          <w:sz w:val="24"/>
+          <w:szCs w:val="24"/>
+        </w:rPr>
+        <w:t>(</w:t>
+      </w:r>
+      <w:proofErr w:type="gramEnd"/>
+      <w:r>
+        <w:rPr>
+          <w:rStyle w:val="CdigoHTML"/>
+          <w:rFonts w:ascii="Arial" w:eastAsiaTheme="majorEastAsia" w:hAnsi="Arial" w:cs="Arial"/>
+          <w:color w:val="auto"/>
+          <w:sz w:val="24"/>
+          <w:szCs w:val="24"/>
+        </w:rPr>
+        <w:t>)</w:t>
+      </w:r>
+    </w:p>
+    <w:p>
+      <w:pPr>
+        <w:pStyle w:val="NormalWeb"/>
+        <w:jc w:val="both"/>
+        <w:rPr>
+          <w:rFonts w:ascii="Arial" w:hAnsi="Arial" w:cs="Arial"/>
+        </w:rPr>
+      </w:pPr>
+      <w:r>
+        <w:rPr>
+          <w:rFonts w:ascii="Arial" w:hAnsi="Arial" w:cs="Arial"/>
+        </w:rPr>
+        <w:t>Una vez terminada la detección, esta función utiliza la máscara para realizar las eliminaciones.</w:t>
+      </w:r>
+    </w:p>
+    <w:p>
+      <w:pPr>
+        <w:pStyle w:val="NormalWeb"/>
+        <w:jc w:val="both"/>
+        <w:rPr>
+          <w:rFonts w:ascii="Arial" w:hAnsi="Arial" w:cs="Arial"/>
+        </w:rPr>
+      </w:pPr>
+      <w:r>
+        <w:rPr>
+          <w:rStyle w:val="Textoennegrita"/>
+          <w:rFonts w:ascii="Arial" w:hAnsi="Arial" w:cs="Arial"/>
+        </w:rPr>
+        <w:t>Qué recibe:</w:t>
+      </w:r>
+      <w:r>
+        <w:rPr>
+          <w:rFonts w:ascii="Arial" w:hAnsi="Arial" w:cs="Arial"/>
+        </w:rPr>
+        <w:t xml:space="preserve"> El tablero, filas, columnas y la máscara.</w:t>
+      </w:r>
+    </w:p>
+    <w:p>
+      <w:pPr>
+        <w:pStyle w:val="NormalWeb"/>
+        <w:jc w:val="both"/>
+        <w:rPr>
+          <w:rFonts w:ascii="Arial" w:hAnsi="Arial" w:cs="Arial"/>
+        </w:rPr>
+      </w:pPr>
+      <w:r>
+        <w:rPr>
+          <w:rStyle w:val="Textoennegrita"/>
+          <w:rFonts w:ascii="Arial" w:hAnsi="Arial" w:cs="Arial"/>
+        </w:rPr>
+        <w:t>Qué retorna:</w:t>
+      </w:r>
+      <w:r>
+        <w:rPr>
+          <w:rFonts w:ascii="Arial" w:hAnsi="Arial" w:cs="Arial"/>
+        </w:rPr>
+        <w:t xml:space="preserve"> La cantidad de fichas que realmente fueron eliminadas.</w:t>
+      </w:r>
+    </w:p>
+    <w:p>
+      <w:pPr>
+        <w:pStyle w:val="NormalWeb"/>
+        <w:jc w:val="both"/>
+        <w:rPr>
+          <w:rFonts w:ascii="Arial" w:hAnsi="Arial" w:cs="Arial"/>
+        </w:rPr>
+      </w:pPr>
+      <w:r>
+        <w:rPr>
+          <w:rStyle w:val="Textoennegrita"/>
+          <w:rFonts w:ascii="Arial" w:hAnsi="Arial" w:cs="Arial"/>
+        </w:rPr>
+        <w:t>Lógica:</w:t>
+      </w:r>
+      <w:r>
+        <w:rPr>
+          <w:rFonts w:ascii="Arial" w:hAnsi="Arial" w:cs="Arial"/>
+        </w:rPr>
+        <w:t xml:space="preserve"> Recorre todas las posiciones del tablero utilizando un índice lineal.</w:t>
+      </w:r>
+    </w:p>
+    <w:p>
+      <w:pPr>
+        <w:pStyle w:val="NormalWeb"/>
+        <w:jc w:val="both"/>
+        <w:rPr>
+          <w:rFonts w:ascii="Arial" w:hAnsi="Arial" w:cs="Arial"/>
+        </w:rPr>
+      </w:pPr>
+      <w:r>
+        <w:rPr>
+          <w:rFonts w:ascii="Arial" w:hAnsi="Arial" w:cs="Arial"/>
+        </w:rPr>
+        <w:t>Para cada posición revisa el bit correspondiente dentro de la máscara.</w:t>
+      </w:r>
+    </w:p>
+    <w:p>
+      <w:pPr>
+        <w:pStyle w:val="NormalWeb"/>
+        <w:jc w:val="both"/>
+        <w:rPr>
+          <w:rFonts w:ascii="Arial" w:hAnsi="Arial" w:cs="Arial"/>
+        </w:rPr>
+      </w:pPr>
+      <w:r>
+        <w:rPr>
+          <w:rFonts w:ascii="Arial" w:hAnsi="Arial" w:cs="Arial"/>
+        </w:rPr>
+        <w:t>Si está en:</w:t>
+      </w:r>
+    </w:p>
+    <w:p>
+      <w:pPr>
+        <w:pStyle w:val="HTMLconformatoprevio"/>
+        <w:jc w:val="both"/>
+        <w:rPr>
+          <w:rFonts w:ascii="Arial" w:hAnsi="Arial" w:cs="Arial"/>
+          <w:sz w:val="24"/>
+          <w:szCs w:val="24"/>
+        </w:rPr>
+      </w:pPr>
+      <w:r>
+        <w:rPr>
+          <w:rStyle w:val="CdigoHTML"/>
+          <w:rFonts w:ascii="Arial" w:eastAsiaTheme="majorEastAsia" w:hAnsi="Arial" w:cs="Arial"/>
+          <w:sz w:val="24"/>
+          <w:szCs w:val="24"/>
+        </w:rPr>
+        <w:t>1</w:t>
+      </w:r>
+    </w:p>
+    <w:p>
+      <w:pPr>
+        <w:pStyle w:val="NormalWeb"/>
+        <w:jc w:val="both"/>
+        <w:rPr>
+          <w:rFonts w:ascii="Arial" w:hAnsi="Arial" w:cs="Arial"/>
+        </w:rPr>
+      </w:pPr>
+      <w:r>
+        <w:rPr>
+          <w:rFonts w:ascii="Arial" w:hAnsi="Arial" w:cs="Arial"/>
+        </w:rPr>
+        <w:t xml:space="preserve">se utiliza </w:t>
+      </w:r>
+      <w:proofErr w:type="spellStart"/>
+      <w:proofErr w:type="gramStart"/>
+      <w:r>
+        <w:rPr>
+          <w:rStyle w:val="CdigoHTML"/>
+          <w:rFonts w:ascii="Arial" w:eastAsiaTheme="majorEastAsia" w:hAnsi="Arial" w:cs="Arial"/>
+          <w:sz w:val="24"/>
+          <w:szCs w:val="24"/>
+        </w:rPr>
+        <w:t>escribirFicha</w:t>
+      </w:r>
+      <w:proofErr w:type="spellEnd"/>
+      <w:r>
+        <w:rPr>
+          <w:rStyle w:val="CdigoHTML"/>
+          <w:rFonts w:ascii="Arial" w:eastAsiaTheme="majorEastAsia" w:hAnsi="Arial" w:cs="Arial"/>
+          <w:sz w:val="24"/>
+          <w:szCs w:val="24"/>
+        </w:rPr>
+        <w:t>(</w:t>
+      </w:r>
+      <w:proofErr w:type="gramEnd"/>
+      <w:r>
+        <w:rPr>
+          <w:rStyle w:val="CdigoHTML"/>
+          <w:rFonts w:ascii="Arial" w:eastAsiaTheme="majorEastAsia" w:hAnsi="Arial" w:cs="Arial"/>
+          <w:sz w:val="24"/>
+          <w:szCs w:val="24"/>
+        </w:rPr>
+        <w:t>)</w:t>
+      </w:r>
+      <w:r>
+        <w:rPr>
+          <w:rFonts w:ascii="Arial" w:hAnsi="Arial" w:cs="Arial"/>
+        </w:rPr>
+        <w:t xml:space="preserve"> o su versión por índice para colocar:</w:t>
+      </w:r>
+    </w:p>
+    <w:p>
+      <w:pPr>
+        <w:pStyle w:val="HTMLconformatoprevio"/>
+        <w:jc w:val="both"/>
+        <w:rPr>
+          <w:rFonts w:ascii="Arial" w:hAnsi="Arial" w:cs="Arial"/>
+          <w:sz w:val="24"/>
+          <w:szCs w:val="24"/>
+        </w:rPr>
+      </w:pPr>
+      <w:r>
+        <w:rPr>
+          <w:rStyle w:val="CdigoHTML"/>
+          <w:rFonts w:ascii="Arial" w:eastAsiaTheme="majorEastAsia" w:hAnsi="Arial" w:cs="Arial"/>
+          <w:sz w:val="24"/>
+          <w:szCs w:val="24"/>
+        </w:rPr>
+        <w:t>110</w:t>
+      </w:r>
+    </w:p>
+    <w:p>
+      <w:pPr>
+        <w:pStyle w:val="NormalWeb"/>
+        <w:jc w:val="both"/>
+        <w:rPr>
+          <w:rFonts w:ascii="Arial" w:hAnsi="Arial" w:cs="Arial"/>
+        </w:rPr>
+      </w:pPr>
+      <w:r>
+        <w:rPr>
+          <w:rFonts w:ascii="Arial" w:hAnsi="Arial" w:cs="Arial"/>
+        </w:rPr>
+        <w:t>en esa posición.</w:t>
+      </w:r>
+    </w:p>
+    <w:p>
+      <w:pPr>
+        <w:pStyle w:val="NormalWeb"/>
+        <w:jc w:val="both"/>
+        <w:rPr>
+          <w:rFonts w:ascii="Arial" w:hAnsi="Arial" w:cs="Arial"/>
+        </w:rPr>
+      </w:pPr>
+      <w:r>
+        <w:rPr>
+          <w:rFonts w:ascii="Arial" w:hAnsi="Arial" w:cs="Arial"/>
+        </w:rPr>
+        <w:t>De esta manera una ficha que haya sido marcada tanto horizontal como verticalmente solamente se elimina una vez.</w:t>
+      </w:r>
+    </w:p>
+    <w:p>
+      <w:pPr>
+        <w:jc w:val="both"/>
+        <w:rPr>
+          <w:rFonts w:ascii="Arial" w:hAnsi="Arial" w:cs="Arial"/>
+        </w:rPr>
+      </w:pPr>
+    </w:p>
+    <w:p>
+      <w:pPr>
+        <w:pStyle w:val="Ttulo2"/>
+        <w:jc w:val="both"/>
+        <w:rPr>
+          <w:rFonts w:ascii="Arial" w:hAnsi="Arial" w:cs="Arial"/>
+          <w:color w:val="auto"/>
+          <w:sz w:val="24"/>
+          <w:szCs w:val="24"/>
+        </w:rPr>
+      </w:pPr>
+      <w:r>
+        <w:rPr>
+          <w:rFonts w:ascii="Arial" w:hAnsi="Arial" w:cs="Arial"/>
+          <w:color w:val="auto"/>
+          <w:sz w:val="24"/>
+          <w:szCs w:val="24"/>
+        </w:rPr>
+        <w:lastRenderedPageBreak/>
+        <w:t xml:space="preserve">7. Función para procesar cascadas = </w:t>
+      </w:r>
+      <w:proofErr w:type="spellStart"/>
+      <w:proofErr w:type="gramStart"/>
+      <w:r>
+        <w:rPr>
+          <w:rStyle w:val="CdigoHTML"/>
+          <w:rFonts w:ascii="Arial" w:eastAsiaTheme="majorEastAsia" w:hAnsi="Arial" w:cs="Arial"/>
+          <w:color w:val="auto"/>
+          <w:sz w:val="24"/>
+          <w:szCs w:val="24"/>
+        </w:rPr>
+        <w:t>procesarCascadas</w:t>
+      </w:r>
+      <w:proofErr w:type="spellEnd"/>
+      <w:r>
+        <w:rPr>
+          <w:rStyle w:val="CdigoHTML"/>
+          <w:rFonts w:ascii="Arial" w:eastAsiaTheme="majorEastAsia" w:hAnsi="Arial" w:cs="Arial"/>
+          <w:color w:val="auto"/>
+          <w:sz w:val="24"/>
+          <w:szCs w:val="24"/>
+        </w:rPr>
+        <w:t>(</w:t>
+      </w:r>
+      <w:proofErr w:type="gramEnd"/>
+      <w:r>
+        <w:rPr>
+          <w:rStyle w:val="CdigoHTML"/>
+          <w:rFonts w:ascii="Arial" w:eastAsiaTheme="majorEastAsia" w:hAnsi="Arial" w:cs="Arial"/>
+          <w:color w:val="auto"/>
+          <w:sz w:val="24"/>
+          <w:szCs w:val="24"/>
+        </w:rPr>
+        <w:t>)</w:t>
+      </w:r>
+    </w:p>
+    <w:p>
+      <w:pPr>
+        <w:pStyle w:val="NormalWeb"/>
+        <w:jc w:val="both"/>
+        <w:rPr>
+          <w:rFonts w:ascii="Arial" w:hAnsi="Arial" w:cs="Arial"/>
+        </w:rPr>
+      </w:pPr>
+      <w:r>
+        <w:rPr>
+          <w:rFonts w:ascii="Arial" w:hAnsi="Arial" w:cs="Arial"/>
+        </w:rPr>
+        <w:t>Esta será la función principal de esta fase.</w:t>
+      </w:r>
+    </w:p>
+    <w:p>
+      <w:pPr>
+        <w:pStyle w:val="NormalWeb"/>
+        <w:jc w:val="both"/>
+        <w:rPr>
+          <w:rFonts w:ascii="Arial" w:hAnsi="Arial" w:cs="Arial"/>
+        </w:rPr>
+      </w:pPr>
+      <w:r>
+        <w:rPr>
+          <w:rFonts w:ascii="Arial" w:hAnsi="Arial" w:cs="Arial"/>
+        </w:rPr>
+        <w:t>Su trabajo es coordinar todas las funciones anteriores y repetir el proceso mientras sigan apareciendo nuevas combinaciones.</w:t>
+      </w:r>
+    </w:p>
+    <w:p>
+      <w:pPr>
+        <w:pStyle w:val="NormalWeb"/>
+        <w:jc w:val="both"/>
+        <w:rPr>
+          <w:rFonts w:ascii="Arial" w:hAnsi="Arial" w:cs="Arial"/>
+        </w:rPr>
+      </w:pPr>
+      <w:r>
+        <w:rPr>
+          <w:rStyle w:val="Textoennegrita"/>
+          <w:rFonts w:ascii="Arial" w:hAnsi="Arial" w:cs="Arial"/>
+        </w:rPr>
+        <w:t>Qué recibe:</w:t>
+      </w:r>
+      <w:r>
+        <w:rPr>
+          <w:rFonts w:ascii="Arial" w:hAnsi="Arial" w:cs="Arial"/>
+        </w:rPr>
+        <w:t xml:space="preserve"> El tablero, filas, columnas, la máscara y referencias a los contadores de fichas eliminadas y combinaciones.</w:t>
+      </w:r>
+    </w:p>
+    <w:p>
+      <w:pPr>
+        <w:pStyle w:val="NormalWeb"/>
+        <w:jc w:val="both"/>
+        <w:rPr>
+          <w:rFonts w:ascii="Arial" w:hAnsi="Arial" w:cs="Arial"/>
+        </w:rPr>
+      </w:pPr>
+      <w:r>
+        <w:rPr>
+          <w:rStyle w:val="Textoennegrita"/>
+          <w:rFonts w:ascii="Arial" w:hAnsi="Arial" w:cs="Arial"/>
+        </w:rPr>
+        <w:t>Qué retorna:</w:t>
+      </w:r>
+      <w:r>
+        <w:rPr>
+          <w:rFonts w:ascii="Arial" w:hAnsi="Arial" w:cs="Arial"/>
+        </w:rPr>
+        <w:t xml:space="preserve"> La cantidad de cascadas producidas durante esa jugada.</w:t>
+      </w:r>
+    </w:p>
+    <w:p>
+      <w:pPr>
+        <w:pStyle w:val="NormalWeb"/>
+        <w:jc w:val="both"/>
+        <w:rPr>
+          <w:rFonts w:ascii="Arial" w:hAnsi="Arial" w:cs="Arial"/>
+        </w:rPr>
+      </w:pPr>
+      <w:r>
+        <w:rPr>
+          <w:rStyle w:val="Textoennegrita"/>
+          <w:rFonts w:ascii="Arial" w:hAnsi="Arial" w:cs="Arial"/>
+        </w:rPr>
+        <w:t>Lógica:</w:t>
+      </w:r>
+    </w:p>
+    <w:p>
+      <w:pPr>
+        <w:pStyle w:val="NormalWeb"/>
+        <w:jc w:val="both"/>
+        <w:rPr>
+          <w:rFonts w:ascii="Arial" w:hAnsi="Arial" w:cs="Arial"/>
+        </w:rPr>
+      </w:pPr>
+      <w:r>
+        <w:rPr>
+          <w:rFonts w:ascii="Arial" w:hAnsi="Arial" w:cs="Arial"/>
+        </w:rPr>
+        <w:t>Primero llama a:</w:t>
+      </w:r>
+    </w:p>
+    <w:p>
+      <w:pPr>
+        <w:pStyle w:val="HTMLconformatoprevio"/>
+        <w:jc w:val="both"/>
+        <w:rPr>
+          <w:rFonts w:ascii="Arial" w:hAnsi="Arial" w:cs="Arial"/>
+          <w:sz w:val="24"/>
+          <w:szCs w:val="24"/>
+        </w:rPr>
+      </w:pPr>
+      <w:proofErr w:type="spellStart"/>
+      <w:proofErr w:type="gramStart"/>
+      <w:r>
+        <w:rPr>
+          <w:rStyle w:val="CdigoHTML"/>
+          <w:rFonts w:ascii="Arial" w:eastAsiaTheme="majorEastAsia" w:hAnsi="Arial" w:cs="Arial"/>
+          <w:sz w:val="24"/>
+          <w:szCs w:val="24"/>
+        </w:rPr>
+        <w:t>detectarCombinaciones</w:t>
+      </w:r>
+      <w:proofErr w:type="spellEnd"/>
+      <w:r>
+        <w:rPr>
+          <w:rStyle w:val="CdigoHTML"/>
+          <w:rFonts w:ascii="Arial" w:eastAsiaTheme="majorEastAsia" w:hAnsi="Arial" w:cs="Arial"/>
+          <w:sz w:val="24"/>
+          <w:szCs w:val="24"/>
+        </w:rPr>
+        <w:t>(</w:t>
+      </w:r>
+      <w:proofErr w:type="gramEnd"/>
+      <w:r>
+        <w:rPr>
+          <w:rStyle w:val="CdigoHTML"/>
+          <w:rFonts w:ascii="Arial" w:eastAsiaTheme="majorEastAsia" w:hAnsi="Arial" w:cs="Arial"/>
+          <w:sz w:val="24"/>
+          <w:szCs w:val="24"/>
+        </w:rPr>
+        <w:t>)</w:t>
+      </w:r>
+    </w:p>
+    <w:p>
+      <w:pPr>
+        <w:pStyle w:val="NormalWeb"/>
+        <w:jc w:val="both"/>
+        <w:rPr>
+          <w:rFonts w:ascii="Arial" w:hAnsi="Arial" w:cs="Arial"/>
+        </w:rPr>
+      </w:pPr>
+      <w:r>
+        <w:rPr>
+          <w:rFonts w:ascii="Arial" w:hAnsi="Arial" w:cs="Arial"/>
+        </w:rPr>
+        <w:t>Si no encuentra ninguna combinación, significa que el tablero ya está estable y termina.</w:t>
+      </w:r>
+    </w:p>
+    <w:p>
+      <w:pPr>
+        <w:pStyle w:val="NormalWeb"/>
+        <w:jc w:val="both"/>
+        <w:rPr>
+          <w:rFonts w:ascii="Arial" w:hAnsi="Arial" w:cs="Arial"/>
+        </w:rPr>
+      </w:pPr>
+      <w:r>
+        <w:rPr>
+          <w:rFonts w:ascii="Arial" w:hAnsi="Arial" w:cs="Arial"/>
+        </w:rPr>
+        <w:t>Si encuentra combinaciones realiza:</w:t>
+      </w:r>
+    </w:p>
+    <w:p>
+      <w:pPr>
+        <w:pStyle w:val="HTMLconformatoprevio"/>
+        <w:jc w:val="both"/>
+        <w:rPr>
+          <w:rStyle w:val="CdigoHTML"/>
+          <w:rFonts w:ascii="Arial" w:eastAsiaTheme="majorEastAsia" w:hAnsi="Arial" w:cs="Arial"/>
+          <w:sz w:val="24"/>
+          <w:szCs w:val="24"/>
+        </w:rPr>
+      </w:pPr>
+      <w:r>
+        <w:rPr>
+          <w:rStyle w:val="CdigoHTML"/>
+          <w:rFonts w:ascii="Arial" w:eastAsiaTheme="majorEastAsia" w:hAnsi="Arial" w:cs="Arial"/>
+          <w:sz w:val="24"/>
+          <w:szCs w:val="24"/>
+        </w:rPr>
+        <w:t>detectar combinaciones</w:t>
+      </w:r>
+    </w:p>
+    <w:p>
+      <w:pPr>
+        <w:pStyle w:val="HTMLconformatoprevio"/>
+        <w:jc w:val="both"/>
+        <w:rPr>
+          <w:rStyle w:val="CdigoHTML"/>
+          <w:rFonts w:ascii="Arial" w:eastAsiaTheme="majorEastAsia" w:hAnsi="Arial" w:cs="Arial"/>
+          <w:sz w:val="24"/>
+          <w:szCs w:val="24"/>
+        </w:rPr>
+      </w:pPr>
+      <w:r>
+        <w:rPr>
+          <w:rStyle w:val="CdigoHTML"/>
+          <w:rFonts w:ascii="Arial" w:eastAsiaTheme="majorEastAsia" w:hAnsi="Arial" w:cs="Arial"/>
+          <w:sz w:val="24"/>
+          <w:szCs w:val="24"/>
+        </w:rPr>
+        <w:t xml:space="preserve">        ↓</w:t>
+      </w:r>
+    </w:p>
+    <w:p>
+      <w:pPr>
+        <w:pStyle w:val="HTMLconformatoprevio"/>
+        <w:jc w:val="both"/>
+        <w:rPr>
+          <w:rStyle w:val="CdigoHTML"/>
+          <w:rFonts w:ascii="Arial" w:eastAsiaTheme="majorEastAsia" w:hAnsi="Arial" w:cs="Arial"/>
+          <w:sz w:val="24"/>
+          <w:szCs w:val="24"/>
+        </w:rPr>
+      </w:pPr>
+      <w:proofErr w:type="spellStart"/>
+      <w:proofErr w:type="gramStart"/>
+      <w:r>
+        <w:rPr>
+          <w:rStyle w:val="CdigoHTML"/>
+          <w:rFonts w:ascii="Arial" w:eastAsiaTheme="majorEastAsia" w:hAnsi="Arial" w:cs="Arial"/>
+          <w:sz w:val="24"/>
+          <w:szCs w:val="24"/>
+        </w:rPr>
+        <w:t>eliminarMarcadas</w:t>
+      </w:r>
+      <w:proofErr w:type="spellEnd"/>
+      <w:r>
+        <w:rPr>
+          <w:rStyle w:val="CdigoHTML"/>
+          <w:rFonts w:ascii="Arial" w:eastAsiaTheme="majorEastAsia" w:hAnsi="Arial" w:cs="Arial"/>
+          <w:sz w:val="24"/>
+          <w:szCs w:val="24"/>
+        </w:rPr>
+        <w:t>(</w:t>
+      </w:r>
+      <w:proofErr w:type="gramEnd"/>
+      <w:r>
+        <w:rPr>
+          <w:rStyle w:val="CdigoHTML"/>
+          <w:rFonts w:ascii="Arial" w:eastAsiaTheme="majorEastAsia" w:hAnsi="Arial" w:cs="Arial"/>
+          <w:sz w:val="24"/>
+          <w:szCs w:val="24"/>
+        </w:rPr>
+        <w:t>)</w:t>
+      </w:r>
+    </w:p>
+    <w:p>
+      <w:pPr>
+        <w:pStyle w:val="HTMLconformatoprevio"/>
+        <w:jc w:val="both"/>
+        <w:rPr>
+          <w:rStyle w:val="CdigoHTML"/>
+          <w:rFonts w:ascii="Arial" w:eastAsiaTheme="majorEastAsia" w:hAnsi="Arial" w:cs="Arial"/>
+          <w:sz w:val="24"/>
+          <w:szCs w:val="24"/>
+        </w:rPr>
+      </w:pPr>
+      <w:r>
+        <w:rPr>
+          <w:rStyle w:val="CdigoHTML"/>
+          <w:rFonts w:ascii="Arial" w:eastAsiaTheme="majorEastAsia" w:hAnsi="Arial" w:cs="Arial"/>
+          <w:sz w:val="24"/>
+          <w:szCs w:val="24"/>
+        </w:rPr>
+        <w:t xml:space="preserve">        ↓</w:t>
+      </w:r>
+    </w:p>
+    <w:p>
+      <w:pPr>
+        <w:pStyle w:val="HTMLconformatoprevio"/>
+        <w:jc w:val="both"/>
+        <w:rPr>
+          <w:rStyle w:val="CdigoHTML"/>
+          <w:rFonts w:ascii="Arial" w:eastAsiaTheme="majorEastAsia" w:hAnsi="Arial" w:cs="Arial"/>
+          <w:sz w:val="24"/>
+          <w:szCs w:val="24"/>
+        </w:rPr>
+      </w:pPr>
+      <w:proofErr w:type="spellStart"/>
+      <w:proofErr w:type="gramStart"/>
+      <w:r>
+        <w:rPr>
+          <w:rStyle w:val="CdigoHTML"/>
+          <w:rFonts w:ascii="Arial" w:eastAsiaTheme="majorEastAsia" w:hAnsi="Arial" w:cs="Arial"/>
+          <w:sz w:val="24"/>
+          <w:szCs w:val="24"/>
+        </w:rPr>
+        <w:t>aplicarGravedad</w:t>
+      </w:r>
+      <w:proofErr w:type="spellEnd"/>
+      <w:r>
+        <w:rPr>
+          <w:rStyle w:val="CdigoHTML"/>
+          <w:rFonts w:ascii="Arial" w:eastAsiaTheme="majorEastAsia" w:hAnsi="Arial" w:cs="Arial"/>
+          <w:sz w:val="24"/>
+          <w:szCs w:val="24"/>
+        </w:rPr>
+        <w:t>(</w:t>
+      </w:r>
+      <w:proofErr w:type="gramEnd"/>
+      <w:r>
+        <w:rPr>
+          <w:rStyle w:val="CdigoHTML"/>
+          <w:rFonts w:ascii="Arial" w:eastAsiaTheme="majorEastAsia" w:hAnsi="Arial" w:cs="Arial"/>
+          <w:sz w:val="24"/>
+          <w:szCs w:val="24"/>
+        </w:rPr>
+        <w:t>)</w:t>
+      </w:r>
+    </w:p>
+    <w:p>
+      <w:pPr>
+        <w:pStyle w:val="HTMLconformatoprevio"/>
+        <w:jc w:val="both"/>
+        <w:rPr>
+          <w:rStyle w:val="CdigoHTML"/>
+          <w:rFonts w:ascii="Arial" w:eastAsiaTheme="majorEastAsia" w:hAnsi="Arial" w:cs="Arial"/>
+          <w:sz w:val="24"/>
+          <w:szCs w:val="24"/>
+        </w:rPr>
+      </w:pPr>
+      <w:r>
+        <w:rPr>
+          <w:rStyle w:val="CdigoHTML"/>
+          <w:rFonts w:ascii="Arial" w:eastAsiaTheme="majorEastAsia" w:hAnsi="Arial" w:cs="Arial"/>
+          <w:sz w:val="24"/>
+          <w:szCs w:val="24"/>
+        </w:rPr>
+        <w:t xml:space="preserve">        ↓</w:t>
+      </w:r>
+    </w:p>
+    <w:p>
+      <w:pPr>
+        <w:pStyle w:val="HTMLconformatoprevio"/>
+        <w:jc w:val="both"/>
+        <w:rPr>
+          <w:rStyle w:val="CdigoHTML"/>
+          <w:rFonts w:ascii="Arial" w:eastAsiaTheme="majorEastAsia" w:hAnsi="Arial" w:cs="Arial"/>
+          <w:sz w:val="24"/>
+          <w:szCs w:val="24"/>
+        </w:rPr>
+      </w:pPr>
+      <w:proofErr w:type="spellStart"/>
+      <w:proofErr w:type="gramStart"/>
+      <w:r>
+        <w:rPr>
+          <w:rStyle w:val="CdigoHTML"/>
+          <w:rFonts w:ascii="Arial" w:eastAsiaTheme="majorEastAsia" w:hAnsi="Arial" w:cs="Arial"/>
+          <w:sz w:val="24"/>
+          <w:szCs w:val="24"/>
+        </w:rPr>
+        <w:t>rellenarVaciosSuperiores</w:t>
+      </w:r>
+      <w:proofErr w:type="spellEnd"/>
+      <w:r>
+        <w:rPr>
+          <w:rStyle w:val="CdigoHTML"/>
+          <w:rFonts w:ascii="Arial" w:eastAsiaTheme="majorEastAsia" w:hAnsi="Arial" w:cs="Arial"/>
+          <w:sz w:val="24"/>
+          <w:szCs w:val="24"/>
+        </w:rPr>
+        <w:t>(</w:t>
+      </w:r>
+      <w:proofErr w:type="gramEnd"/>
+      <w:r>
+        <w:rPr>
+          <w:rStyle w:val="CdigoHTML"/>
+          <w:rFonts w:ascii="Arial" w:eastAsiaTheme="majorEastAsia" w:hAnsi="Arial" w:cs="Arial"/>
+          <w:sz w:val="24"/>
+          <w:szCs w:val="24"/>
+        </w:rPr>
+        <w:t>)</w:t>
+      </w:r>
+    </w:p>
+    <w:p>
+      <w:pPr>
+        <w:pStyle w:val="HTMLconformatoprevio"/>
+        <w:jc w:val="both"/>
+        <w:rPr>
+          <w:rStyle w:val="CdigoHTML"/>
+          <w:rFonts w:ascii="Arial" w:eastAsiaTheme="majorEastAsia" w:hAnsi="Arial" w:cs="Arial"/>
+          <w:sz w:val="24"/>
+          <w:szCs w:val="24"/>
+        </w:rPr>
+      </w:pPr>
+      <w:r>
+        <w:rPr>
+          <w:rStyle w:val="CdigoHTML"/>
+          <w:rFonts w:ascii="Arial" w:eastAsiaTheme="majorEastAsia" w:hAnsi="Arial" w:cs="Arial"/>
+          <w:sz w:val="24"/>
+          <w:szCs w:val="24"/>
+        </w:rPr>
+        <w:t xml:space="preserve">        ↓</w:t>
+      </w:r>
+    </w:p>
+    <w:p>
+      <w:pPr>
+        <w:pStyle w:val="HTMLconformatoprevio"/>
+        <w:jc w:val="both"/>
+        <w:rPr>
+          <w:rFonts w:ascii="Arial" w:hAnsi="Arial" w:cs="Arial"/>
+          <w:sz w:val="24"/>
+          <w:szCs w:val="24"/>
+        </w:rPr>
+      </w:pPr>
+      <w:r>
+        <w:rPr>
+          <w:rStyle w:val="CdigoHTML"/>
+          <w:rFonts w:ascii="Arial" w:eastAsiaTheme="majorEastAsia" w:hAnsi="Arial" w:cs="Arial"/>
+          <w:sz w:val="24"/>
+          <w:szCs w:val="24"/>
+        </w:rPr>
+        <w:t>volver a detectar</w:t>
+      </w:r>
+    </w:p>
+    <w:p>
+      <w:pPr>
+        <w:pStyle w:val="NormalWeb"/>
+        <w:jc w:val="both"/>
+        <w:rPr>
+          <w:rFonts w:ascii="Arial" w:hAnsi="Arial" w:cs="Arial"/>
+        </w:rPr>
+      </w:pPr>
+      <w:r>
+        <w:rPr>
+          <w:rFonts w:ascii="Arial" w:hAnsi="Arial" w:cs="Arial"/>
+        </w:rPr>
+        <w:t>Cada vez que se encuentra y resuelve una nueva tanda de combinaciones se aumenta el contador de cascadas.</w:t>
+      </w:r>
+    </w:p>
+    <w:p>
+      <w:pPr>
+        <w:pStyle w:val="NormalWeb"/>
+        <w:jc w:val="both"/>
+        <w:rPr>
+          <w:rFonts w:ascii="Arial" w:hAnsi="Arial" w:cs="Arial"/>
+        </w:rPr>
+      </w:pPr>
+      <w:r>
+        <w:rPr>
+          <w:rFonts w:ascii="Arial" w:hAnsi="Arial" w:cs="Arial"/>
+        </w:rPr>
+        <w:t xml:space="preserve">Esto continúa automáticamente hasta que </w:t>
+      </w:r>
+      <w:proofErr w:type="spellStart"/>
+      <w:proofErr w:type="gramStart"/>
+      <w:r>
+        <w:rPr>
+          <w:rStyle w:val="CdigoHTML"/>
+          <w:rFonts w:ascii="Arial" w:eastAsiaTheme="majorEastAsia" w:hAnsi="Arial" w:cs="Arial"/>
+          <w:sz w:val="24"/>
+          <w:szCs w:val="24"/>
+        </w:rPr>
+        <w:t>detectarCombinaciones</w:t>
+      </w:r>
+      <w:proofErr w:type="spellEnd"/>
+      <w:r>
+        <w:rPr>
+          <w:rStyle w:val="CdigoHTML"/>
+          <w:rFonts w:ascii="Arial" w:eastAsiaTheme="majorEastAsia" w:hAnsi="Arial" w:cs="Arial"/>
+          <w:sz w:val="24"/>
+          <w:szCs w:val="24"/>
+        </w:rPr>
+        <w:t>(</w:t>
+      </w:r>
+      <w:proofErr w:type="gramEnd"/>
+      <w:r>
+        <w:rPr>
+          <w:rStyle w:val="CdigoHTML"/>
+          <w:rFonts w:ascii="Arial" w:eastAsiaTheme="majorEastAsia" w:hAnsi="Arial" w:cs="Arial"/>
+          <w:sz w:val="24"/>
+          <w:szCs w:val="24"/>
+        </w:rPr>
+        <w:t>)</w:t>
+      </w:r>
+      <w:r>
+        <w:rPr>
+          <w:rFonts w:ascii="Arial" w:hAnsi="Arial" w:cs="Arial"/>
+        </w:rPr>
+        <w:t xml:space="preserve"> retorne cero.</w:t>
+      </w:r>
+    </w:p>
+    <w:p>
+      <w:pPr>
+        <w:jc w:val="both"/>
+        <w:rPr>
+          <w:rFonts w:ascii="Arial" w:hAnsi="Arial" w:cs="Arial"/>
+        </w:rPr>
+      </w:pPr>
+    </w:p>
+    <w:p>
+      <w:pPr>
+        <w:pStyle w:val="Ttulo2"/>
+        <w:jc w:val="both"/>
+        <w:rPr>
+          <w:rFonts w:ascii="Arial" w:hAnsi="Arial" w:cs="Arial"/>
+          <w:color w:val="auto"/>
+          <w:sz w:val="24"/>
+          <w:szCs w:val="24"/>
+        </w:rPr>
+      </w:pPr>
+      <w:r>
+        <w:rPr>
+          <w:rFonts w:ascii="Arial" w:hAnsi="Arial" w:cs="Arial"/>
+          <w:color w:val="auto"/>
+          <w:sz w:val="24"/>
+          <w:szCs w:val="24"/>
+        </w:rPr>
+        <w:t>Consideración de eficiencia de la Fase 4:</w:t>
+      </w:r>
+    </w:p>
+    <w:p>
+      <w:pPr>
+        <w:pStyle w:val="NormalWeb"/>
+        <w:jc w:val="both"/>
+        <w:rPr>
+          <w:rFonts w:ascii="Arial" w:hAnsi="Arial" w:cs="Arial"/>
+        </w:rPr>
+      </w:pPr>
+      <w:r>
+        <w:rPr>
+          <w:rFonts w:ascii="Arial" w:hAnsi="Arial" w:cs="Arial"/>
+        </w:rPr>
+        <w:t>En esta fase intentamos utilizar la menor cantidad posible de memoria adicional.</w:t>
+      </w:r>
+    </w:p>
+    <w:p>
+      <w:pPr>
+        <w:pStyle w:val="NormalWeb"/>
+        <w:jc w:val="both"/>
+        <w:rPr>
+          <w:rFonts w:ascii="Arial" w:hAnsi="Arial" w:cs="Arial"/>
+        </w:rPr>
+      </w:pPr>
+      <w:r>
+        <w:rPr>
+          <w:rFonts w:ascii="Arial" w:hAnsi="Arial" w:cs="Arial"/>
+        </w:rPr>
+        <w:t>El tablero principal continúa ocupando:</w:t>
+      </w:r>
+    </w:p>
+    <w:p>
+      <w:pPr>
+        <w:pStyle w:val="HTMLconformatoprevio"/>
+        <w:jc w:val="both"/>
+        <w:rPr>
+          <w:rFonts w:ascii="Arial" w:hAnsi="Arial" w:cs="Arial"/>
+          <w:sz w:val="24"/>
+          <w:szCs w:val="24"/>
+        </w:rPr>
+      </w:pPr>
+      <w:r>
+        <w:rPr>
+          <w:rStyle w:val="CdigoHTML"/>
+          <w:rFonts w:ascii="Arial" w:eastAsiaTheme="majorEastAsia" w:hAnsi="Arial" w:cs="Arial"/>
+          <w:sz w:val="24"/>
+          <w:szCs w:val="24"/>
+        </w:rPr>
+        <w:t>3 bits por ficha</w:t>
+      </w:r>
+    </w:p>
+    <w:p>
+      <w:pPr>
+        <w:pStyle w:val="NormalWeb"/>
+        <w:jc w:val="both"/>
+        <w:rPr>
+          <w:rFonts w:ascii="Arial" w:hAnsi="Arial" w:cs="Arial"/>
+        </w:rPr>
+      </w:pPr>
+      <w:r>
+        <w:rPr>
+          <w:rFonts w:ascii="Arial" w:hAnsi="Arial" w:cs="Arial"/>
+        </w:rPr>
+        <w:t>y la máscara temporal solamente:</w:t>
+      </w:r>
+    </w:p>
+    <w:p>
+      <w:pPr>
+        <w:pStyle w:val="HTMLconformatoprevio"/>
+        <w:jc w:val="both"/>
+        <w:rPr>
+          <w:rFonts w:ascii="Arial" w:hAnsi="Arial" w:cs="Arial"/>
+          <w:sz w:val="24"/>
+          <w:szCs w:val="24"/>
+        </w:rPr>
+      </w:pPr>
+      <w:r>
+        <w:rPr>
+          <w:rStyle w:val="CdigoHTML"/>
+          <w:rFonts w:ascii="Arial" w:eastAsiaTheme="majorEastAsia" w:hAnsi="Arial" w:cs="Arial"/>
+          <w:sz w:val="24"/>
+          <w:szCs w:val="24"/>
+        </w:rPr>
+        <w:t>1 bit por posición</w:t>
+      </w:r>
+    </w:p>
+    <w:p>
+      <w:pPr>
+        <w:pStyle w:val="NormalWeb"/>
+        <w:jc w:val="both"/>
+        <w:rPr>
+          <w:rFonts w:ascii="Arial" w:hAnsi="Arial" w:cs="Arial"/>
+        </w:rPr>
+      </w:pPr>
+      <w:r>
+        <w:rPr>
+          <w:rFonts w:ascii="Arial" w:hAnsi="Arial" w:cs="Arial"/>
+        </w:rPr>
+        <w:t>No utilizamos matrices de enteros, vectores ni estructuras adicionales para almacenar las coordenadas de las combinaciones.</w:t>
+      </w:r>
+    </w:p>
+    <w:p>
+      <w:pPr>
+        <w:pStyle w:val="NormalWeb"/>
+        <w:jc w:val="both"/>
+        <w:rPr>
+          <w:rFonts w:ascii="Arial" w:hAnsi="Arial" w:cs="Arial"/>
+        </w:rPr>
+      </w:pPr>
+      <w:r>
+        <w:rPr>
+          <w:rFonts w:ascii="Arial" w:hAnsi="Arial" w:cs="Arial"/>
+        </w:rPr>
+        <w:lastRenderedPageBreak/>
+        <w:t>También se utilizan índices lineales en varios recorridos para evitar convertir constantemente fila y columna a posición cuando no es necesario.</w:t>
+      </w:r>
+    </w:p>
+    <w:p>
+      <w:pPr>
+        <w:pStyle w:val="NormalWeb"/>
+        <w:jc w:val="both"/>
+        <w:rPr>
+          <w:rFonts w:ascii="Arial" w:hAnsi="Arial" w:cs="Arial"/>
+        </w:rPr>
+      </w:pPr>
+      <w:r>
+        <w:rPr>
+          <w:rFonts w:ascii="Arial" w:hAnsi="Arial" w:cs="Arial"/>
+        </w:rPr>
+        <w:t>Hasta este punto ya podemos realizar una eliminación, aplicar gravedad, generar nuevas fichas, detectar combinaciones horizontales y verticales y continuar procesando cascadas hasta que el tablero quede estable.</w:t>
+      </w:r>
+    </w:p>
+    <w:p>
+      <w:pPr>
+        <w:jc w:val="both"/>
+        <w:rPr>
+          <w:rFonts w:ascii="Arial" w:hAnsi="Arial" w:cs="Arial"/>
+        </w:rPr>
+      </w:pPr>
+    </w:p>
     <w:sectPr>
       <w:pgSz w:w="12240" w:h="15840"/>
       <w:pgMar w:top="1417" w:right="1701" w:bottom="1417" w:left="1701" w:header="708" w:footer="708" w:gutter="0"/>
@@ -1644,7 +6396,7 @@
 </file>
 
 <file path=word/numbering.xml><?xml version="1.0" encoding="utf-8"?>
-<w:numbering xmlns:wpc="http://schemas.microsoft.com/office/word/2010/wordprocessingCanvas" xmlns:cx="http://schemas.microsoft.com/office/drawing/2014/chartex" xmlns:cx1="http://schemas.microsoft.com/office/drawing/2015/9/8/chartex" xmlns:cx2="http://schemas.microsoft.com/office/drawing/2015/10/21/chartex" xmlns:cx3="http://schemas.microsoft.com/office/drawing/2016/5/9/chartex" xmlns:cx4="http://schemas.microsoft.com/office/drawing/2016/5/10/chartex" xmlns:cx5="http://schemas.microsoft.com/office/drawing/2016/5/11/chartex" xmlns:cx6="http://schemas.microsoft.com/office/drawing/2016/5/12/chartex" xmlns:cx7="http://schemas.microsoft.com/office/drawing/2016/5/13/chartex" xmlns:cx8="http://schemas.microsoft.com/office/drawing/2016/5/14/chartex" xmlns:mc="http://schemas.openxmlformats.org/markup-compatibility/2006" xmlns:aink="http://schemas.microsoft.com/office/drawing/2016/ink" xmlns:am3d="http://schemas.microsoft.com/office/drawing/2017/model3d" xmlns:o="urn:schemas-microsoft-com:office:office" xmlns:oel="http://schemas.microsoft.com/office/2019/extlst" xmlns:r="http://schemas.openxmlformats.org/officeDocument/2006/relationships" xmlns:m="http://schemas.openxmlformats.org/officeDocument/2006/math" xmlns:v="urn:schemas-microsoft-com:vml" xmlns:wp14="http://schemas.microsoft.com/office/word/2010/wordprocessingDrawing" xmlns:wp="http://schemas.openxmlformats.org/drawingml/2006/wordprocessingDrawing" xmlns:w10="urn:schemas-microsoft-com:office:word" xmlns:w="http://schemas.openxmlformats.org/wordprocessingml/2006/main" xmlns:w14="http://schemas.microsoft.com/office/word/2010/wordml" xmlns:w15="http://schemas.microsoft.com/office/word/2012/wordml" xmlns:w16cex="http://schemas.microsoft.com/office/word/2018/wordml/cex" xmlns:w16cid="http://schemas.microsoft.com/office/word/2016/wordml/cid" xmlns:w16="http://schemas.microsoft.com/office/word/2018/wordml" xmlns:w16du="http://schemas.microsoft.com/office/word/2023/wordml/word16du" xmlns:w16sdtdh="http://schemas.microsoft.com/office/word/2020/wordml/sdtdatahash" xmlns:w16sdtfl="http://schemas.microsoft.com/office/word/2024/wordml/sdtformatlock" xmlns:w16se="http://schemas.microsoft.com/office/word/2015/wordml/symex" xmlns:wpg="http://schemas.microsoft.com/office/word/2010/wordprocessingGroup" xmlns:wpi="http://schemas.microsoft.com/office/word/2010/wordprocessingInk" xmlns:wne="http://schemas.microsoft.com/office/word/2006/wordml" xmlns:wps="http://schemas.microsoft.com/office/word/2010/wordprocessingShape" mc:Ignorable="w14 w15 w16se w16cid w16 w16cex w16sdtdh w16sdtfl w16du wp14">
+<w:numbering xmlns:wpc="http://schemas.microsoft.com/office/word/2010/wordprocessingCanvas" xmlns:cx="http://schemas.microsoft.com/office/drawing/2014/chartex" xmlns:cx1="http://schemas.microsoft.com/office/drawing/2015/9/8/chartex" xmlns:cx2="http://schemas.microsoft.com/office/drawing/2015/10/21/chartex" xmlns:cx3="http://schemas.microsoft.com/office/drawing/2016/5/9/chartex" xmlns:cx4="http://schemas.microsoft.com/office/drawing/2016/5/10/chartex" xmlns:cx5="http://schemas.microsoft.com/office/drawing/2016/5/11/chartex" xmlns:cx6="http://schemas.microsoft.com/office/drawing/2016/5/12/chartex" xmlns:cx7="http://schemas.microsoft.com/office/drawing/2016/5/13/chartex" xmlns:cx8="http://schemas.microsoft.com/office/drawing/2016/5/14/chartex" xmlns:mc="http://schemas.openxmlformats.org/markup-compatibility/2006" xmlns:aink="http://schemas.microsoft.com/office/drawing/2016/ink" xmlns:am3d="http://schemas.microsoft.com/office/drawing/2017/model3d" xmlns:o="urn:schemas-microsoft-com:office:office" xmlns:r="http://schemas.openxmlformats.org/officeDocument/2006/relationships" xmlns:m="http://schemas.openxmlformats.org/officeDocument/2006/math" xmlns:v="urn:schemas-microsoft-com:vml" xmlns:wp14="http://schemas.microsoft.com/office/word/2010/wordprocessingDrawing" xmlns:wp="http://schemas.openxmlformats.org/drawingml/2006/wordprocessingDrawing" xmlns:w10="urn:schemas-microsoft-com:office:word" xmlns:w="http://schemas.openxmlformats.org/wordprocessingml/2006/main" xmlns:w14="http://schemas.microsoft.com/office/word/2010/wordml" xmlns:w15="http://schemas.microsoft.com/office/word/2012/wordml" xmlns:w16cex="http://schemas.microsoft.com/office/word/2018/wordml/cex" xmlns:w16cid="http://schemas.microsoft.com/office/word/2016/wordml/cid" xmlns:w16="http://schemas.microsoft.com/office/word/2018/wordml" xmlns:w16sdtdh="http://schemas.microsoft.com/office/word/2020/wordml/sdtdatahash" xmlns:w16se="http://schemas.microsoft.com/office/word/2015/wordml/symex" xmlns:wpg="http://schemas.microsoft.com/office/word/2010/wordprocessingGroup" xmlns:wpi="http://schemas.microsoft.com/office/word/2010/wordprocessingInk" xmlns:wne="http://schemas.microsoft.com/office/word/2006/wordml" xmlns:wps="http://schemas.microsoft.com/office/word/2010/wordprocessingShape" mc:Ignorable="w14 w15 w16se w16cid w16 w16cex w16sdtdh wp14">
   <w:abstractNum w:abstractNumId="0" w15:restartNumberingAfterBreak="0">
     <w:nsid w:val="255C6354"/>
     <w:multiLevelType w:val="hybridMultilevel"/>
@@ -1884,9 +6636,9 @@
     </w:lvl>
   </w:abstractNum>
   <w:abstractNum w:abstractNumId="2" w15:restartNumberingAfterBreak="0">
-    <w:nsid w:val="4F123BF9"/>
+    <w:nsid w:val="4090199F"/>
     <w:multiLevelType w:val="multilevel"/>
-    <w:tmpl w:val="0F8A86D8"/>
+    <w:tmpl w:val="3B2EE0F0"/>
     <w:lvl w:ilvl="0">
       <w:start w:val="1"/>
       <w:numFmt w:val="bullet"/>
@@ -2033,9 +6785,9 @@
     </w:lvl>
   </w:abstractNum>
   <w:abstractNum w:abstractNumId="3" w15:restartNumberingAfterBreak="0">
-    <w:nsid w:val="663D7153"/>
+    <w:nsid w:val="4F123BF9"/>
     <w:multiLevelType w:val="multilevel"/>
-    <w:tmpl w:val="B9489B72"/>
+    <w:tmpl w:val="0F8A86D8"/>
     <w:lvl w:ilvl="0">
       <w:start w:val="1"/>
       <w:numFmt w:val="bullet"/>
@@ -2181,23 +6933,175 @@
       </w:rPr>
     </w:lvl>
   </w:abstractNum>
-  <w:num w:numId="1" w16cid:durableId="1699240406">
+  <w:abstractNum w:abstractNumId="4" w15:restartNumberingAfterBreak="0">
+    <w:nsid w:val="663D7153"/>
+    <w:multiLevelType w:val="multilevel"/>
+    <w:tmpl w:val="B9489B72"/>
+    <w:lvl w:ilvl="0">
+      <w:start w:val="1"/>
+      <w:numFmt w:val="bullet"/>
+      <w:lvlText w:val=""/>
+      <w:lvlJc w:val="left"/>
+      <w:pPr>
+        <w:tabs>
+          <w:tab w:val="num" w:pos="720"/>
+        </w:tabs>
+        <w:ind w:left="720" w:hanging="360"/>
+      </w:pPr>
+      <w:rPr>
+        <w:rFonts w:ascii="Symbol" w:hAnsi="Symbol" w:hint="default"/>
+        <w:sz w:val="20"/>
+      </w:rPr>
+    </w:lvl>
+    <w:lvl w:ilvl="1" w:tentative="1">
+      <w:start w:val="1"/>
+      <w:numFmt w:val="bullet"/>
+      <w:lvlText w:val="o"/>
+      <w:lvlJc w:val="left"/>
+      <w:pPr>
+        <w:tabs>
+          <w:tab w:val="num" w:pos="1440"/>
+        </w:tabs>
+        <w:ind w:left="1440" w:hanging="360"/>
+      </w:pPr>
+      <w:rPr>
+        <w:rFonts w:ascii="Courier New" w:hAnsi="Courier New" w:hint="default"/>
+        <w:sz w:val="20"/>
+      </w:rPr>
+    </w:lvl>
+    <w:lvl w:ilvl="2" w:tentative="1">
+      <w:start w:val="1"/>
+      <w:numFmt w:val="bullet"/>
+      <w:lvlText w:val=""/>
+      <w:lvlJc w:val="left"/>
+      <w:pPr>
+        <w:tabs>
+          <w:tab w:val="num" w:pos="2160"/>
+        </w:tabs>
+        <w:ind w:left="2160" w:hanging="360"/>
+      </w:pPr>
+      <w:rPr>
+        <w:rFonts w:ascii="Wingdings" w:hAnsi="Wingdings" w:hint="default"/>
+        <w:sz w:val="20"/>
+      </w:rPr>
+    </w:lvl>
+    <w:lvl w:ilvl="3" w:tentative="1">
+      <w:start w:val="1"/>
+      <w:numFmt w:val="bullet"/>
+      <w:lvlText w:val=""/>
+      <w:lvlJc w:val="left"/>
+      <w:pPr>
+        <w:tabs>
+          <w:tab w:val="num" w:pos="2880"/>
+        </w:tabs>
+        <w:ind w:left="2880" w:hanging="360"/>
+      </w:pPr>
+      <w:rPr>
+        <w:rFonts w:ascii="Wingdings" w:hAnsi="Wingdings" w:hint="default"/>
+        <w:sz w:val="20"/>
+      </w:rPr>
+    </w:lvl>
+    <w:lvl w:ilvl="4" w:tentative="1">
+      <w:start w:val="1"/>
+      <w:numFmt w:val="bullet"/>
+      <w:lvlText w:val=""/>
+      <w:lvlJc w:val="left"/>
+      <w:pPr>
+        <w:tabs>
+          <w:tab w:val="num" w:pos="3600"/>
+        </w:tabs>
+        <w:ind w:left="3600" w:hanging="360"/>
+      </w:pPr>
+      <w:rPr>
+        <w:rFonts w:ascii="Wingdings" w:hAnsi="Wingdings" w:hint="default"/>
+        <w:sz w:val="20"/>
+      </w:rPr>
+    </w:lvl>
+    <w:lvl w:ilvl="5" w:tentative="1">
+      <w:start w:val="1"/>
+      <w:numFmt w:val="bullet"/>
+      <w:lvlText w:val=""/>
+      <w:lvlJc w:val="left"/>
+      <w:pPr>
+        <w:tabs>
+          <w:tab w:val="num" w:pos="4320"/>
+        </w:tabs>
+        <w:ind w:left="4320" w:hanging="360"/>
+      </w:pPr>
+      <w:rPr>
+        <w:rFonts w:ascii="Wingdings" w:hAnsi="Wingdings" w:hint="default"/>
+        <w:sz w:val="20"/>
+      </w:rPr>
+    </w:lvl>
+    <w:lvl w:ilvl="6" w:tentative="1">
+      <w:start w:val="1"/>
+      <w:numFmt w:val="bullet"/>
+      <w:lvlText w:val=""/>
+      <w:lvlJc w:val="left"/>
+      <w:pPr>
+        <w:tabs>
+          <w:tab w:val="num" w:pos="5040"/>
+        </w:tabs>
+        <w:ind w:left="5040" w:hanging="360"/>
+      </w:pPr>
+      <w:rPr>
+        <w:rFonts w:ascii="Wingdings" w:hAnsi="Wingdings" w:hint="default"/>
+        <w:sz w:val="20"/>
+      </w:rPr>
+    </w:lvl>
+    <w:lvl w:ilvl="7" w:tentative="1">
+      <w:start w:val="1"/>
+      <w:numFmt w:val="bullet"/>
+      <w:lvlText w:val=""/>
+      <w:lvlJc w:val="left"/>
+      <w:pPr>
+        <w:tabs>
+          <w:tab w:val="num" w:pos="5760"/>
+        </w:tabs>
+        <w:ind w:left="5760" w:hanging="360"/>
+      </w:pPr>
+      <w:rPr>
+        <w:rFonts w:ascii="Wingdings" w:hAnsi="Wingdings" w:hint="default"/>
+        <w:sz w:val="20"/>
+      </w:rPr>
+    </w:lvl>
+    <w:lvl w:ilvl="8" w:tentative="1">
+      <w:start w:val="1"/>
+      <w:numFmt w:val="bullet"/>
+      <w:lvlText w:val=""/>
+      <w:lvlJc w:val="left"/>
+      <w:pPr>
+        <w:tabs>
+          <w:tab w:val="num" w:pos="6480"/>
+        </w:tabs>
+        <w:ind w:left="6480" w:hanging="360"/>
+      </w:pPr>
+      <w:rPr>
+        <w:rFonts w:ascii="Wingdings" w:hAnsi="Wingdings" w:hint="default"/>
+        <w:sz w:val="20"/>
+      </w:rPr>
+    </w:lvl>
+  </w:abstractNum>
+  <w:num w:numId="1">
+    <w:abstractNumId w:val="4"/>
+  </w:num>
+  <w:num w:numId="2">
+    <w:abstractNumId w:val="1"/>
+  </w:num>
+  <w:num w:numId="3">
     <w:abstractNumId w:val="3"/>
   </w:num>
-  <w:num w:numId="2" w16cid:durableId="535391248">
-    <w:abstractNumId w:val="1"/>
+  <w:num w:numId="4">
+    <w:abstractNumId w:val="0"/>
   </w:num>
-  <w:num w:numId="3" w16cid:durableId="1320420967">
+  <w:num w:numId="5">
     <w:abstractNumId w:val="2"/>
-  </w:num>
-  <w:num w:numId="4" w16cid:durableId="2134474122">
-    <w:abstractNumId w:val="0"/>
   </w:num>
 </w:numbering>
 </file>
 
 <file path=word/styles.xml><?xml version="1.0" encoding="utf-8"?>
-<w:styles xmlns:mc="http://schemas.openxmlformats.org/markup-compatibility/2006" xmlns:r="http://schemas.openxmlformats.org/officeDocument/2006/relationships" xmlns:w="http://schemas.openxmlformats.org/wordprocessingml/2006/main" xmlns:w14="http://schemas.microsoft.com/office/word/2010/wordml" xmlns:w15="http://schemas.microsoft.com/office/word/2012/wordml" xmlns:w16cex="http://schemas.microsoft.com/office/word/2018/wordml/cex" xmlns:w16cid="http://schemas.microsoft.com/office/word/2016/wordml/cid" xmlns:w16="http://schemas.microsoft.com/office/word/2018/wordml" xmlns:w16du="http://schemas.microsoft.com/office/word/2023/wordml/word16du" xmlns:w16sdtdh="http://schemas.microsoft.com/office/word/2020/wordml/sdtdatahash" xmlns:w16sdtfl="http://schemas.microsoft.com/office/word/2024/wordml/sdtformatlock" xmlns:w16se="http://schemas.microsoft.com/office/word/2015/wordml/symex" mc:Ignorable="w14 w15 w16se w16cid w16 w16cex w16sdtdh w16sdtfl w16du">
+<w:styles xmlns:mc="http://schemas.openxmlformats.org/markup-compatibility/2006" xmlns:r="http://schemas.openxmlformats.org/officeDocument/2006/relationships" xmlns:w="http://schemas.openxmlformats.org/wordprocessingml/2006/main" xmlns:w14="http://schemas.microsoft.com/office/word/2010/wordml" xmlns:w15="http://schemas.microsoft.com/office/word/2012/wordml" xmlns:w16cex="http://schemas.microsoft.com/office/word/2018/wordml/cex" xmlns:w16cid="http://schemas.microsoft.com/office/word/2016/wordml/cid" xmlns:w16="http://schemas.microsoft.com/office/word/2018/wordml" xmlns:w16sdtdh="http://schemas.microsoft.com/office/word/2020/wordml/sdtdatahash" xmlns:w16se="http://schemas.microsoft.com/office/word/2015/wordml/symex" mc:Ignorable="w14 w15 w16se w16cid w16 w16cex w16sdtdh">
   <w:docDefaults>
     <w:rPrDefault>
       <w:rPr>
@@ -2799,6 +7703,7 @@
   <w:style w:type="character" w:default="1" w:styleId="Fuentedeprrafopredeter">
     <w:name w:val="Default Paragraph Font"/>
     <w:uiPriority w:val="1"/>
+    <w:semiHidden/>
     <w:unhideWhenUsed/>
   </w:style>
   <w:style w:type="table" w:default="1" w:styleId="Tablanormal">
@@ -3123,6 +8028,84 @@
       <w:rFonts w:ascii="Times New Roman" w:hAnsi="Times New Roman" w:cs="Times New Roman"/>
     </w:rPr>
   </w:style>
+  <w:style w:type="character" w:styleId="CdigoHTML">
+    <w:name w:val="HTML Code"/>
+    <w:basedOn w:val="Fuentedeprrafopredeter"/>
+    <w:uiPriority w:val="99"/>
+    <w:semiHidden/>
+    <w:unhideWhenUsed/>
+    <w:rsid w:val="00BF74FE"/>
+    <w:rPr>
+      <w:rFonts w:ascii="Courier New" w:eastAsia="Times New Roman" w:hAnsi="Courier New" w:cs="Courier New"/>
+      <w:sz w:val="20"/>
+      <w:szCs w:val="20"/>
+    </w:rPr>
+  </w:style>
+  <w:style w:type="character" w:styleId="Textoennegrita">
+    <w:name w:val="Strong"/>
+    <w:basedOn w:val="Fuentedeprrafopredeter"/>
+    <w:uiPriority w:val="22"/>
+    <w:qFormat/>
+    <w:rsid w:val="00BF74FE"/>
+    <w:rPr>
+      <w:b/>
+      <w:bCs/>
+    </w:rPr>
+  </w:style>
+  <w:style w:type="paragraph" w:styleId="HTMLconformatoprevio">
+    <w:name w:val="HTML Preformatted"/>
+    <w:basedOn w:val="Normal"/>
+    <w:link w:val="HTMLconformatoprevioCar"/>
+    <w:uiPriority w:val="99"/>
+    <w:semiHidden/>
+    <w:unhideWhenUsed/>
+    <w:rsid w:val="00BF74FE"/>
+    <w:pPr>
+      <w:tabs>
+        <w:tab w:val="left" w:pos="916"/>
+        <w:tab w:val="left" w:pos="1832"/>
+        <w:tab w:val="left" w:pos="2748"/>
+        <w:tab w:val="left" w:pos="3664"/>
+        <w:tab w:val="left" w:pos="4580"/>
+        <w:tab w:val="left" w:pos="5496"/>
+        <w:tab w:val="left" w:pos="6412"/>
+        <w:tab w:val="left" w:pos="7328"/>
+        <w:tab w:val="left" w:pos="8244"/>
+        <w:tab w:val="left" w:pos="9160"/>
+        <w:tab w:val="left" w:pos="10076"/>
+        <w:tab w:val="left" w:pos="10992"/>
+        <w:tab w:val="left" w:pos="11908"/>
+        <w:tab w:val="left" w:pos="12824"/>
+        <w:tab w:val="left" w:pos="13740"/>
+        <w:tab w:val="left" w:pos="14656"/>
+      </w:tabs>
+      <w:spacing w:after="0" w:line="240" w:lineRule="auto"/>
+    </w:pPr>
+    <w:rPr>
+      <w:rFonts w:ascii="Courier New" w:eastAsia="Times New Roman" w:hAnsi="Courier New" w:cs="Courier New"/>
+      <w:kern w:val="0"/>
+      <w:sz w:val="20"/>
+      <w:szCs w:val="20"/>
+      <w:lang w:eastAsia="es-CO"/>
+      <w14:ligatures w14:val="none"/>
+    </w:rPr>
+  </w:style>
+  <w:style w:type="character" w:customStyle="1" w:styleId="HTMLconformatoprevioCar">
+    <w:name w:val="HTML con formato previo Car"/>
+    <w:basedOn w:val="Fuentedeprrafopredeter"/>
+    <w:link w:val="HTMLconformatoprevio"/>
+    <w:uiPriority w:val="99"/>
+    <w:semiHidden/>
+    <w:rsid w:val="00BF74FE"/>
+    <w:rPr>
+      <w:rFonts w:ascii="Courier New" w:eastAsia="Times New Roman" w:hAnsi="Courier New" w:cs="Courier New"/>
+      <w:kern w:val="0"/>
+      <w:sz w:val="20"/>
+      <w:szCs w:val="20"/>
+      <w:lang w:eastAsia="es-CO"/>
+      <w14:ligatures w14:val="none"/>
+    </w:rPr>
+  </w:style>
 </w:styles>
 </file>
 
